--- a/Interview_Prep_Guide_Builder_User_Guide.docx
+++ b/Interview_Prep_Guide_Builder_User_Guide.docx
@@ -77,7 +77,7 @@
         <w:t xml:space="preserve"> </w:t>
       </w:r>
       <w:r>
-        <w:t xml:space="preserve">August 12, 2026 (Objection Reframing section and the worry-areas field updated August 17, 2026)</w:t>
+        <w:t xml:space="preserve">August 12, 2026 (Objection Reframing section and the worry-areas field updated August 17, 2026; Candidate SWOT Analysis and the optional STAR Stories field added September 1, 2026)</w:t>
       </w:r>
     </w:p>
     <w:p>
@@ -493,6 +493,32 @@
           </w:p>
         </w:tc>
       </w:tr>
+      <w:tr>
+        <w:tc>
+          <w:tcPr/>
+          <w:p>
+            <w:pPr>
+              <w:pStyle w:val="Compact"/>
+              <w:jc w:val="left"/>
+            </w:pPr>
+            <w:r>
+              <w:t xml:space="preserve">STAR Stories — up to 3 (optional, Hiring Manager and General/Other modes only)</w:t>
+            </w:r>
+          </w:p>
+        </w:tc>
+        <w:tc>
+          <w:tcPr/>
+          <w:p>
+            <w:pPr>
+              <w:pStyle w:val="Compact"/>
+              <w:jc w:val="left"/>
+            </w:pPr>
+            <w:r>
+              <w:t xml:space="preserve">Write out your own Situation / Task / Action / Result for up to three stories if you already know which ones you want to use. The guide uses these exactly as written instead of just pointing you to a resume bullet — see Section 5 (Hiring Manager) or Section 6 (General/Other) below. Leave all three blank and the guide falls back to its usual behavior: identifying the strongest resume bullets and prompting you to structure them yourself. Not shown in Recruiter Screen mode, since that mode doesn’t use behavioral/STAR-style questions.</w:t>
+            </w:r>
+          </w:p>
+        </w:tc>
+      </w:tr>
     </w:tbl>
     <w:bookmarkEnd w:id="24"/>
     <w:bookmarkStart w:id="27" w:name="recruiter-screen-mode"/>
@@ -1004,6 +1030,28 @@
           <w:bCs/>
           <w:b/>
         </w:rPr>
+        <w:t xml:space="preserve">Candidate SWOT Analysis</w:t>
+      </w:r>
+      <w:r>
+        <w:t xml:space="preserve"> </w:t>
+      </w:r>
+      <w:r>
+        <w:t xml:space="preserve">— a Strengths/Weaknesses/Opportunities/Threats breakdown of your candidacy for this specific role, grounded in the Company &amp; Role Snapshot, the Resume-to-JD Gap Map, and the Interviewer Research above (not a generic SWOT template). Strengths and Weaknesses draw directly from the gap map; Opportunities and Threats draw from the actual company situation and role/interviewer context. Directly under the Weaknesses list, the guide gives 1-2 short talking points for how to address each weakness if it comes up — same guardrail as Objection Reframing: grounded in something real from your resume, never a fabricated accomplishment used to explain a gap away.</w:t>
+      </w:r>
+    </w:p>
+    <w:p>
+      <w:pPr>
+        <w:numPr>
+          <w:ilvl w:val="0"/>
+          <w:numId w:val="1005"/>
+        </w:numPr>
+        <w:pStyle w:val="Compact"/>
+      </w:pPr>
+      <w:r>
+        <w:rPr>
+          <w:bCs/>
+          <w:b/>
+        </w:rPr>
         <w:t xml:space="preserve">Video Call Logistics Checklist</w:t>
       </w:r>
       <w:r>
@@ -1054,7 +1102,7 @@
         <w:t xml:space="preserve"> </w:t>
       </w:r>
       <w:r>
-        <w:t xml:space="preserve">— not an exhaustive list. The 3-4 resume experiences most likely to be useful, each prompted for STAR structure. Same rule as always: the guide points you to the story, it never writes the story or invents outcomes on your behalf.</w:t>
+        <w:t xml:space="preserve">— not an exhaustive list. If you wrote your own STAR Stories in the field described in Section 3, the guide uses those exactly as written (tightened for spoken delivery if needed) rather than pointing you to a resume bullet, and fills in any remaining slot up to 3-4 by pointing you to the strongest resume experiences the same way it always has. If you left the STAR Stories field blank, same rule as always: the guide points you to the story, it never writes the story or invents outcomes on your behalf.</w:t>
       </w:r>
     </w:p>
     <w:p>
@@ -1191,7 +1239,7 @@
         <w:pStyle w:val="FirstParagraph"/>
       </w:pPr>
       <w:r>
-        <w:t xml:space="preserve">Builds: Company &amp; Role Snapshot, Resume-to-JD Gap Map, Objection Reframing (grounded in your named worries, or general guidance if you left that field blank), Interviewer Research (or a plain statement that it’s skipped if no names given), Likely Questions across the same four categories, Story Scaffolding via STAR, Questions to Ask Them, and a Logistics Checklist.</w:t>
+        <w:t xml:space="preserve">Builds: Company &amp; Role Snapshot, Resume-to-JD Gap Map, Objection Reframing (grounded in your named worries, or general guidance if you left that field blank), Interviewer Research (or a plain statement that it’s skipped if no names given), a Candidate SWOT Analysis with weakness-mitigation talking points (same shape and guardrails as in Hiring Manager mode, see Section 5), Likely Questions across the same four categories, Story Scaffolding via STAR (using your own STAR Stories from Section 3 as written if you filled them in, otherwise pointing you to resume bullets as always), Questions to Ask Them, and a Logistics Checklist.</w:t>
       </w:r>
     </w:p>
     <w:bookmarkEnd w:id="31"/>
@@ -1231,7 +1279,7 @@
         <w:t xml:space="preserve"> </w:t>
       </w:r>
       <w:r>
-        <w:t xml:space="preserve">The guide points you to the specific resume bullet that’s your strongest match and prompts STAR structure — it never writes the actual story, invents what happened, or fabricates outcomes or metrics. Claude doesn’t know what actually happened in your work beyond what your resume states, and inventing specifics risks putting words in your mouth you’d have to walk back live.</w:t>
+        <w:t xml:space="preserve">If you filled in the STAR Stories field, the guide uses those stories exactly as written and never adds, embellishes, or invents detail beyond what you gave it. Where a slot is unfilled, the guide points you to the specific resume bullet that’s your strongest match and prompts STAR structure — it never writes the actual story, invents what happened, or fabricates outcomes or metrics. Claude doesn’t know what actually happened in your work beyond what your resume states (or what you wrote yourself in a STAR Story), and inventing specifics risks putting words in your mouth you’d have to walk back live.</w:t>
       </w:r>
     </w:p>
     <w:p>
@@ -1254,6 +1302,28 @@
       </w:r>
       <w:r>
         <w:t xml:space="preserve">A thin or empty search result for a named person is a valid, expected outcome — the guide reports it as such rather than filling the gap with a plausible-sounding personality profile.</w:t>
+      </w:r>
+    </w:p>
+    <w:p>
+      <w:pPr>
+        <w:numPr>
+          <w:ilvl w:val="0"/>
+          <w:numId w:val="1007"/>
+        </w:numPr>
+        <w:pStyle w:val="Compact"/>
+      </w:pPr>
+      <w:r>
+        <w:rPr>
+          <w:bCs/>
+          <w:b/>
+        </w:rPr>
+        <w:t xml:space="preserve">SWOT weaknesses stay honest.</w:t>
+      </w:r>
+      <w:r>
+        <w:t xml:space="preserve"> </w:t>
+      </w:r>
+      <w:r>
+        <w:t xml:space="preserve">A real weakness in the Candidate SWOT Analysis is never softened into a non-weakness, and its mitigation talking point is never a fabricated accomplishment used to explain the gap away — same standard as Objection Reframing. The SWOT is only built in Hiring Manager and General/Other modes, since Recruiter Screen mode stays deliberately brief and checklist-oriented.</w:t>
       </w:r>
     </w:p>
     <w:bookmarkEnd w:id="32"/>
@@ -1620,6 +1690,58 @@
             </w:pPr>
             <w:r>
               <w:t xml:space="preserve">Name the specific thing you’re actually worried about in the field, rather than leaving it blank — a named concern gets a grounded, specific reframe; a blank field only gets general guidance.</w:t>
+            </w:r>
+          </w:p>
+        </w:tc>
+      </w:tr>
+      <w:tr>
+        <w:tc>
+          <w:tcPr/>
+          <w:p>
+            <w:pPr>
+              <w:pStyle w:val="Compact"/>
+              <w:jc w:val="left"/>
+            </w:pPr>
+            <w:r>
+              <w:t xml:space="preserve">My STAR Stories fields aren’t showing</w:t>
+            </w:r>
+          </w:p>
+        </w:tc>
+        <w:tc>
+          <w:tcPr/>
+          <w:p>
+            <w:pPr>
+              <w:pStyle w:val="Compact"/>
+              <w:jc w:val="left"/>
+            </w:pPr>
+            <w:r>
+              <w:t xml:space="preserve">Expected in Recruiter Screen mode — that mode doesn’t use behavioral/STAR-style questions, so the field is hidden there. Switch to Hiring Manager or General/Other mode to see it.</w:t>
+            </w:r>
+          </w:p>
+        </w:tc>
+      </w:tr>
+      <w:tr>
+        <w:tc>
+          <w:tcPr/>
+          <w:p>
+            <w:pPr>
+              <w:pStyle w:val="Compact"/>
+              <w:jc w:val="left"/>
+            </w:pPr>
+            <w:r>
+              <w:t xml:space="preserve">The story section still points me to a resume bullet instead of using my story</w:t>
+            </w:r>
+          </w:p>
+        </w:tc>
+        <w:tc>
+          <w:tcPr/>
+          <w:p>
+            <w:pPr>
+              <w:pStyle w:val="Compact"/>
+              <w:jc w:val="left"/>
+            </w:pPr>
+            <w:r>
+              <w:t xml:space="preserve">Check that you actually filled in at least one field (Situation, Task, Action, or Result) for that story — a fully blank story block is treated the same as not providing one.</w:t>
             </w:r>
           </w:p>
         </w:tc>

--- a/Interview_Prep_Guide_Builder_User_Guide.docx
+++ b/Interview_Prep_Guide_Builder_User_Guide.docx
@@ -71,13 +71,7 @@
         <w:pStyle w:val="BodyText"/>
       </w:pPr>
       <w:r>
-        <w:t xml:space="preserve">Created By: Tom Jackson</w:t>
-      </w:r>
-      <w:r>
-        <w:t xml:space="preserve"> </w:t>
-      </w:r>
-      <w:r>
-        <w:t xml:space="preserve">August 12, 2026 (Objection Reframing section and the worry-areas field updated August 17, 2026; Candidate SWOT Analysis and the optional STAR Stories field added September 1, 2026)</w:t>
+        <w:t xml:space="preserve">Created By: Tom Jackson August 12, 2026 (Objection Reframing section and the worry-areas field updated August 17, 2026; Candidate SWOT Analysis and the optional STAR Stories field added September 1, 2026)</w:t>
       </w:r>
     </w:p>
     <w:p>
@@ -184,7 +178,7 @@
               <w:jc w:val="left"/>
             </w:pPr>
             <w:r>
-              <w:t xml:space="preserve">Only needed if you choose the downloadable Word document output format.</w:t>
+              <w:t xml:space="preserve">Always needed — every guide now comes back as a downloadable Word document.</w:t>
             </w:r>
           </w:p>
         </w:tc>
@@ -223,10 +217,7 @@
         <w:pStyle w:val="FirstParagraph"/>
       </w:pPr>
       <w:r>
-        <w:t xml:space="preserve">At the top of the page:</w:t>
-      </w:r>
-      <w:r>
-        <w:t xml:space="preserve"> </w:t>
+        <w:t xml:space="preserve">At the top of the page: </w:t>
       </w:r>
       <w:r>
         <w:rPr>
@@ -255,10 +246,7 @@
         <w:t xml:space="preserve">Recruiter Screen</w:t>
       </w:r>
       <w:r>
-        <w:t xml:space="preserve"> </w:t>
-      </w:r>
-      <w:r>
-        <w:t xml:space="preserve">asks whether you clear the basic qualifications bar and can speak to logistics — brief, checklist-oriented.</w:t>
+        <w:t xml:space="preserve"> asks whether you clear the basic qualifications bar and can speak to logistics — brief, checklist-oriented.</w:t>
       </w:r>
     </w:p>
     <w:p>
@@ -277,10 +265,7 @@
         <w:t xml:space="preserve">Hiring Manager Interview</w:t>
       </w:r>
       <w:r>
-        <w:t xml:space="preserve"> </w:t>
-      </w:r>
-      <w:r>
-        <w:t xml:space="preserve">asks whether you’re the right fit for the actual role and team — deeper, story-driven, and here specifically built around a real, time-boxed video call.</w:t>
+        <w:t xml:space="preserve"> asks whether you’re the right fit for the actual role and team — deeper, story-driven, and here specifically built around a real, time-boxed video call.</w:t>
       </w:r>
     </w:p>
     <w:p>
@@ -299,10 +284,7 @@
         <w:t xml:space="preserve">General / Other</w:t>
       </w:r>
       <w:r>
-        <w:t xml:space="preserve"> </w:t>
-      </w:r>
-      <w:r>
-        <w:t xml:space="preserve">is the fuller original structure, for anything that doesn’t fit the first two — technical rounds, panels, final rounds.</w:t>
+        <w:t xml:space="preserve"> is the fuller original structure, for anything that doesn’t fit the first two — technical rounds, panels, final rounds.</w:t>
       </w:r>
     </w:p>
     <w:p>
@@ -555,10 +537,7 @@
         <w:t xml:space="preserve">Location</w:t>
       </w:r>
       <w:r>
-        <w:t xml:space="preserve"> </w:t>
-      </w:r>
-      <w:r>
-        <w:t xml:space="preserve">— compensation varies heavily by location, so this grounds the salary research described below.</w:t>
+        <w:t xml:space="preserve"> — compensation varies heavily by location, so this grounds the salary research described below.</w:t>
       </w:r>
     </w:p>
     <w:p>
@@ -577,10 +556,7 @@
         <w:t xml:space="preserve">Why you’re not currently working / leaving your current role</w:t>
       </w:r>
       <w:r>
-        <w:t xml:space="preserve"> </w:t>
-      </w:r>
-      <w:r>
-        <w:t xml:space="preserve">(optional) — your own real reason, in your own words. Left blank, the guide gives you general guidance on structuring this kind of answer instead of inventing a reason for you.</w:t>
+        <w:t xml:space="preserve"> (optional) — your own real reason, in your own words. Left blank, the guide gives you general guidance on structuring this kind of answer instead of inventing a reason for you.</w:t>
       </w:r>
     </w:p>
     <w:p>
@@ -599,10 +575,7 @@
         <w:t xml:space="preserve">Your target salary range, if you have one</w:t>
       </w:r>
       <w:r>
-        <w:t xml:space="preserve"> </w:t>
-      </w:r>
-      <w:r>
-        <w:t xml:space="preserve">(optional) — the guide researches real market data either way; this just gets checked against it rather than replacing it.</w:t>
+        <w:t xml:space="preserve"> (optional) — the guide researches real market data either way; this just gets checked against it rather than replacing it.</w:t>
       </w:r>
     </w:p>
     <w:bookmarkEnd w:id="25"/>
@@ -628,55 +601,10 @@
           <w:bCs/>
           <w:b/>
         </w:rPr>
-        <w:t xml:space="preserve">Tight</w:t>
-      </w:r>
-      <w:r>
-        <w:rPr>
-          <w:bCs/>
-          <w:b/>
-        </w:rPr>
-        <w:t xml:space="preserve"> </w:t>
-      </w:r>
-      <w:r>
-        <w:rPr>
-          <w:bCs/>
-          <w:b/>
-        </w:rPr>
-        <w:t xml:space="preserve">“</w:t>
-      </w:r>
-      <w:r>
-        <w:rPr>
-          <w:bCs/>
-          <w:b/>
-        </w:rPr>
-        <w:t xml:space="preserve">Tell Me About Yourself</w:t>
-      </w:r>
-      <w:r>
-        <w:rPr>
-          <w:bCs/>
-          <w:b/>
-        </w:rPr>
-        <w:t xml:space="preserve">”</w:t>
-      </w:r>
-      <w:r>
-        <w:rPr>
-          <w:bCs/>
-          <w:b/>
-        </w:rPr>
-        <w:t xml:space="preserve"> </w:t>
-      </w:r>
-      <w:r>
-        <w:rPr>
-          <w:bCs/>
-          <w:b/>
-        </w:rPr>
-        <w:t xml:space="preserve">Script</w:t>
-      </w:r>
-      <w:r>
-        <w:t xml:space="preserve"> </w:t>
-      </w:r>
-      <w:r>
-        <w:t xml:space="preserve">— a 60-90 second narrative arc built only from facts actually in your resume. No invented motivations or personal narrative details — factual and professional, not an origin story.</w:t>
+        <w:t xml:space="preserve">Tight “Tell Me About Yourself” Script</w:t>
+      </w:r>
+      <w:r>
+        <w:t xml:space="preserve"> — a 60-90 second narrative arc built only from facts actually in your resume. No invented motivations or personal narrative details — factual and professional, not an origin story.</w:t>
       </w:r>
     </w:p>
     <w:p>
@@ -695,10 +623,7 @@
         <w:t xml:space="preserve">Qualifications T-Chart</w:t>
       </w:r>
       <w:r>
-        <w:t xml:space="preserve"> </w:t>
-      </w:r>
-      <w:r>
-        <w:t xml:space="preserve">— a two-column table, JD requirement on the left, your matching resume evidence on the right, one row per major requirement. Meant to be genuinely scannable in the 30 seconds before the call.</w:t>
+        <w:t xml:space="preserve"> — a two-column table, JD requirement on the left, your matching resume evidence on the right, one row per major requirement. Meant to be genuinely scannable in the 30 seconds before the call.</w:t>
       </w:r>
     </w:p>
     <w:p>
@@ -717,10 +642,7 @@
         <w:t xml:space="preserve">The Gap/Leaving Answer</w:t>
       </w:r>
       <w:r>
-        <w:t xml:space="preserve"> </w:t>
-      </w:r>
-      <w:r>
-        <w:t xml:space="preserve">— if you gave a real reason, drafted as a brief, honest, forward-looking 2-3 sentences with no badmouthing a previous employer. If you didn’t, general guidance on structure only — the guide never invents a reason on your behalf.</w:t>
+        <w:t xml:space="preserve"> — if you gave a real reason, drafted as a brief, honest, forward-looking 2-3 sentences with no badmouthing a previous employer. If you didn’t, general guidance on structure only — the guide never invents a reason on your behalf.</w:t>
       </w:r>
     </w:p>
     <w:p>
@@ -739,10 +661,7 @@
         <w:t xml:space="preserve">Objection Reframing</w:t>
       </w:r>
       <w:r>
-        <w:t xml:space="preserve"> </w:t>
-      </w:r>
-      <w:r>
-        <w:t xml:space="preserve">— if you named specific worries, a short, honest, spoken-ready way to address each one if it comes up: 2-3 sentences per concern, framed as neutral or as a genuine advantage wherever your actual background supports that — never spin, never a fabricated accomplishment used to explain a concern away. If you left the field blank, general guidance on reframing common concerns (industry breadth, short tenures, a pivot, overqualification) instead.</w:t>
+        <w:t xml:space="preserve"> — if you named specific worries, a short, honest, spoken-ready way to address each one if it comes up: 2-3 sentences per concern, framed as neutral or as a genuine advantage wherever your actual background supports that — never spin, never a fabricated accomplishment used to explain a concern away. If you left the field blank, general guidance on reframing common concerns (industry breadth, short tenures, a pivot, overqualification) instead.</w:t>
       </w:r>
     </w:p>
     <w:p>
@@ -761,10 +680,7 @@
         <w:t xml:space="preserve">The Salary Question</w:t>
       </w:r>
       <w:r>
-        <w:t xml:space="preserve"> </w:t>
-      </w:r>
-      <w:r>
-        <w:t xml:space="preserve">— real market compensation data researched and sourced (levels.fyi, Glassdoor, Payscale, BLS data, comparable disclosed postings), never a guessed number. If you gave your own target, it’s checked against the research and flagged if notably out of step, not just validated. The delivery is coached as a stated range with flexibility — explicitly framed as not a negotiation yet.</w:t>
+        <w:t xml:space="preserve"> — real market compensation data researched and sourced (levels.fyi, Glassdoor, Payscale, BLS data, comparable disclosed postings), never a guessed number. If you gave your own target, it’s checked against the research and flagged if notably out of step, not just validated. The delivery is coached as a stated range with flexibility — explicitly framed as not a negotiation yet.</w:t>
       </w:r>
     </w:p>
     <w:p>
@@ -783,10 +699,7 @@
         <w:t xml:space="preserve">Standard Logistics Questions to Expect</w:t>
       </w:r>
       <w:r>
-        <w:t xml:space="preserve"> </w:t>
-      </w:r>
-      <w:r>
-        <w:t xml:space="preserve">— notice period, work authorization, remote/travel flexibility, other interviews in process. The guide prompts you to supply your own actual answers here rather than inventing personal facts.</w:t>
+        <w:t xml:space="preserve"> — notice period, work authorization, remote/travel flexibility, other interviews in process. The guide prompts you to supply your own actual answers here rather than inventing personal facts.</w:t>
       </w:r>
     </w:p>
     <w:p>
@@ -805,10 +718,7 @@
         <w:t xml:space="preserve">Keep It Tight</w:t>
       </w:r>
       <w:r>
-        <w:t xml:space="preserve"> </w:t>
-      </w:r>
-      <w:r>
-        <w:t xml:space="preserve">— a coaching note that recruiter screens reward concise answers over deep technical detail.</w:t>
+        <w:t xml:space="preserve"> — a coaching note that recruiter screens reward concise answers over deep technical detail.</w:t>
       </w:r>
     </w:p>
     <w:p>
@@ -827,10 +737,7 @@
         <w:t xml:space="preserve">Questions to Ask the Recruiter</w:t>
       </w:r>
       <w:r>
-        <w:t xml:space="preserve"> </w:t>
-      </w:r>
-      <w:r>
-        <w:t xml:space="preserve">— process/timeline, the top priority for this hire in the first 90 days, comp band confirmation. Deliberately skips deep team/strategy questions, which belong in a later round.</w:t>
+        <w:t xml:space="preserve"> — process/timeline, the top priority for this hire in the first 90 days, comp band confirmation. Deliberately skips deep team/strategy questions, which belong in a later round.</w:t>
       </w:r>
     </w:p>
     <w:bookmarkEnd w:id="26"/>
@@ -869,10 +776,7 @@
         <w:t xml:space="preserve">Call length (minutes)</w:t>
       </w:r>
       <w:r>
-        <w:t xml:space="preserve"> </w:t>
-      </w:r>
-      <w:r>
-        <w:t xml:space="preserve">— defaults to 60, edit to match your actual call.</w:t>
+        <w:t xml:space="preserve"> — defaults to 60, edit to match your actual call.</w:t>
       </w:r>
     </w:p>
     <w:p>
@@ -891,10 +795,7 @@
         <w:t xml:space="preserve">Platform</w:t>
       </w:r>
       <w:r>
-        <w:t xml:space="preserve"> </w:t>
-      </w:r>
-      <w:r>
-        <w:t xml:space="preserve">— Microsoft Teams, Zoom, Google Meet, Phone, or Other. Feeds directly into the logistics checklist.</w:t>
+        <w:t xml:space="preserve"> — Microsoft Teams, Zoom, Google Meet, Phone, or Other. Feeds directly into the logistics checklist.</w:t>
       </w:r>
     </w:p>
     <w:p>
@@ -913,10 +814,7 @@
         <w:t xml:space="preserve">Interviewers</w:t>
       </w:r>
       <w:r>
-        <w:t xml:space="preserve"> </w:t>
-      </w:r>
-      <w:r>
-        <w:t xml:space="preserve">(optional) — bulk-paste Name and Role pairs (one per line, e.g. from a calendar invite), or add manually. Each gets a role category (Recruiter/HR, Hiring Manager, Peer/team member, Skip-level/executive, Cross-functional partner) that shapes what angle the interviewer-research section takes.</w:t>
+        <w:t xml:space="preserve"> (optional) — bulk-paste Name and Role pairs (one per line, e.g. from a calendar invite), or add manually. Each gets a role category (Recruiter/HR, Hiring Manager, Peer/team member, Skip-level/executive, Cross-functional partner) that shapes what angle the interviewer-research section takes.</w:t>
       </w:r>
     </w:p>
     <w:bookmarkEnd w:id="28"/>
@@ -945,10 +843,7 @@
         <w:t xml:space="preserve">Company &amp; Role Snapshot</w:t>
       </w:r>
       <w:r>
-        <w:t xml:space="preserve"> </w:t>
-      </w:r>
-      <w:r>
-        <w:t xml:space="preserve">— real, recent research (roughly the last 6 months): what the company does, recent news, funding, leadership changes, and how this role fits into what’s happening there now. If nothing notable turns up, the guide says so rather than padding with generic filler.</w:t>
+        <w:t xml:space="preserve"> — real, recent research (roughly the last 6 months): what the company does, recent news, funding, leadership changes, and how this role fits into what’s happening there now. If nothing notable turns up, the guide says so rather than padding with generic filler.</w:t>
       </w:r>
     </w:p>
     <w:p>
@@ -967,10 +862,7 @@
         <w:t xml:space="preserve">Resume-to-JD Gap Map</w:t>
       </w:r>
       <w:r>
-        <w:t xml:space="preserve"> </w:t>
-      </w:r>
-      <w:r>
-        <w:t xml:space="preserve">— where you map cleanly (named specifically as your strongest talking points) and where there’s a real gap, framed constructively as what the interviewer may probe and why — never softened away, never manufactured where it doesn’t exist.</w:t>
+        <w:t xml:space="preserve"> — where you map cleanly (named specifically as your strongest talking points) and where there’s a real gap, framed constructively as what the interviewer may probe and why — never softened away, never manufactured where it doesn’t exist.</w:t>
       </w:r>
     </w:p>
     <w:p>
@@ -989,10 +881,7 @@
         <w:t xml:space="preserve">Objection Reframing</w:t>
       </w:r>
       <w:r>
-        <w:t xml:space="preserve"> </w:t>
-      </w:r>
-      <w:r>
-        <w:t xml:space="preserve">— if you named specific worries, a short, honest, spoken-ready way to address each one if it comes up: 2-3 sentences per concern, framed as neutral or as a genuine advantage wherever your actual background supports that — never spin, never a fabricated accomplishment used to explain a concern away. If you left the field blank, general guidance on reframing common concerns (industry breadth, short tenures, a pivot, overqualification) instead.</w:t>
+        <w:t xml:space="preserve"> — if you named specific worries, a short, honest, spoken-ready way to address each one if it comes up: 2-3 sentences per concern, framed as neutral or as a genuine advantage wherever your actual background supports that — never spin, never a fabricated accomplishment used to explain a concern away. If you left the field blank, general guidance on reframing common concerns (industry breadth, short tenures, a pivot, overqualification) instead.</w:t>
       </w:r>
     </w:p>
     <w:p>
@@ -1011,10 +900,7 @@
         <w:t xml:space="preserve">Interviewer Research</w:t>
       </w:r>
       <w:r>
-        <w:t xml:space="preserve"> </w:t>
-      </w:r>
-      <w:r>
-        <w:t xml:space="preserve">— for each named interviewer, real search for their public professional background. If little or nothing turns up for someone, the guide says so plainly rather than inventing a personality or interests to seem more personalized, and falls back to role-based prep instead.</w:t>
+        <w:t xml:space="preserve"> — for each named interviewer, real search for their public professional background. If little or nothing turns up for someone, the guide says so plainly rather than inventing a personality or interests to seem more personalized, and falls back to role-based prep instead.</w:t>
       </w:r>
     </w:p>
     <w:p>
@@ -1033,10 +919,7 @@
         <w:t xml:space="preserve">Candidate SWOT Analysis</w:t>
       </w:r>
       <w:r>
-        <w:t xml:space="preserve"> </w:t>
-      </w:r>
-      <w:r>
-        <w:t xml:space="preserve">— a Strengths/Weaknesses/Opportunities/Threats breakdown of your candidacy for this specific role, grounded in the Company &amp; Role Snapshot, the Resume-to-JD Gap Map, and the Interviewer Research above (not a generic SWOT template). Strengths and Weaknesses draw directly from the gap map; Opportunities and Threats draw from the actual company situation and role/interviewer context. Directly under the Weaknesses list, the guide gives 1-2 short talking points for how to address each weakness if it comes up — same guardrail as Objection Reframing: grounded in something real from your resume, never a fabricated accomplishment used to explain a gap away.</w:t>
+        <w:t xml:space="preserve"> — a Strengths/Weaknesses/Opportunities/Threats breakdown of your candidacy for this specific role, grounded in the Company &amp; Role Snapshot, the Resume-to-JD Gap Map, and the Interviewer Research above (not a generic SWOT template). Strengths and Weaknesses draw directly from the gap map; Opportunities and Threats draw from the actual company situation and role/interviewer context. Directly under the Weaknesses list, the guide gives 1-2 short talking points for how to address each weakness if it comes up — same guardrail as Objection Reframing: grounded in something real from your resume, never a fabricated accomplishment used to explain a gap away.</w:t>
       </w:r>
     </w:p>
     <w:p>
@@ -1055,10 +938,7 @@
         <w:t xml:space="preserve">Video Call Logistics Checklist</w:t>
       </w:r>
       <w:r>
-        <w:t xml:space="preserve"> </w:t>
-      </w:r>
-      <w:r>
-        <w:t xml:space="preserve">— tied to your actual platform: test audio/video ahead of time, check lighting and background, close notifications, have a backup dial-in if one exists, look at the camera not the screen.</w:t>
+        <w:t xml:space="preserve"> — tied to your actual platform: test audio/video ahead of time, check lighting and background, close notifications, have a backup dial-in if one exists, look at the camera not the screen.</w:t>
       </w:r>
     </w:p>
     <w:p>
@@ -1077,10 +957,7 @@
         <w:t xml:space="preserve">Time-Boxing</w:t>
       </w:r>
       <w:r>
-        <w:t xml:space="preserve"> </w:t>
-      </w:r>
-      <w:r>
-        <w:t xml:space="preserve">— a realistic cadence scaled to your actual call length, plus a coaching note to keep individual answers to 90 seconds-2 minutes unless explicitly asked to go deeper, since one long answer can eat a meaningful chunk of a short call.</w:t>
+        <w:t xml:space="preserve"> — a realistic cadence scaled to your actual call length, plus a coaching note to keep individual answers to 90 seconds-2 minutes unless explicitly asked to go deeper, since one long answer can eat a meaningful chunk of a short call.</w:t>
       </w:r>
     </w:p>
     <w:p>
@@ -1099,10 +976,7 @@
         <w:t xml:space="preserve">Your Top 3-4 Stories</w:t>
       </w:r>
       <w:r>
-        <w:t xml:space="preserve"> </w:t>
-      </w:r>
-      <w:r>
-        <w:t xml:space="preserve">— not an exhaustive list. If you wrote your own STAR Stories in the field described in Section 3, the guide uses those exactly as written (tightened for spoken delivery if needed) rather than pointing you to a resume bullet, and fills in any remaining slot up to 3-4 by pointing you to the strongest resume experiences the same way it always has. If you left the STAR Stories field blank, same rule as always: the guide points you to the story, it never writes the story or invents outcomes on your behalf.</w:t>
+        <w:t xml:space="preserve"> — not an exhaustive list. If you wrote your own STAR Stories in the field described in Section 3, the guide uses those exactly as written (tightened for spoken delivery if needed) rather than pointing you to a resume bullet, and fills in any remaining slot up to 3-4 by pointing you to the strongest resume experiences the same way it always has. If you left the STAR Stories field blank, same rule as always: the guide points you to the story, it never writes the story or invents outcomes on your behalf.</w:t>
       </w:r>
     </w:p>
     <w:p>
@@ -1121,10 +995,7 @@
         <w:t xml:space="preserve">Likely Questions</w:t>
       </w:r>
       <w:r>
-        <w:t xml:space="preserve"> </w:t>
-      </w:r>
-      <w:r>
-        <w:t xml:space="preserve">— behavioral, role/technical, culture/values, and gap-probe, sized realistically for the time you actually have rather than an exhaustive list you won’t get through.</w:t>
+        <w:t xml:space="preserve"> — behavioral, role/technical, culture/values, and gap-probe, sized realistically for the time you actually have rather than an exhaustive list you won’t get through.</w:t>
       </w:r>
     </w:p>
     <w:p>
@@ -1143,10 +1014,7 @@
         <w:t xml:space="preserve">Questions to Ask the Hiring Manager</w:t>
       </w:r>
       <w:r>
-        <w:t xml:space="preserve"> </w:t>
-      </w:r>
-      <w:r>
-        <w:t xml:space="preserve">— team structure and day-to-day, how success is measured in the first 90 days, current priorities, management style. Tailored using the interviewer research where applicable.</w:t>
+        <w:t xml:space="preserve"> — team structure and day-to-day, how success is measured in the first 90 days, current priorities, management style. Tailored using the interviewer research where applicable.</w:t>
       </w:r>
     </w:p>
     <w:p>
@@ -1165,10 +1033,7 @@
         <w:t xml:space="preserve">Logistics Checklist</w:t>
       </w:r>
       <w:r>
-        <w:t xml:space="preserve"> </w:t>
-      </w:r>
-      <w:r>
-        <w:t xml:space="preserve">— video-call-appropriate: notes visible off-camera but out of the way, your own questions written down, the platform link confirmed ahead of time.</w:t>
+        <w:t xml:space="preserve"> — video-call-appropriate: notes visible off-camera but out of the way, your own questions written down, the platform link confirmed ahead of time.</w:t>
       </w:r>
     </w:p>
     <w:bookmarkEnd w:id="29"/>
@@ -1206,10 +1071,7 @@
         <w:t xml:space="preserve">Interview stage</w:t>
       </w:r>
       <w:r>
-        <w:t xml:space="preserve"> </w:t>
-      </w:r>
-      <w:r>
-        <w:t xml:space="preserve">— Technical/skills round, Panel, Onsite/final round, or Not sure.</w:t>
+        <w:t xml:space="preserve"> — Technical/skills round, Panel, Onsite/final round, or Not sure.</w:t>
       </w:r>
     </w:p>
     <w:p>
@@ -1228,10 +1090,7 @@
         <w:t xml:space="preserve">Interviewers</w:t>
       </w:r>
       <w:r>
-        <w:t xml:space="preserve"> </w:t>
-      </w:r>
-      <w:r>
-        <w:t xml:space="preserve">(optional) — same bulk-paste/manual mechanism as Hiring Manager mode, but tracked as its own separate list.</w:t>
+        <w:t xml:space="preserve"> (optional) — same bulk-paste/manual mechanism as Hiring Manager mode, but tracked as its own separate list.</w:t>
       </w:r>
     </w:p>
     <w:p>
@@ -1276,10 +1135,7 @@
         <w:t xml:space="preserve">Never a fabricated story.</w:t>
       </w:r>
       <w:r>
-        <w:t xml:space="preserve"> </w:t>
-      </w:r>
-      <w:r>
-        <w:t xml:space="preserve">If you filled in the STAR Stories field, the guide uses those stories exactly as written and never adds, embellishes, or invents detail beyond what you gave it. Where a slot is unfilled, the guide points you to the specific resume bullet that’s your strongest match and prompts STAR structure — it never writes the actual story, invents what happened, or fabricates outcomes or metrics. Claude doesn’t know what actually happened in your work beyond what your resume states (or what you wrote yourself in a STAR Story), and inventing specifics risks putting words in your mouth you’d have to walk back live.</w:t>
+        <w:t xml:space="preserve"> If you filled in the STAR Stories field, the guide uses those stories exactly as written and never adds, embellishes, or invents detail beyond what you gave it. Where a slot is unfilled, the guide points you to the specific resume bullet that’s your strongest match and prompts STAR structure — it never writes the actual story, invents what happened, or fabricates outcomes or metrics. Claude doesn’t know what actually happened in your work beyond what your resume states (or what you wrote yourself in a STAR Story), and inventing specifics risks putting words in your mouth you’d have to walk back live.</w:t>
       </w:r>
     </w:p>
     <w:p>
@@ -1298,10 +1154,7 @@
         <w:t xml:space="preserve">Interviewer research stays evidence-based.</w:t>
       </w:r>
       <w:r>
-        <w:t xml:space="preserve"> </w:t>
-      </w:r>
-      <w:r>
-        <w:t xml:space="preserve">A thin or empty search result for a named person is a valid, expected outcome — the guide reports it as such rather than filling the gap with a plausible-sounding personality profile.</w:t>
+        <w:t xml:space="preserve"> A thin or empty search result for a named person is a valid, expected outcome — the guide reports it as such rather than filling the gap with a plausible-sounding personality profile.</w:t>
       </w:r>
     </w:p>
     <w:p>
@@ -1320,10 +1173,7 @@
         <w:t xml:space="preserve">SWOT weaknesses stay honest.</w:t>
       </w:r>
       <w:r>
-        <w:t xml:space="preserve"> </w:t>
-      </w:r>
-      <w:r>
-        <w:t xml:space="preserve">A real weakness in the Candidate SWOT Analysis is never softened into a non-weakness, and its mitigation talking point is never a fabricated accomplishment used to explain the gap away — same standard as Objection Reframing. The SWOT is only built in Hiring Manager and General/Other modes, since Recruiter Screen mode stays deliberately brief and checklist-oriented.</w:t>
+        <w:t xml:space="preserve"> A real weakness in the Candidate SWOT Analysis is never softened into a non-weakness, and its mitigation talking point is never a fabricated accomplishment used to explain the gap away — same standard as Objection Reframing. The SWOT is only built in Hiring Manager and General/Other modes, since Recruiter Screen mode stays deliberately brief and checklist-oriented.</w:t>
       </w:r>
     </w:p>
     <w:bookmarkEnd w:id="32"/>
@@ -1333,51 +1183,35 @@
         <w:pStyle w:val="Heading2"/>
       </w:pPr>
       <w:r>
-        <w:t xml:space="preserve">8. Output Format</w:t>
-      </w:r>
-    </w:p>
-    <w:p>
-      <w:pPr>
-        <w:numPr>
-          <w:ilvl w:val="0"/>
-          <w:numId w:val="1008"/>
-        </w:numPr>
-        <w:pStyle w:val="Compact"/>
-      </w:pPr>
-      <w:r>
-        <w:rPr>
-          <w:bCs/>
-          <w:b/>
-        </w:rPr>
-        <w:t xml:space="preserve">Downloadable Word document</w:t>
-      </w:r>
-      <w:r>
-        <w:t xml:space="preserve"> </w:t>
-      </w:r>
-      <w:r>
-        <w:t xml:space="preserve">(default) — a reference guide you’ll want on hand right before walking in, with a one-page Quick Reference summary at the very top and full detail below it.</w:t>
-      </w:r>
-    </w:p>
-    <w:p>
-      <w:pPr>
-        <w:numPr>
-          <w:ilvl w:val="0"/>
-          <w:numId w:val="1008"/>
-        </w:numPr>
-        <w:pStyle w:val="Compact"/>
-      </w:pPr>
-      <w:r>
-        <w:rPr>
-          <w:bCs/>
-          <w:b/>
-        </w:rPr>
-        <w:t xml:space="preserve">Table in chat</w:t>
-      </w:r>
-      <w:r>
-        <w:t xml:space="preserve"> </w:t>
-      </w:r>
-      <w:r>
-        <w:t xml:space="preserve">— the same content, presented directly in the response instead.</w:t>
+        <w:t xml:space="preserve">8. Output</w:t>
+      </w:r>
+    </w:p>
+    <w:p>
+      <w:pPr>
+        <w:pStyle w:val="FirstParagraph"/>
+      </w:pPr>
+      <w:r>
+        <w:t xml:space="preserve">Every guide always comes back as a </w:t>
+      </w:r>
+      <w:r>
+        <w:rPr>
+          <w:bCs/>
+          <w:b/>
+        </w:rPr>
+        <w:t xml:space="preserve">downloadable Word document (.docx)</w:t>
+      </w:r>
+      <w:r>
+        <w:t xml:space="preserve"> — there's no chat-table option anymore. It's a reference guide you'll want on hand right before walking in, with a one-page Quick Reference summary at the very top and full detail below it. This requires the </w:t>
+      </w:r>
+      <w:r>
+        <w:rPr>
+          <w:bCs/>
+          <w:b/>
+        </w:rPr>
+        <w:t xml:space="preserve">Code execution and file creation</w:t>
+      </w:r>
+      <w:r>
+        <w:t xml:space="preserve"> setting (Settings → Capabilities) to be on; without it, Claude will fall back to a chat response.</w:t>
       </w:r>
     </w:p>
     <w:bookmarkEnd w:id="33"/>
@@ -1767,25 +1601,7 @@
               <w:jc w:val="left"/>
             </w:pPr>
             <w:r>
-              <w:t xml:space="preserve">The prompt opens with an explicit</w:t>
-            </w:r>
-            <w:r>
-              <w:t xml:space="preserve"> </w:t>
-            </w:r>
-            <w:r>
-              <w:t xml:space="preserve">“</w:t>
-            </w:r>
-            <w:r>
-              <w:t xml:space="preserve">execute this directly</w:t>
-            </w:r>
-            <w:r>
-              <w:t xml:space="preserve">”</w:t>
-            </w:r>
-            <w:r>
-              <w:t xml:space="preserve"> </w:t>
-            </w:r>
-            <w:r>
-              <w:t xml:space="preserve">instruction — restate it more bluntly as a follow-up if needed.</w:t>
+              <w:t xml:space="preserve">The prompt opens with an explicit “execute this directly” instruction — restate it more bluntly as a follow-up if needed.</w:t>
             </w:r>
           </w:p>
         </w:tc>

--- a/Interview_Prep_Guide_Builder_User_Guide.docx
+++ b/Interview_Prep_Guide_Builder_User_Guide.docx
@@ -22,7 +22,7 @@
         <w:t xml:space="preserve">MARKETING AND CONSULTING</w:t>
       </w:r>
     </w:p>
-    <w:bookmarkStart w:id="36" w:name="interview-prep-guide-builder"/>
+    <w:bookmarkStart w:id="37" w:name="interview-prep-guide-builder"/>
     <w:p>
       <w:pPr>
         <w:pStyle w:val="Heading1"/>
@@ -71,7 +71,31 @@
         <w:pStyle w:val="BodyText"/>
       </w:pPr>
       <w:r>
-        <w:t xml:space="preserve">Created By: Tom Jackson August 12, 2026 (Objection Reframing section and the worry-areas field updated August 17, 2026; Candidate SWOT Analysis and the optional STAR Stories field added September 1, 2026)</w:t>
+        <w:t xml:space="preserve">Created By: Tom Jackson</w:t>
+      </w:r>
+      <w:r>
+        <w:t xml:space="preserve"> </w:t>
+      </w:r>
+      <w:r>
+        <w:t xml:space="preserve">August 12, 2026 (Objection Reframing section and the worry-areas field updated August 17, 2026; Candidate SWOT Analysis and the optional STAR Stories field added September 1, 2026; 30-45 second</w:t>
+      </w:r>
+      <w:r>
+        <w:t xml:space="preserve"> </w:t>
+      </w:r>
+      <w:r>
+        <w:t xml:space="preserve">“</w:t>
+      </w:r>
+      <w:r>
+        <w:t xml:space="preserve">Tell Me About Yourself</w:t>
+      </w:r>
+      <w:r>
+        <w:t xml:space="preserve">”</w:t>
+      </w:r>
+      <w:r>
+        <w:t xml:space="preserve"> </w:t>
+      </w:r>
+      <w:r>
+        <w:t xml:space="preserve">section added to all three modes October 13, 2026)</w:t>
       </w:r>
     </w:p>
     <w:p>
@@ -217,7 +241,10 @@
         <w:pStyle w:val="FirstParagraph"/>
       </w:pPr>
       <w:r>
-        <w:t xml:space="preserve">At the top of the page: </w:t>
+        <w:t xml:space="preserve">At the top of the page:</w:t>
+      </w:r>
+      <w:r>
+        <w:t xml:space="preserve"> </w:t>
       </w:r>
       <w:r>
         <w:rPr>
@@ -246,7 +273,10 @@
         <w:t xml:space="preserve">Recruiter Screen</w:t>
       </w:r>
       <w:r>
-        <w:t xml:space="preserve"> asks whether you clear the basic qualifications bar and can speak to logistics — brief, checklist-oriented.</w:t>
+        <w:t xml:space="preserve"> </w:t>
+      </w:r>
+      <w:r>
+        <w:t xml:space="preserve">asks whether you clear the basic qualifications bar and can speak to logistics — brief, checklist-oriented.</w:t>
       </w:r>
     </w:p>
     <w:p>
@@ -265,7 +295,10 @@
         <w:t xml:space="preserve">Hiring Manager Interview</w:t>
       </w:r>
       <w:r>
-        <w:t xml:space="preserve"> asks whether you’re the right fit for the actual role and team — deeper, story-driven, and here specifically built around a real, time-boxed video call.</w:t>
+        <w:t xml:space="preserve"> </w:t>
+      </w:r>
+      <w:r>
+        <w:t xml:space="preserve">asks whether you’re the right fit for the actual role and team — deeper, story-driven, and here specifically built around a real, time-boxed video call.</w:t>
       </w:r>
     </w:p>
     <w:p>
@@ -284,7 +317,10 @@
         <w:t xml:space="preserve">General / Other</w:t>
       </w:r>
       <w:r>
-        <w:t xml:space="preserve"> is the fuller original structure, for anything that doesn’t fit the first two — technical rounds, panels, final rounds.</w:t>
+        <w:t xml:space="preserve"> </w:t>
+      </w:r>
+      <w:r>
+        <w:t xml:space="preserve">is the fuller original structure, for anything that doesn’t fit the first two — technical rounds, panels, final rounds.</w:t>
       </w:r>
     </w:p>
     <w:p>
@@ -496,23 +532,261 @@
               <w:jc w:val="left"/>
             </w:pPr>
             <w:r>
-              <w:t xml:space="preserve">Write out your own Situation / Task / Action / Result for up to three stories if you already know which ones you want to use. The guide uses these exactly as written instead of just pointing you to a resume bullet — see Section 5 (Hiring Manager) or Section 6 (General/Other) below. Leave all three blank and the guide falls back to its usual behavior: identifying the strongest resume bullets and prompting you to structure them yourself. Not shown in Recruiter Screen mode, since that mode doesn’t use behavioral/STAR-style questions.</w:t>
+              <w:t xml:space="preserve">Write out your own Situation / Task / Action / Result for up to three stories if you already know which ones you want to use. The guide uses these exactly as written instead of just pointing you to a resume bullet — see Section 6 (Hiring Manager) or Section 7 (General/Other) below. Leave all three blank and the guide falls back to its usual behavior: identifying the strongest resume bullets and prompting you to structure them yourself. Not shown in Recruiter Screen mode, since that mode doesn’t use behavioral/STAR-style questions.</w:t>
             </w:r>
           </w:p>
         </w:tc>
       </w:tr>
     </w:tbl>
     <w:bookmarkEnd w:id="24"/>
-    <w:bookmarkStart w:id="27" w:name="recruiter-screen-mode"/>
+    <w:bookmarkStart w:id="25" w:name="X29d7c2a05607d319150292a2c40cc76c1c1b5bd"/>
     <w:p>
       <w:pPr>
         <w:pStyle w:val="Heading2"/>
       </w:pPr>
       <w:r>
-        <w:t xml:space="preserve">4. Recruiter Screen Mode</w:t>
-      </w:r>
-    </w:p>
-    <w:bookmarkStart w:id="25" w:name="extra-fields"/>
+        <w:t xml:space="preserve">4.</w:t>
+      </w:r>
+      <w:r>
+        <w:t xml:space="preserve"> </w:t>
+      </w:r>
+      <w:r>
+        <w:t xml:space="preserve">“</w:t>
+      </w:r>
+      <w:r>
+        <w:t xml:space="preserve">Tell Me About Yourself</w:t>
+      </w:r>
+      <w:r>
+        <w:t xml:space="preserve">”</w:t>
+      </w:r>
+      <w:r>
+        <w:t xml:space="preserve"> </w:t>
+      </w:r>
+      <w:r>
+        <w:t xml:space="preserve">— Section 1 in Every Mode</w:t>
+      </w:r>
+    </w:p>
+    <w:p>
+      <w:pPr>
+        <w:pStyle w:val="FirstParagraph"/>
+      </w:pPr>
+      <w:r>
+        <w:t xml:space="preserve">Nearly every interview opens with</w:t>
+      </w:r>
+      <w:r>
+        <w:t xml:space="preserve"> </w:t>
+      </w:r>
+      <w:r>
+        <w:t xml:space="preserve">“</w:t>
+      </w:r>
+      <w:r>
+        <w:t xml:space="preserve">Tell me about yourself,</w:t>
+      </w:r>
+      <w:r>
+        <w:t xml:space="preserve">”</w:t>
+      </w:r>
+      <w:r>
+        <w:t xml:space="preserve"> </w:t>
+      </w:r>
+      <w:r>
+        <w:t xml:space="preserve">so every guide, in all three modes, now leads with a short, focused answer to it, placed right after the Quick Reference. It walks the interviewer through your resume in 30-45 seconds (roughly 75-110 words), leaning into how your background lines up with this specific job description. It’s built in three timed parts:</w:t>
+      </w:r>
+    </w:p>
+    <w:tbl>
+      <w:tblPr>
+        <w:tblStyle w:val="Table"/>
+        <w:tblW w:type="pct" w:w="5000"/>
+        <w:tblLook w:firstRow="1" w:lastRow="0" w:firstColumn="0" w:lastColumn="0" w:noHBand="0" w:noVBand="0" w:val="0020"/>
+        <w:jc w:val="start"/>
+      </w:tblPr>
+      <w:tblGrid>
+        <w:gridCol w:w="2640"/>
+        <w:gridCol w:w="2640"/>
+        <w:gridCol w:w="2640"/>
+      </w:tblGrid>
+      <w:tr>
+        <w:trPr>
+          <w:tblHeader w:val="true"/>
+        </w:trPr>
+        <w:tc>
+          <w:tcPr/>
+          <w:p>
+            <w:pPr>
+              <w:pStyle w:val="Compact"/>
+              <w:jc w:val="left"/>
+            </w:pPr>
+            <w:r>
+              <w:t xml:space="preserve">Part</w:t>
+            </w:r>
+          </w:p>
+        </w:tc>
+        <w:tc>
+          <w:tcPr/>
+          <w:p>
+            <w:pPr>
+              <w:pStyle w:val="Compact"/>
+              <w:jc w:val="left"/>
+            </w:pPr>
+            <w:r>
+              <w:t xml:space="preserve">Time</w:t>
+            </w:r>
+          </w:p>
+        </w:tc>
+        <w:tc>
+          <w:tcPr/>
+          <w:p>
+            <w:pPr>
+              <w:pStyle w:val="Compact"/>
+              <w:jc w:val="left"/>
+            </w:pPr>
+            <w:r>
+              <w:t xml:space="preserve">What it covers</w:t>
+            </w:r>
+          </w:p>
+        </w:tc>
+      </w:tr>
+      <w:tr>
+        <w:tc>
+          <w:tcPr/>
+          <w:p>
+            <w:pPr>
+              <w:pStyle w:val="Compact"/>
+              <w:jc w:val="left"/>
+            </w:pPr>
+            <w:r>
+              <w:t xml:space="preserve">1 · Early Years</w:t>
+            </w:r>
+          </w:p>
+        </w:tc>
+        <w:tc>
+          <w:tcPr/>
+          <w:p>
+            <w:pPr>
+              <w:pStyle w:val="Compact"/>
+              <w:jc w:val="left"/>
+            </w:pPr>
+            <w:r>
+              <w:t xml:space="preserve">~10 sec</w:t>
+            </w:r>
+          </w:p>
+        </w:tc>
+        <w:tc>
+          <w:tcPr/>
+          <w:p>
+            <w:pPr>
+              <w:pStyle w:val="Compact"/>
+              <w:jc w:val="left"/>
+            </w:pPr>
+            <w:r>
+              <w:t xml:space="preserve">Where you’re from, your education, and your early-career foundation.</w:t>
+            </w:r>
+          </w:p>
+        </w:tc>
+      </w:tr>
+      <w:tr>
+        <w:tc>
+          <w:tcPr/>
+          <w:p>
+            <w:pPr>
+              <w:pStyle w:val="Compact"/>
+              <w:jc w:val="left"/>
+            </w:pPr>
+            <w:r>
+              <w:t xml:space="preserve">2 · Most Recent Role</w:t>
+            </w:r>
+          </w:p>
+        </w:tc>
+        <w:tc>
+          <w:tcPr/>
+          <w:p>
+            <w:pPr>
+              <w:pStyle w:val="Compact"/>
+              <w:jc w:val="left"/>
+            </w:pPr>
+            <w:r>
+              <w:t xml:space="preserve">~10 sec</w:t>
+            </w:r>
+          </w:p>
+        </w:tc>
+        <w:tc>
+          <w:tcPr/>
+          <w:p>
+            <w:pPr>
+              <w:pStyle w:val="Compact"/>
+              <w:jc w:val="left"/>
+            </w:pPr>
+            <w:r>
+              <w:t xml:space="preserve">What you did in your last job, framed around what lines up with this job description.</w:t>
+            </w:r>
+          </w:p>
+        </w:tc>
+      </w:tr>
+      <w:tr>
+        <w:tc>
+          <w:tcPr/>
+          <w:p>
+            <w:pPr>
+              <w:pStyle w:val="Compact"/>
+              <w:jc w:val="left"/>
+            </w:pPr>
+            <w:r>
+              <w:t xml:space="preserve">3 · What You’ll Bring</w:t>
+            </w:r>
+          </w:p>
+        </w:tc>
+        <w:tc>
+          <w:tcPr/>
+          <w:p>
+            <w:pPr>
+              <w:pStyle w:val="Compact"/>
+              <w:jc w:val="left"/>
+            </w:pPr>
+            <w:r>
+              <w:t xml:space="preserve">~10-15 sec (the longest part)</w:t>
+            </w:r>
+          </w:p>
+        </w:tc>
+        <w:tc>
+          <w:tcPr/>
+          <w:p>
+            <w:pPr>
+              <w:pStyle w:val="Compact"/>
+              <w:jc w:val="left"/>
+            </w:pPr>
+            <w:r>
+              <w:t xml:space="preserve">The 2-3 key things from your resume that most directly match the job description, and how you’d apply them in this role.</w:t>
+            </w:r>
+          </w:p>
+        </w:tc>
+      </w:tr>
+    </w:tbl>
+    <w:p>
+      <w:pPr>
+        <w:pStyle w:val="BodyText"/>
+      </w:pPr>
+      <w:r>
+        <w:t xml:space="preserve">You also get the three parts combined as one continuous answer with a word count and speaking time, plus a short delivery note: stay under 45 seconds, don’t walk through every job in order, and stop after Part 3 so the interviewer can steer the next question. The combined answer is also repeated at the top of the Quick Reference.</w:t>
+      </w:r>
+    </w:p>
+    <w:p>
+      <w:pPr>
+        <w:pStyle w:val="BodyText"/>
+      </w:pPr>
+      <w:r>
+        <w:t xml:space="preserve">The answer is built only from facts in your resume (and your own STAR Stories, if you wrote them). Resumes usually don’t say where you’re from, and sometimes leave out education, so anything Part 1 needs that isn’t there comes back as a [bracketed placeholder], like [hometown] or [degree, school], for you to fill in. It’s never invented. The emphasis shifts slightly by mode: crisp and qualifications-focused for a recruiter screen, pointed at the strengths you want probed for a hiring manager, and kept consistent across interviewers for panels and multi-round processes.</w:t>
+      </w:r>
+    </w:p>
+    <w:bookmarkEnd w:id="25"/>
+    <w:bookmarkStart w:id="28" w:name="recruiter-screen-mode"/>
+    <w:p>
+      <w:pPr>
+        <w:pStyle w:val="Heading2"/>
+      </w:pPr>
+      <w:r>
+        <w:t xml:space="preserve">5. Recruiter Screen Mode</w:t>
+      </w:r>
+    </w:p>
+    <w:bookmarkStart w:id="26" w:name="extra-fields"/>
     <w:p>
       <w:pPr>
         <w:pStyle w:val="Heading3"/>
@@ -537,7 +811,10 @@
         <w:t xml:space="preserve">Location</w:t>
       </w:r>
       <w:r>
-        <w:t xml:space="preserve"> — compensation varies heavily by location, so this grounds the salary research described below.</w:t>
+        <w:t xml:space="preserve"> </w:t>
+      </w:r>
+      <w:r>
+        <w:t xml:space="preserve">— compensation varies heavily by location, so this grounds the salary research described below.</w:t>
       </w:r>
     </w:p>
     <w:p>
@@ -556,7 +833,10 @@
         <w:t xml:space="preserve">Why you’re not currently working / leaving your current role</w:t>
       </w:r>
       <w:r>
-        <w:t xml:space="preserve"> (optional) — your own real reason, in your own words. Left blank, the guide gives you general guidance on structuring this kind of answer instead of inventing a reason for you.</w:t>
+        <w:t xml:space="preserve"> </w:t>
+      </w:r>
+      <w:r>
+        <w:t xml:space="preserve">(optional) — your own real reason, in your own words. Left blank, the guide gives you general guidance on structuring this kind of answer instead of inventing a reason for you.</w:t>
       </w:r>
     </w:p>
     <w:p>
@@ -575,11 +855,14 @@
         <w:t xml:space="preserve">Your target salary range, if you have one</w:t>
       </w:r>
       <w:r>
-        <w:t xml:space="preserve"> (optional) — the guide researches real market data either way; this just gets checked against it rather than replacing it.</w:t>
-      </w:r>
-    </w:p>
-    <w:bookmarkEnd w:id="25"/>
-    <w:bookmarkStart w:id="26" w:name="what-the-guide-builds"/>
+        <w:t xml:space="preserve"> </w:t>
+      </w:r>
+      <w:r>
+        <w:t xml:space="preserve">(optional) — the guide researches real market data either way; this just gets checked against it rather than replacing it.</w:t>
+      </w:r>
+    </w:p>
+    <w:bookmarkEnd w:id="26"/>
+    <w:bookmarkStart w:id="27" w:name="what-the-guide-builds"/>
     <w:p>
       <w:pPr>
         <w:pStyle w:val="Heading3"/>
@@ -601,10 +884,41 @@
           <w:bCs/>
           <w:b/>
         </w:rPr>
-        <w:t xml:space="preserve">Tight “Tell Me About Yourself” Script</w:t>
-      </w:r>
-      <w:r>
-        <w:t xml:space="preserve"> — a 60-90 second narrative arc built only from facts actually in your resume. No invented motivations or personal narrative details — factual and professional, not an origin story.</w:t>
+        <w:t xml:space="preserve">“</w:t>
+      </w:r>
+      <w:r>
+        <w:rPr>
+          <w:bCs/>
+          <w:b/>
+        </w:rPr>
+        <w:t xml:space="preserve">Tell Me About Yourself</w:t>
+      </w:r>
+      <w:r>
+        <w:rPr>
+          <w:bCs/>
+          <w:b/>
+        </w:rPr>
+        <w:t xml:space="preserve">”</w:t>
+      </w:r>
+      <w:r>
+        <w:rPr>
+          <w:bCs/>
+          <w:b/>
+        </w:rPr>
+        <w:t xml:space="preserve"> </w:t>
+      </w:r>
+      <w:r>
+        <w:rPr>
+          <w:bCs/>
+          <w:b/>
+        </w:rPr>
+        <w:t xml:space="preserve">(30-45 Second Answer)</w:t>
+      </w:r>
+      <w:r>
+        <w:t xml:space="preserve"> </w:t>
+      </w:r>
+      <w:r>
+        <w:t xml:space="preserve">— see the box below; same structure in every mode.</w:t>
       </w:r>
     </w:p>
     <w:p>
@@ -623,7 +937,10 @@
         <w:t xml:space="preserve">Qualifications T-Chart</w:t>
       </w:r>
       <w:r>
-        <w:t xml:space="preserve"> — a two-column table, JD requirement on the left, your matching resume evidence on the right, one row per major requirement. Meant to be genuinely scannable in the 30 seconds before the call.</w:t>
+        <w:t xml:space="preserve"> </w:t>
+      </w:r>
+      <w:r>
+        <w:t xml:space="preserve">— a two-column table, JD requirement on the left, your matching resume evidence on the right, one row per major requirement. Meant to be genuinely scannable in the 30 seconds before the call.</w:t>
       </w:r>
     </w:p>
     <w:p>
@@ -642,7 +959,10 @@
         <w:t xml:space="preserve">The Gap/Leaving Answer</w:t>
       </w:r>
       <w:r>
-        <w:t xml:space="preserve"> — if you gave a real reason, drafted as a brief, honest, forward-looking 2-3 sentences with no badmouthing a previous employer. If you didn’t, general guidance on structure only — the guide never invents a reason on your behalf.</w:t>
+        <w:t xml:space="preserve"> </w:t>
+      </w:r>
+      <w:r>
+        <w:t xml:space="preserve">— if you gave a real reason, drafted as a brief, honest, forward-looking 2-3 sentences with no badmouthing a previous employer. If you didn’t, general guidance on structure only — the guide never invents a reason on your behalf.</w:t>
       </w:r>
     </w:p>
     <w:p>
@@ -661,7 +981,10 @@
         <w:t xml:space="preserve">Objection Reframing</w:t>
       </w:r>
       <w:r>
-        <w:t xml:space="preserve"> — if you named specific worries, a short, honest, spoken-ready way to address each one if it comes up: 2-3 sentences per concern, framed as neutral or as a genuine advantage wherever your actual background supports that — never spin, never a fabricated accomplishment used to explain a concern away. If you left the field blank, general guidance on reframing common concerns (industry breadth, short tenures, a pivot, overqualification) instead.</w:t>
+        <w:t xml:space="preserve"> </w:t>
+      </w:r>
+      <w:r>
+        <w:t xml:space="preserve">— if you named specific worries, a short, honest, spoken-ready way to address each one if it comes up: 2-3 sentences per concern, framed as neutral or as a genuine advantage wherever your actual background supports that — never spin, never a fabricated accomplishment used to explain a concern away. If you left the field blank, general guidance on reframing common concerns (industry breadth, short tenures, a pivot, overqualification) instead.</w:t>
       </w:r>
     </w:p>
     <w:p>
@@ -680,7 +1003,10 @@
         <w:t xml:space="preserve">The Salary Question</w:t>
       </w:r>
       <w:r>
-        <w:t xml:space="preserve"> — real market compensation data researched and sourced (levels.fyi, Glassdoor, Payscale, BLS data, comparable disclosed postings), never a guessed number. If you gave your own target, it’s checked against the research and flagged if notably out of step, not just validated. The delivery is coached as a stated range with flexibility — explicitly framed as not a negotiation yet.</w:t>
+        <w:t xml:space="preserve"> </w:t>
+      </w:r>
+      <w:r>
+        <w:t xml:space="preserve">— real market compensation data researched and sourced (levels.fyi, Glassdoor, Payscale, BLS data, comparable disclosed postings), never a guessed number. If you gave your own target, it’s checked against the research and flagged if notably out of step, not just validated. The delivery is coached as a stated range with flexibility — explicitly framed as not a negotiation yet.</w:t>
       </w:r>
     </w:p>
     <w:p>
@@ -699,7 +1025,10 @@
         <w:t xml:space="preserve">Standard Logistics Questions to Expect</w:t>
       </w:r>
       <w:r>
-        <w:t xml:space="preserve"> — notice period, work authorization, remote/travel flexibility, other interviews in process. The guide prompts you to supply your own actual answers here rather than inventing personal facts.</w:t>
+        <w:t xml:space="preserve"> </w:t>
+      </w:r>
+      <w:r>
+        <w:t xml:space="preserve">— notice period, work authorization, remote/travel flexibility, other interviews in process. The guide prompts you to supply your own actual answers here rather than inventing personal facts.</w:t>
       </w:r>
     </w:p>
     <w:p>
@@ -718,7 +1047,10 @@
         <w:t xml:space="preserve">Keep It Tight</w:t>
       </w:r>
       <w:r>
-        <w:t xml:space="preserve"> — a coaching note that recruiter screens reward concise answers over deep technical detail.</w:t>
+        <w:t xml:space="preserve"> </w:t>
+      </w:r>
+      <w:r>
+        <w:t xml:space="preserve">— a coaching note that recruiter screens reward concise answers over deep technical detail.</w:t>
       </w:r>
     </w:p>
     <w:p>
@@ -737,21 +1069,24 @@
         <w:t xml:space="preserve">Questions to Ask the Recruiter</w:t>
       </w:r>
       <w:r>
-        <w:t xml:space="preserve"> — process/timeline, the top priority for this hire in the first 90 days, comp band confirmation. Deliberately skips deep team/strategy questions, which belong in a later round.</w:t>
-      </w:r>
-    </w:p>
-    <w:bookmarkEnd w:id="26"/>
+        <w:t xml:space="preserve"> </w:t>
+      </w:r>
+      <w:r>
+        <w:t xml:space="preserve">— process/timeline, the top priority for this hire in the first 90 days, comp band confirmation. Deliberately skips deep team/strategy questions, which belong in a later round.</w:t>
+      </w:r>
+    </w:p>
     <w:bookmarkEnd w:id="27"/>
-    <w:bookmarkStart w:id="30" w:name="hiring-manager-interview-mode"/>
+    <w:bookmarkEnd w:id="28"/>
+    <w:bookmarkStart w:id="31" w:name="hiring-manager-interview-mode"/>
     <w:p>
       <w:pPr>
         <w:pStyle w:val="Heading2"/>
       </w:pPr>
       <w:r>
-        <w:t xml:space="preserve">5. Hiring Manager Interview Mode</w:t>
-      </w:r>
-    </w:p>
-    <w:bookmarkStart w:id="28" w:name="extra-fields-1"/>
+        <w:t xml:space="preserve">6. Hiring Manager Interview Mode</w:t>
+      </w:r>
+    </w:p>
+    <w:bookmarkStart w:id="29" w:name="extra-fields-1"/>
     <w:p>
       <w:pPr>
         <w:pStyle w:val="Heading3"/>
@@ -776,7 +1111,10 @@
         <w:t xml:space="preserve">Call length (minutes)</w:t>
       </w:r>
       <w:r>
-        <w:t xml:space="preserve"> — defaults to 60, edit to match your actual call.</w:t>
+        <w:t xml:space="preserve"> </w:t>
+      </w:r>
+      <w:r>
+        <w:t xml:space="preserve">— defaults to 60, edit to match your actual call.</w:t>
       </w:r>
     </w:p>
     <w:p>
@@ -795,7 +1133,10 @@
         <w:t xml:space="preserve">Platform</w:t>
       </w:r>
       <w:r>
-        <w:t xml:space="preserve"> — Microsoft Teams, Zoom, Google Meet, Phone, or Other. Feeds directly into the logistics checklist.</w:t>
+        <w:t xml:space="preserve"> </w:t>
+      </w:r>
+      <w:r>
+        <w:t xml:space="preserve">— Microsoft Teams, Zoom, Google Meet, Phone, or Other. Feeds directly into the logistics checklist.</w:t>
       </w:r>
     </w:p>
     <w:p>
@@ -814,11 +1155,14 @@
         <w:t xml:space="preserve">Interviewers</w:t>
       </w:r>
       <w:r>
-        <w:t xml:space="preserve"> (optional) — bulk-paste Name and Role pairs (one per line, e.g. from a calendar invite), or add manually. Each gets a role category (Recruiter/HR, Hiring Manager, Peer/team member, Skip-level/executive, Cross-functional partner) that shapes what angle the interviewer-research section takes.</w:t>
-      </w:r>
-    </w:p>
-    <w:bookmarkEnd w:id="28"/>
-    <w:bookmarkStart w:id="29" w:name="what-the-guide-builds-1"/>
+        <w:t xml:space="preserve"> </w:t>
+      </w:r>
+      <w:r>
+        <w:t xml:space="preserve">(optional) — bulk-paste Name and Role pairs (one per line, e.g. from a calendar invite), or add manually. Each gets a role category (Recruiter/HR, Hiring Manager, Peer/team member, Skip-level/executive, Cross-functional partner) that shapes what angle the interviewer-research section takes.</w:t>
+      </w:r>
+    </w:p>
+    <w:bookmarkEnd w:id="29"/>
+    <w:bookmarkStart w:id="30" w:name="what-the-guide-builds-1"/>
     <w:p>
       <w:pPr>
         <w:pStyle w:val="Heading3"/>
@@ -840,10 +1184,63 @@
           <w:bCs/>
           <w:b/>
         </w:rPr>
+        <w:t xml:space="preserve">“</w:t>
+      </w:r>
+      <w:r>
+        <w:rPr>
+          <w:bCs/>
+          <w:b/>
+        </w:rPr>
+        <w:t xml:space="preserve">Tell Me About Yourself</w:t>
+      </w:r>
+      <w:r>
+        <w:rPr>
+          <w:bCs/>
+          <w:b/>
+        </w:rPr>
+        <w:t xml:space="preserve">”</w:t>
+      </w:r>
+      <w:r>
+        <w:rPr>
+          <w:bCs/>
+          <w:b/>
+        </w:rPr>
+        <w:t xml:space="preserve"> </w:t>
+      </w:r>
+      <w:r>
+        <w:rPr>
+          <w:bCs/>
+          <w:b/>
+        </w:rPr>
+        <w:t xml:space="preserve">(30-45 Second Answer)</w:t>
+      </w:r>
+      <w:r>
+        <w:t xml:space="preserve"> </w:t>
+      </w:r>
+      <w:r>
+        <w:t xml:space="preserve">— the three-part answer described in Section 4.</w:t>
+      </w:r>
+    </w:p>
+    <w:p>
+      <w:pPr>
+        <w:numPr>
+          <w:ilvl w:val="0"/>
+          <w:numId w:val="1005"/>
+        </w:numPr>
+        <w:pStyle w:val="Compact"/>
+      </w:pPr>
+      <w:r>
+        <w:rPr>
+          <w:bCs/>
+          <w:b/>
+        </w:rPr>
         <w:t xml:space="preserve">Company &amp; Role Snapshot</w:t>
       </w:r>
       <w:r>
-        <w:t xml:space="preserve"> — real, recent research (roughly the last 6 months): what the company does, recent news, funding, leadership changes, and how this role fits into what’s happening there now. If nothing notable turns up, the guide says so rather than padding with generic filler.</w:t>
+        <w:t xml:space="preserve"> </w:t>
+      </w:r>
+      <w:r>
+        <w:t xml:space="preserve">— real, recent research (roughly the last 6 months): what the company does, recent news, funding, leadership changes, and how this role fits into what’s happening there now. If nothing notable turns up, the guide says so rather than padding with generic filler.</w:t>
       </w:r>
     </w:p>
     <w:p>
@@ -862,7 +1259,10 @@
         <w:t xml:space="preserve">Resume-to-JD Gap Map</w:t>
       </w:r>
       <w:r>
-        <w:t xml:space="preserve"> — where you map cleanly (named specifically as your strongest talking points) and where there’s a real gap, framed constructively as what the interviewer may probe and why — never softened away, never manufactured where it doesn’t exist.</w:t>
+        <w:t xml:space="preserve"> </w:t>
+      </w:r>
+      <w:r>
+        <w:t xml:space="preserve">— where you map cleanly (named specifically as your strongest talking points) and where there’s a real gap, framed constructively as what the interviewer may probe and why — never softened away, never manufactured where it doesn’t exist.</w:t>
       </w:r>
     </w:p>
     <w:p>
@@ -881,7 +1281,10 @@
         <w:t xml:space="preserve">Objection Reframing</w:t>
       </w:r>
       <w:r>
-        <w:t xml:space="preserve"> — if you named specific worries, a short, honest, spoken-ready way to address each one if it comes up: 2-3 sentences per concern, framed as neutral or as a genuine advantage wherever your actual background supports that — never spin, never a fabricated accomplishment used to explain a concern away. If you left the field blank, general guidance on reframing common concerns (industry breadth, short tenures, a pivot, overqualification) instead.</w:t>
+        <w:t xml:space="preserve"> </w:t>
+      </w:r>
+      <w:r>
+        <w:t xml:space="preserve">— if you named specific worries, a short, honest, spoken-ready way to address each one if it comes up: 2-3 sentences per concern, framed as neutral or as a genuine advantage wherever your actual background supports that — never spin, never a fabricated accomplishment used to explain a concern away. If you left the field blank, general guidance on reframing common concerns (industry breadth, short tenures, a pivot, overqualification) instead.</w:t>
       </w:r>
     </w:p>
     <w:p>
@@ -900,7 +1303,10 @@
         <w:t xml:space="preserve">Interviewer Research</w:t>
       </w:r>
       <w:r>
-        <w:t xml:space="preserve"> — for each named interviewer, real search for their public professional background. If little or nothing turns up for someone, the guide says so plainly rather than inventing a personality or interests to seem more personalized, and falls back to role-based prep instead.</w:t>
+        <w:t xml:space="preserve"> </w:t>
+      </w:r>
+      <w:r>
+        <w:t xml:space="preserve">— for each named interviewer, real search for their public professional background. If little or nothing turns up for someone, the guide says so plainly rather than inventing a personality or interests to seem more personalized, and falls back to role-based prep instead.</w:t>
       </w:r>
     </w:p>
     <w:p>
@@ -919,7 +1325,10 @@
         <w:t xml:space="preserve">Candidate SWOT Analysis</w:t>
       </w:r>
       <w:r>
-        <w:t xml:space="preserve"> — a Strengths/Weaknesses/Opportunities/Threats breakdown of your candidacy for this specific role, grounded in the Company &amp; Role Snapshot, the Resume-to-JD Gap Map, and the Interviewer Research above (not a generic SWOT template). Strengths and Weaknesses draw directly from the gap map; Opportunities and Threats draw from the actual company situation and role/interviewer context. Directly under the Weaknesses list, the guide gives 1-2 short talking points for how to address each weakness if it comes up — same guardrail as Objection Reframing: grounded in something real from your resume, never a fabricated accomplishment used to explain a gap away.</w:t>
+        <w:t xml:space="preserve"> </w:t>
+      </w:r>
+      <w:r>
+        <w:t xml:space="preserve">— a Strengths/Weaknesses/Opportunities/Threats breakdown of your candidacy for this specific role, grounded in the Company &amp; Role Snapshot, the Resume-to-JD Gap Map, and the Interviewer Research above (not a generic SWOT template). Strengths and Weaknesses draw directly from the gap map; Opportunities and Threats draw from the actual company situation and role/interviewer context. Directly under the Weaknesses list, the guide gives 1-2 short talking points for how to address each weakness if it comes up — same guardrail as Objection Reframing: grounded in something real from your resume, never a fabricated accomplishment used to explain a gap away.</w:t>
       </w:r>
     </w:p>
     <w:p>
@@ -938,7 +1347,10 @@
         <w:t xml:space="preserve">Video Call Logistics Checklist</w:t>
       </w:r>
       <w:r>
-        <w:t xml:space="preserve"> — tied to your actual platform: test audio/video ahead of time, check lighting and background, close notifications, have a backup dial-in if one exists, look at the camera not the screen.</w:t>
+        <w:t xml:space="preserve"> </w:t>
+      </w:r>
+      <w:r>
+        <w:t xml:space="preserve">— tied to your actual platform: test audio/video ahead of time, check lighting and background, close notifications, have a backup dial-in if one exists, look at the camera not the screen.</w:t>
       </w:r>
     </w:p>
     <w:p>
@@ -957,7 +1369,10 @@
         <w:t xml:space="preserve">Time-Boxing</w:t>
       </w:r>
       <w:r>
-        <w:t xml:space="preserve"> — a realistic cadence scaled to your actual call length, plus a coaching note to keep individual answers to 90 seconds-2 minutes unless explicitly asked to go deeper, since one long answer can eat a meaningful chunk of a short call.</w:t>
+        <w:t xml:space="preserve"> </w:t>
+      </w:r>
+      <w:r>
+        <w:t xml:space="preserve">— a realistic cadence scaled to your actual call length, plus a coaching note to keep individual answers to 90 seconds-2 minutes unless explicitly asked to go deeper, since one long answer can eat a meaningful chunk of a short call.</w:t>
       </w:r>
     </w:p>
     <w:p>
@@ -976,7 +1391,10 @@
         <w:t xml:space="preserve">Your Top 3-4 Stories</w:t>
       </w:r>
       <w:r>
-        <w:t xml:space="preserve"> — not an exhaustive list. If you wrote your own STAR Stories in the field described in Section 3, the guide uses those exactly as written (tightened for spoken delivery if needed) rather than pointing you to a resume bullet, and fills in any remaining slot up to 3-4 by pointing you to the strongest resume experiences the same way it always has. If you left the STAR Stories field blank, same rule as always: the guide points you to the story, it never writes the story or invents outcomes on your behalf.</w:t>
+        <w:t xml:space="preserve"> </w:t>
+      </w:r>
+      <w:r>
+        <w:t xml:space="preserve">— not an exhaustive list. If you wrote your own STAR Stories in the field described in Section 3, the guide uses those exactly as written (tightened for spoken delivery if needed) rather than pointing you to a resume bullet, and fills in any remaining slot up to 3-4 by pointing you to the strongest resume experiences the same way it always has. If you left the STAR Stories field blank, same rule as always: the guide points you to the story, it never writes the story or invents outcomes on your behalf.</w:t>
       </w:r>
     </w:p>
     <w:p>
@@ -995,7 +1413,10 @@
         <w:t xml:space="preserve">Likely Questions</w:t>
       </w:r>
       <w:r>
-        <w:t xml:space="preserve"> — behavioral, role/technical, culture/values, and gap-probe, sized realistically for the time you actually have rather than an exhaustive list you won’t get through.</w:t>
+        <w:t xml:space="preserve"> </w:t>
+      </w:r>
+      <w:r>
+        <w:t xml:space="preserve">— behavioral, role/technical, culture/values, and gap-probe, sized realistically for the time you actually have rather than an exhaustive list you won’t get through.</w:t>
       </w:r>
     </w:p>
     <w:p>
@@ -1014,7 +1435,10 @@
         <w:t xml:space="preserve">Questions to Ask the Hiring Manager</w:t>
       </w:r>
       <w:r>
-        <w:t xml:space="preserve"> — team structure and day-to-day, how success is measured in the first 90 days, current priorities, management style. Tailored using the interviewer research where applicable.</w:t>
+        <w:t xml:space="preserve"> </w:t>
+      </w:r>
+      <w:r>
+        <w:t xml:space="preserve">— team structure and day-to-day, how success is measured in the first 90 days, current priorities, management style. Tailored using the interviewer research where applicable.</w:t>
       </w:r>
     </w:p>
     <w:p>
@@ -1033,18 +1457,21 @@
         <w:t xml:space="preserve">Logistics Checklist</w:t>
       </w:r>
       <w:r>
-        <w:t xml:space="preserve"> — video-call-appropriate: notes visible off-camera but out of the way, your own questions written down, the platform link confirmed ahead of time.</w:t>
-      </w:r>
-    </w:p>
-    <w:bookmarkEnd w:id="29"/>
+        <w:t xml:space="preserve"> </w:t>
+      </w:r>
+      <w:r>
+        <w:t xml:space="preserve">— video-call-appropriate: notes visible off-camera but out of the way, your own questions written down, the platform link confirmed ahead of time.</w:t>
+      </w:r>
+    </w:p>
     <w:bookmarkEnd w:id="30"/>
-    <w:bookmarkStart w:id="31" w:name="general-other-mode"/>
+    <w:bookmarkEnd w:id="31"/>
+    <w:bookmarkStart w:id="32" w:name="general-other-mode"/>
     <w:p>
       <w:pPr>
         <w:pStyle w:val="Heading2"/>
       </w:pPr>
       <w:r>
-        <w:t xml:space="preserve">6. General / Other Mode</w:t>
+        <w:t xml:space="preserve">7. General / Other Mode</w:t>
       </w:r>
     </w:p>
     <w:p>
@@ -1071,7 +1498,10 @@
         <w:t xml:space="preserve">Interview stage</w:t>
       </w:r>
       <w:r>
-        <w:t xml:space="preserve"> — Technical/skills round, Panel, Onsite/final round, or Not sure.</w:t>
+        <w:t xml:space="preserve"> </w:t>
+      </w:r>
+      <w:r>
+        <w:t xml:space="preserve">— Technical/skills round, Panel, Onsite/final round, or Not sure.</w:t>
       </w:r>
     </w:p>
     <w:p>
@@ -1090,7 +1520,10 @@
         <w:t xml:space="preserve">Interviewers</w:t>
       </w:r>
       <w:r>
-        <w:t xml:space="preserve"> (optional) — same bulk-paste/manual mechanism as Hiring Manager mode, but tracked as its own separate list.</w:t>
+        <w:t xml:space="preserve"> </w:t>
+      </w:r>
+      <w:r>
+        <w:t xml:space="preserve">(optional) — same bulk-paste/manual mechanism as Hiring Manager mode, but tracked as its own separate list.</w:t>
       </w:r>
     </w:p>
     <w:p>
@@ -1098,17 +1531,35 @@
         <w:pStyle w:val="FirstParagraph"/>
       </w:pPr>
       <w:r>
-        <w:t xml:space="preserve">Builds: Company &amp; Role Snapshot, Resume-to-JD Gap Map, Objection Reframing (grounded in your named worries, or general guidance if you left that field blank), Interviewer Research (or a plain statement that it’s skipped if no names given), a Candidate SWOT Analysis with weakness-mitigation talking points (same shape and guardrails as in Hiring Manager mode, see Section 5), Likely Questions across the same four categories, Story Scaffolding via STAR (using your own STAR Stories from Section 3 as written if you filled them in, otherwise pointing you to resume bullets as always), Questions to Ask Them, and a Logistics Checklist.</w:t>
-      </w:r>
-    </w:p>
-    <w:bookmarkEnd w:id="31"/>
-    <w:bookmarkStart w:id="32" w:name="the-two-non-negotiable-guardrails"/>
+        <w:t xml:space="preserve">Builds:</w:t>
+      </w:r>
+      <w:r>
+        <w:t xml:space="preserve"> </w:t>
+      </w:r>
+      <w:r>
+        <w:t xml:space="preserve">“</w:t>
+      </w:r>
+      <w:r>
+        <w:t xml:space="preserve">Tell Me About Yourself</w:t>
+      </w:r>
+      <w:r>
+        <w:t xml:space="preserve">”</w:t>
+      </w:r>
+      <w:r>
+        <w:t xml:space="preserve"> </w:t>
+      </w:r>
+      <w:r>
+        <w:t xml:space="preserve">(30-45 Second Answer, see Section 4), Company &amp; Role Snapshot, Resume-to-JD Gap Map, Objection Reframing (grounded in your named worries, or general guidance if you left that field blank), Interviewer Research (or a plain statement that it’s skipped if no names given), a Candidate SWOT Analysis with weakness-mitigation talking points (same shape and guardrails as in Hiring Manager mode, see Section 6), Likely Questions across the same four categories, Story Scaffolding via STAR (using your own STAR Stories from Section 3 as written if you filled them in, otherwise pointing you to resume bullets as always), Questions to Ask Them, and a Logistics Checklist.</w:t>
+      </w:r>
+    </w:p>
+    <w:bookmarkEnd w:id="32"/>
+    <w:bookmarkStart w:id="33" w:name="the-non-negotiable-guardrails"/>
     <w:p>
       <w:pPr>
         <w:pStyle w:val="Heading2"/>
       </w:pPr>
       <w:r>
-        <w:t xml:space="preserve">7. The Two Non-Negotiable Guardrails</w:t>
+        <w:t xml:space="preserve">8. The Non-Negotiable Guardrails</w:t>
       </w:r>
     </w:p>
     <w:p>
@@ -1116,7 +1567,25 @@
         <w:pStyle w:val="FirstParagraph"/>
       </w:pPr>
       <w:r>
-        <w:t xml:space="preserve">These apply in Hiring Manager and General/Other modes (Recruiter Screen mode has its own parallel guardrails, in Section 4):</w:t>
+        <w:t xml:space="preserve">These apply in Hiring Manager and General/Other modes (Recruiter Screen mode has its own parallel guardrails, in Section 5), except the</w:t>
+      </w:r>
+      <w:r>
+        <w:t xml:space="preserve"> </w:t>
+      </w:r>
+      <w:r>
+        <w:t xml:space="preserve">“</w:t>
+      </w:r>
+      <w:r>
+        <w:t xml:space="preserve">Tell Me About Yourself</w:t>
+      </w:r>
+      <w:r>
+        <w:t xml:space="preserve">”</w:t>
+      </w:r>
+      <w:r>
+        <w:t xml:space="preserve"> </w:t>
+      </w:r>
+      <w:r>
+        <w:t xml:space="preserve">rule, which applies in all three modes:</w:t>
       </w:r>
     </w:p>
     <w:p>
@@ -1135,7 +1604,10 @@
         <w:t xml:space="preserve">Never a fabricated story.</w:t>
       </w:r>
       <w:r>
-        <w:t xml:space="preserve"> If you filled in the STAR Stories field, the guide uses those stories exactly as written and never adds, embellishes, or invents detail beyond what you gave it. Where a slot is unfilled, the guide points you to the specific resume bullet that’s your strongest match and prompts STAR structure — it never writes the actual story, invents what happened, or fabricates outcomes or metrics. Claude doesn’t know what actually happened in your work beyond what your resume states (or what you wrote yourself in a STAR Story), and inventing specifics risks putting words in your mouth you’d have to walk back live.</w:t>
+        <w:t xml:space="preserve"> </w:t>
+      </w:r>
+      <w:r>
+        <w:t xml:space="preserve">If you filled in the STAR Stories field, the guide uses those stories exactly as written and never adds, embellishes, or invents detail beyond what you gave it. Where a slot is unfilled, the guide points you to the specific resume bullet that’s your strongest match and prompts STAR structure — it never writes the actual story, invents what happened, or fabricates outcomes or metrics. Claude doesn’t know what actually happened in your work beyond what your resume states (or what you wrote yourself in a STAR Story), and inventing specifics risks putting words in your mouth you’d have to walk back live.</w:t>
       </w:r>
     </w:p>
     <w:p>
@@ -1151,10 +1623,63 @@
           <w:bCs/>
           <w:b/>
         </w:rPr>
+        <w:t xml:space="preserve">“</w:t>
+      </w:r>
+      <w:r>
+        <w:rPr>
+          <w:bCs/>
+          <w:b/>
+        </w:rPr>
+        <w:t xml:space="preserve">Tell Me About Yourself</w:t>
+      </w:r>
+      <w:r>
+        <w:rPr>
+          <w:bCs/>
+          <w:b/>
+        </w:rPr>
+        <w:t xml:space="preserve">”</w:t>
+      </w:r>
+      <w:r>
+        <w:rPr>
+          <w:bCs/>
+          <w:b/>
+        </w:rPr>
+        <w:t xml:space="preserve"> </w:t>
+      </w:r>
+      <w:r>
+        <w:rPr>
+          <w:bCs/>
+          <w:b/>
+        </w:rPr>
+        <w:t xml:space="preserve">stays factual.</w:t>
+      </w:r>
+      <w:r>
+        <w:t xml:space="preserve"> </w:t>
+      </w:r>
+      <w:r>
+        <w:t xml:space="preserve">The 30-45 second answer uses only what’s in your resume (or your own STAR Stories). A fact it needs that isn’t there, like your hometown or school, comes back as a [bracketed placeholder] for you to fill in, never an invented detail.</w:t>
+      </w:r>
+    </w:p>
+    <w:p>
+      <w:pPr>
+        <w:numPr>
+          <w:ilvl w:val="0"/>
+          <w:numId w:val="1007"/>
+        </w:numPr>
+        <w:pStyle w:val="Compact"/>
+      </w:pPr>
+      <w:r>
+        <w:rPr>
+          <w:bCs/>
+          <w:b/>
+        </w:rPr>
         <w:t xml:space="preserve">Interviewer research stays evidence-based.</w:t>
       </w:r>
       <w:r>
-        <w:t xml:space="preserve"> A thin or empty search result for a named person is a valid, expected outcome — the guide reports it as such rather than filling the gap with a plausible-sounding personality profile.</w:t>
+        <w:t xml:space="preserve"> </w:t>
+      </w:r>
+      <w:r>
+        <w:t xml:space="preserve">A thin or empty search result for a named person is a valid, expected outcome — the guide reports it as such rather than filling the gap with a plausible-sounding personality profile.</w:t>
       </w:r>
     </w:p>
     <w:p>
@@ -1173,17 +1698,20 @@
         <w:t xml:space="preserve">SWOT weaknesses stay honest.</w:t>
       </w:r>
       <w:r>
-        <w:t xml:space="preserve"> A real weakness in the Candidate SWOT Analysis is never softened into a non-weakness, and its mitigation talking point is never a fabricated accomplishment used to explain the gap away — same standard as Objection Reframing. The SWOT is only built in Hiring Manager and General/Other modes, since Recruiter Screen mode stays deliberately brief and checklist-oriented.</w:t>
-      </w:r>
-    </w:p>
-    <w:bookmarkEnd w:id="32"/>
-    <w:bookmarkStart w:id="33" w:name="output-format"/>
+        <w:t xml:space="preserve"> </w:t>
+      </w:r>
+      <w:r>
+        <w:t xml:space="preserve">A real weakness in the Candidate SWOT Analysis is never softened into a non-weakness, and its mitigation talking point is never a fabricated accomplishment used to explain the gap away — same standard as Objection Reframing. The SWOT is only built in Hiring Manager and General/Other modes, since Recruiter Screen mode stays deliberately brief and checklist-oriented.</w:t>
+      </w:r>
+    </w:p>
+    <w:bookmarkEnd w:id="33"/>
+    <w:bookmarkStart w:id="34" w:name="output"/>
     <w:p>
       <w:pPr>
         <w:pStyle w:val="Heading2"/>
       </w:pPr>
       <w:r>
-        <w:t xml:space="preserve">8. Output</w:t>
+        <w:t xml:space="preserve">9. Output</w:t>
       </w:r>
     </w:p>
     <w:p>
@@ -1191,7 +1719,10 @@
         <w:pStyle w:val="FirstParagraph"/>
       </w:pPr>
       <w:r>
-        <w:t xml:space="preserve">Every guide always comes back as a </w:t>
+        <w:t xml:space="preserve">Every guide always comes back as a</w:t>
+      </w:r>
+      <w:r>
+        <w:t xml:space="preserve"> </w:t>
       </w:r>
       <w:r>
         <w:rPr>
@@ -1201,7 +1732,31 @@
         <w:t xml:space="preserve">downloadable Word document (.docx)</w:t>
       </w:r>
       <w:r>
-        <w:t xml:space="preserve"> — there's no chat-table option anymore. It's a reference guide you'll want on hand right before walking in, with a one-page Quick Reference summary at the very top and full detail below it. This requires the </w:t>
+        <w:t xml:space="preserve"> </w:t>
+      </w:r>
+      <w:r>
+        <w:t xml:space="preserve">— there’s no chat-table option anymore. It’s a reference guide you’ll want on hand right before walking in, with a one-page Quick Reference summary at the very top (opening with your 30-45 second</w:t>
+      </w:r>
+      <w:r>
+        <w:t xml:space="preserve"> </w:t>
+      </w:r>
+      <w:r>
+        <w:t xml:space="preserve">“</w:t>
+      </w:r>
+      <w:r>
+        <w:t xml:space="preserve">Tell Me About Yourself</w:t>
+      </w:r>
+      <w:r>
+        <w:t xml:space="preserve">”</w:t>
+      </w:r>
+      <w:r>
+        <w:t xml:space="preserve"> </w:t>
+      </w:r>
+      <w:r>
+        <w:t xml:space="preserve">answer) and full detail below it. This requires the</w:t>
+      </w:r>
+      <w:r>
+        <w:t xml:space="preserve"> </w:t>
       </w:r>
       <w:r>
         <w:rPr>
@@ -1211,24 +1766,27 @@
         <w:t xml:space="preserve">Code execution and file creation</w:t>
       </w:r>
       <w:r>
-        <w:t xml:space="preserve"> setting (Settings → Capabilities) to be on; without it, Claude will fall back to a chat response.</w:t>
-      </w:r>
-    </w:p>
-    <w:bookmarkEnd w:id="33"/>
-    <w:bookmarkStart w:id="34" w:name="typical-workflow-start-to-finish"/>
+        <w:t xml:space="preserve"> </w:t>
+      </w:r>
+      <w:r>
+        <w:t xml:space="preserve">setting (Settings → Capabilities) to be on; without it, Claude will fall back to a chat response.</w:t>
+      </w:r>
+    </w:p>
+    <w:bookmarkEnd w:id="34"/>
+    <w:bookmarkStart w:id="35" w:name="typical-workflow-start-to-finish"/>
     <w:p>
       <w:pPr>
         <w:pStyle w:val="Heading2"/>
       </w:pPr>
       <w:r>
-        <w:t xml:space="preserve">9. Typical Workflow, Start to Finish</w:t>
-      </w:r>
-    </w:p>
-    <w:p>
-      <w:pPr>
-        <w:numPr>
-          <w:ilvl w:val="0"/>
-          <w:numId w:val="1009"/>
+        <w:t xml:space="preserve">10. Typical Workflow, Start to Finish</w:t>
+      </w:r>
+    </w:p>
+    <w:p>
+      <w:pPr>
+        <w:numPr>
+          <w:ilvl w:val="0"/>
+          <w:numId w:val="1008"/>
         </w:numPr>
         <w:pStyle w:val="Compact"/>
       </w:pPr>
@@ -1240,7 +1798,7 @@
       <w:pPr>
         <w:numPr>
           <w:ilvl w:val="0"/>
-          <w:numId w:val="1009"/>
+          <w:numId w:val="1008"/>
         </w:numPr>
         <w:pStyle w:val="Compact"/>
       </w:pPr>
@@ -1252,7 +1810,7 @@
       <w:pPr>
         <w:numPr>
           <w:ilvl w:val="0"/>
-          <w:numId w:val="1009"/>
+          <w:numId w:val="1008"/>
         </w:numPr>
         <w:pStyle w:val="Compact"/>
       </w:pPr>
@@ -1264,7 +1822,7 @@
       <w:pPr>
         <w:numPr>
           <w:ilvl w:val="0"/>
-          <w:numId w:val="1009"/>
+          <w:numId w:val="1008"/>
         </w:numPr>
         <w:pStyle w:val="Compact"/>
       </w:pPr>
@@ -1276,19 +1834,37 @@
       <w:pPr>
         <w:numPr>
           <w:ilvl w:val="0"/>
-          <w:numId w:val="1009"/>
-        </w:numPr>
-        <w:pStyle w:val="Compact"/>
-      </w:pPr>
-      <w:r>
-        <w:t xml:space="preserve">Review the guide — pay particular attention to anything flagged as needing your own input (a gap reason you didn’t supply, an interviewer with no research found).</w:t>
-      </w:r>
-    </w:p>
-    <w:p>
-      <w:pPr>
-        <w:numPr>
-          <w:ilvl w:val="0"/>
-          <w:numId w:val="1009"/>
+          <w:numId w:val="1008"/>
+        </w:numPr>
+        <w:pStyle w:val="Compact"/>
+      </w:pPr>
+      <w:r>
+        <w:t xml:space="preserve">Review the guide — pay particular attention to anything flagged as needing your own input (a gap reason you didn’t supply, an interviewer with no research found, a [bracketed placeholder] in your</w:t>
+      </w:r>
+      <w:r>
+        <w:t xml:space="preserve"> </w:t>
+      </w:r>
+      <w:r>
+        <w:t xml:space="preserve">“</w:t>
+      </w:r>
+      <w:r>
+        <w:t xml:space="preserve">Tell Me About Yourself</w:t>
+      </w:r>
+      <w:r>
+        <w:t xml:space="preserve">”</w:t>
+      </w:r>
+      <w:r>
+        <w:t xml:space="preserve"> </w:t>
+      </w:r>
+      <w:r>
+        <w:t xml:space="preserve">answer). Then say that answer out loud with a timer: it should land between 30 and 45 seconds.</w:t>
+      </w:r>
+    </w:p>
+    <w:p>
+      <w:pPr>
+        <w:numPr>
+          <w:ilvl w:val="0"/>
+          <w:numId w:val="1008"/>
         </w:numPr>
         <w:pStyle w:val="Compact"/>
       </w:pPr>
@@ -1296,14 +1872,14 @@
         <w:t xml:space="preserve">After the interview, carry the specific things you actually discussed into the Outreach Message Builder’s Context Notes for a genuinely grounded thank-you message.</w:t>
       </w:r>
     </w:p>
-    <w:bookmarkEnd w:id="34"/>
-    <w:bookmarkStart w:id="35" w:name="quick-troubleshooting"/>
+    <w:bookmarkEnd w:id="35"/>
+    <w:bookmarkStart w:id="36" w:name="quick-troubleshooting"/>
     <w:p>
       <w:pPr>
         <w:pStyle w:val="Heading2"/>
       </w:pPr>
       <w:r>
-        <w:t xml:space="preserve">10. Quick Troubleshooting</w:t>
+        <w:t xml:space="preserve">11. Quick Troubleshooting</w:t>
       </w:r>
     </w:p>
     <w:tbl>
@@ -1589,6 +2165,94 @@
               <w:jc w:val="left"/>
             </w:pPr>
             <w:r>
+              <w:t xml:space="preserve">My</w:t>
+            </w:r>
+            <w:r>
+              <w:t xml:space="preserve"> </w:t>
+            </w:r>
+            <w:r>
+              <w:t xml:space="preserve">“</w:t>
+            </w:r>
+            <w:r>
+              <w:t xml:space="preserve">Tell Me About Yourself</w:t>
+            </w:r>
+            <w:r>
+              <w:t xml:space="preserve">”</w:t>
+            </w:r>
+            <w:r>
+              <w:t xml:space="preserve"> </w:t>
+            </w:r>
+            <w:r>
+              <w:t xml:space="preserve">answer has [hometown] or [degree, school] placeholders</w:t>
+            </w:r>
+          </w:p>
+        </w:tc>
+        <w:tc>
+          <w:tcPr/>
+          <w:p>
+            <w:pPr>
+              <w:pStyle w:val="Compact"/>
+              <w:jc w:val="left"/>
+            </w:pPr>
+            <w:r>
+              <w:t xml:space="preserve">Expected when your resume doesn’t include those facts. Fill them in yourself, or add them to the resume text before generating the prompt.</w:t>
+            </w:r>
+          </w:p>
+        </w:tc>
+      </w:tr>
+      <w:tr>
+        <w:tc>
+          <w:tcPr/>
+          <w:p>
+            <w:pPr>
+              <w:pStyle w:val="Compact"/>
+              <w:jc w:val="left"/>
+            </w:pPr>
+            <w:r>
+              <w:t xml:space="preserve">My</w:t>
+            </w:r>
+            <w:r>
+              <w:t xml:space="preserve"> </w:t>
+            </w:r>
+            <w:r>
+              <w:t xml:space="preserve">“</w:t>
+            </w:r>
+            <w:r>
+              <w:t xml:space="preserve">Tell Me About Yourself</w:t>
+            </w:r>
+            <w:r>
+              <w:t xml:space="preserve">”</w:t>
+            </w:r>
+            <w:r>
+              <w:t xml:space="preserve"> </w:t>
+            </w:r>
+            <w:r>
+              <w:t xml:space="preserve">answer runs longer than 45 seconds</w:t>
+            </w:r>
+          </w:p>
+        </w:tc>
+        <w:tc>
+          <w:tcPr/>
+          <w:p>
+            <w:pPr>
+              <w:pStyle w:val="Compact"/>
+              <w:jc w:val="left"/>
+            </w:pPr>
+            <w:r>
+              <w:t xml:space="preserve">Trim Parts 1 and 2 first. Part 3 (how your background fits this job) is the part worth the extra seconds.</w:t>
+            </w:r>
+          </w:p>
+        </w:tc>
+      </w:tr>
+      <w:tr>
+        <w:tc>
+          <w:tcPr/>
+          <w:p>
+            <w:pPr>
+              <w:pStyle w:val="Compact"/>
+              <w:jc w:val="left"/>
+            </w:pPr>
+            <w:r>
               <w:t xml:space="preserve">In ChatGPT, it asks clarifying questions instead of running the task</w:t>
             </w:r>
           </w:p>
@@ -1601,14 +2265,32 @@
               <w:jc w:val="left"/>
             </w:pPr>
             <w:r>
-              <w:t xml:space="preserve">The prompt opens with an explicit “execute this directly” instruction — restate it more bluntly as a follow-up if needed.</w:t>
+              <w:t xml:space="preserve">The prompt opens with an explicit</w:t>
+            </w:r>
+            <w:r>
+              <w:t xml:space="preserve"> </w:t>
+            </w:r>
+            <w:r>
+              <w:t xml:space="preserve">“</w:t>
+            </w:r>
+            <w:r>
+              <w:t xml:space="preserve">execute this directly</w:t>
+            </w:r>
+            <w:r>
+              <w:t xml:space="preserve">”</w:t>
+            </w:r>
+            <w:r>
+              <w:t xml:space="preserve"> </w:t>
+            </w:r>
+            <w:r>
+              <w:t xml:space="preserve">instruction — restate it more bluntly as a follow-up if needed.</w:t>
             </w:r>
           </w:p>
         </w:tc>
       </w:tr>
     </w:tbl>
-    <w:bookmarkEnd w:id="35"/>
     <w:bookmarkEnd w:id="36"/>
+    <w:bookmarkEnd w:id="37"/>
     <w:sectPr/>
   </w:body>
 </w:document>
@@ -1955,9 +2637,6 @@
     <w:abstractNumId w:val="991"/>
   </w:num>
   <w:num w:numId="1008">
-    <w:abstractNumId w:val="991"/>
-  </w:num>
-  <w:num w:numId="1009">
     <w:abstractNumId w:val="99411"/>
     <w:lvlOverride w:ilvl="0">
       <w:startOverride w:val="1"/>
@@ -2476,7 +3155,7 @@
       <w:color w:themeColor="accent1" w:themeShade="BF" w:val="365F91"/>
     </w:rPr>
   </w:style>
-  <w:style w:type="paragraph" w:customStyle="1" w:styleId="SourceCode">
+  <w:style w:customStyle="1" w:styleId="SourceCode" w:type="paragraph">
     <w:name w:val="Source Code"/>
     <w:basedOn w:val="Normal"/>
     <w:link w:val="VerbatimChar"/>
@@ -2484,7 +3163,7 @@
       <w:wordWrap w:val="off"/>
     </w:pPr>
   </w:style>
-  <w:style w:type="character" w:customStyle="1" w:styleId="KeywordTok">
+  <w:style w:customStyle="1" w:styleId="KeywordTok" w:type="character">
     <w:name w:val="KeywordTok"/>
     <w:basedOn w:val="VerbatimChar"/>
     <w:rPr>
@@ -2492,77 +3171,77 @@
       <w:b/>
     </w:rPr>
   </w:style>
-  <w:style w:type="character" w:customStyle="1" w:styleId="DataTypeTok">
+  <w:style w:customStyle="1" w:styleId="DataTypeTok" w:type="character">
     <w:name w:val="DataTypeTok"/>
     <w:basedOn w:val="VerbatimChar"/>
     <w:rPr>
       <w:color w:val="902000"/>
     </w:rPr>
   </w:style>
-  <w:style w:type="character" w:customStyle="1" w:styleId="DecValTok">
+  <w:style w:customStyle="1" w:styleId="DecValTok" w:type="character">
     <w:name w:val="DecValTok"/>
     <w:basedOn w:val="VerbatimChar"/>
     <w:rPr>
       <w:color w:val="40a070"/>
     </w:rPr>
   </w:style>
-  <w:style w:type="character" w:customStyle="1" w:styleId="BaseNTok">
+  <w:style w:customStyle="1" w:styleId="BaseNTok" w:type="character">
     <w:name w:val="BaseNTok"/>
     <w:basedOn w:val="VerbatimChar"/>
     <w:rPr>
       <w:color w:val="40a070"/>
     </w:rPr>
   </w:style>
-  <w:style w:type="character" w:customStyle="1" w:styleId="FloatTok">
+  <w:style w:customStyle="1" w:styleId="FloatTok" w:type="character">
     <w:name w:val="FloatTok"/>
     <w:basedOn w:val="VerbatimChar"/>
     <w:rPr>
       <w:color w:val="40a070"/>
     </w:rPr>
   </w:style>
-  <w:style w:type="character" w:customStyle="1" w:styleId="ConstantTok">
+  <w:style w:customStyle="1" w:styleId="ConstantTok" w:type="character">
     <w:name w:val="ConstantTok"/>
     <w:basedOn w:val="VerbatimChar"/>
     <w:rPr>
       <w:color w:val="880000"/>
     </w:rPr>
   </w:style>
-  <w:style w:type="character" w:customStyle="1" w:styleId="CharTok">
+  <w:style w:customStyle="1" w:styleId="CharTok" w:type="character">
     <w:name w:val="CharTok"/>
     <w:basedOn w:val="VerbatimChar"/>
     <w:rPr>
       <w:color w:val="4070a0"/>
     </w:rPr>
   </w:style>
-  <w:style w:type="character" w:customStyle="1" w:styleId="SpecialCharTok">
+  <w:style w:customStyle="1" w:styleId="SpecialCharTok" w:type="character">
     <w:name w:val="SpecialCharTok"/>
     <w:basedOn w:val="VerbatimChar"/>
     <w:rPr>
       <w:color w:val="4070a0"/>
     </w:rPr>
   </w:style>
-  <w:style w:type="character" w:customStyle="1" w:styleId="StringTok">
+  <w:style w:customStyle="1" w:styleId="StringTok" w:type="character">
     <w:name w:val="StringTok"/>
     <w:basedOn w:val="VerbatimChar"/>
     <w:rPr>
       <w:color w:val="4070a0"/>
     </w:rPr>
   </w:style>
-  <w:style w:type="character" w:customStyle="1" w:styleId="VerbatimStringTok">
+  <w:style w:customStyle="1" w:styleId="VerbatimStringTok" w:type="character">
     <w:name w:val="VerbatimStringTok"/>
     <w:basedOn w:val="VerbatimChar"/>
     <w:rPr>
       <w:color w:val="4070a0"/>
     </w:rPr>
   </w:style>
-  <w:style w:type="character" w:customStyle="1" w:styleId="SpecialStringTok">
+  <w:style w:customStyle="1" w:styleId="SpecialStringTok" w:type="character">
     <w:name w:val="SpecialStringTok"/>
     <w:basedOn w:val="VerbatimChar"/>
     <w:rPr>
       <w:color w:val="bb6688"/>
     </w:rPr>
   </w:style>
-  <w:style w:type="character" w:customStyle="1" w:styleId="ImportTok">
+  <w:style w:customStyle="1" w:styleId="ImportTok" w:type="character">
     <w:name w:val="ImportTok"/>
     <w:basedOn w:val="VerbatimChar"/>
     <w:rPr>
@@ -2570,7 +3249,7 @@
       <w:b/>
     </w:rPr>
   </w:style>
-  <w:style w:type="character" w:customStyle="1" w:styleId="CommentTok">
+  <w:style w:customStyle="1" w:styleId="CommentTok" w:type="character">
     <w:name w:val="CommentTok"/>
     <w:basedOn w:val="VerbatimChar"/>
     <w:rPr>
@@ -2578,7 +3257,7 @@
       <w:i/>
     </w:rPr>
   </w:style>
-  <w:style w:type="character" w:customStyle="1" w:styleId="DocumentationTok">
+  <w:style w:customStyle="1" w:styleId="DocumentationTok" w:type="character">
     <w:name w:val="DocumentationTok"/>
     <w:basedOn w:val="VerbatimChar"/>
     <w:rPr>
@@ -2586,7 +3265,7 @@
       <w:i/>
     </w:rPr>
   </w:style>
-  <w:style w:type="character" w:customStyle="1" w:styleId="AnnotationTok">
+  <w:style w:customStyle="1" w:styleId="AnnotationTok" w:type="character">
     <w:name w:val="AnnotationTok"/>
     <w:basedOn w:val="VerbatimChar"/>
     <w:rPr>
@@ -2595,7 +3274,7 @@
       <w:i/>
     </w:rPr>
   </w:style>
-  <w:style w:type="character" w:customStyle="1" w:styleId="CommentVarTok">
+  <w:style w:customStyle="1" w:styleId="CommentVarTok" w:type="character">
     <w:name w:val="CommentVarTok"/>
     <w:basedOn w:val="VerbatimChar"/>
     <w:rPr>
@@ -2604,28 +3283,28 @@
       <w:i/>
     </w:rPr>
   </w:style>
-  <w:style w:type="character" w:customStyle="1" w:styleId="OtherTok">
+  <w:style w:customStyle="1" w:styleId="OtherTok" w:type="character">
     <w:name w:val="OtherTok"/>
     <w:basedOn w:val="VerbatimChar"/>
     <w:rPr>
       <w:color w:val="007020"/>
     </w:rPr>
   </w:style>
-  <w:style w:type="character" w:customStyle="1" w:styleId="FunctionTok">
+  <w:style w:customStyle="1" w:styleId="FunctionTok" w:type="character">
     <w:name w:val="FunctionTok"/>
     <w:basedOn w:val="VerbatimChar"/>
     <w:rPr>
       <w:color w:val="06287e"/>
     </w:rPr>
   </w:style>
-  <w:style w:type="character" w:customStyle="1" w:styleId="VariableTok">
+  <w:style w:customStyle="1" w:styleId="VariableTok" w:type="character">
     <w:name w:val="VariableTok"/>
     <w:basedOn w:val="VerbatimChar"/>
     <w:rPr>
       <w:color w:val="19177c"/>
     </w:rPr>
   </w:style>
-  <w:style w:type="character" w:customStyle="1" w:styleId="ControlFlowTok">
+  <w:style w:customStyle="1" w:styleId="ControlFlowTok" w:type="character">
     <w:name w:val="ControlFlowTok"/>
     <w:basedOn w:val="VerbatimChar"/>
     <w:rPr>
@@ -2633,45 +3312,45 @@
       <w:b/>
     </w:rPr>
   </w:style>
-  <w:style w:type="character" w:customStyle="1" w:styleId="OperatorTok">
+  <w:style w:customStyle="1" w:styleId="OperatorTok" w:type="character">
     <w:name w:val="OperatorTok"/>
     <w:basedOn w:val="VerbatimChar"/>
     <w:rPr>
       <w:color w:val="666666"/>
     </w:rPr>
   </w:style>
-  <w:style w:type="character" w:customStyle="1" w:styleId="BuiltInTok">
+  <w:style w:customStyle="1" w:styleId="BuiltInTok" w:type="character">
     <w:name w:val="BuiltInTok"/>
     <w:basedOn w:val="VerbatimChar"/>
     <w:rPr>
       <w:color w:val="008000"/>
     </w:rPr>
   </w:style>
-  <w:style w:type="character" w:customStyle="1" w:styleId="ExtensionTok">
+  <w:style w:customStyle="1" w:styleId="ExtensionTok" w:type="character">
     <w:name w:val="ExtensionTok"/>
     <w:basedOn w:val="VerbatimChar"/>
     <w:rPr/>
   </w:style>
-  <w:style w:type="character" w:customStyle="1" w:styleId="PreprocessorTok">
+  <w:style w:customStyle="1" w:styleId="PreprocessorTok" w:type="character">
     <w:name w:val="PreprocessorTok"/>
     <w:basedOn w:val="VerbatimChar"/>
     <w:rPr>
       <w:color w:val="bc7a00"/>
     </w:rPr>
   </w:style>
-  <w:style w:type="character" w:customStyle="1" w:styleId="AttributeTok">
+  <w:style w:customStyle="1" w:styleId="AttributeTok" w:type="character">
     <w:name w:val="AttributeTok"/>
     <w:basedOn w:val="VerbatimChar"/>
     <w:rPr>
       <w:color w:val="7d9029"/>
     </w:rPr>
   </w:style>
-  <w:style w:type="character" w:customStyle="1" w:styleId="RegionMarkerTok">
+  <w:style w:customStyle="1" w:styleId="RegionMarkerTok" w:type="character">
     <w:name w:val="RegionMarkerTok"/>
     <w:basedOn w:val="VerbatimChar"/>
     <w:rPr/>
   </w:style>
-  <w:style w:type="character" w:customStyle="1" w:styleId="InformationTok">
+  <w:style w:customStyle="1" w:styleId="InformationTok" w:type="character">
     <w:name w:val="InformationTok"/>
     <w:basedOn w:val="VerbatimChar"/>
     <w:rPr>
@@ -2680,7 +3359,7 @@
       <w:i/>
     </w:rPr>
   </w:style>
-  <w:style w:type="character" w:customStyle="1" w:styleId="WarningTok">
+  <w:style w:customStyle="1" w:styleId="WarningTok" w:type="character">
     <w:name w:val="WarningTok"/>
     <w:basedOn w:val="VerbatimChar"/>
     <w:rPr>
@@ -2689,7 +3368,7 @@
       <w:i/>
     </w:rPr>
   </w:style>
-  <w:style w:type="character" w:customStyle="1" w:styleId="AlertTok">
+  <w:style w:customStyle="1" w:styleId="AlertTok" w:type="character">
     <w:name w:val="AlertTok"/>
     <w:basedOn w:val="VerbatimChar"/>
     <w:rPr>
@@ -2697,7 +3376,7 @@
       <w:b/>
     </w:rPr>
   </w:style>
-  <w:style w:type="character" w:customStyle="1" w:styleId="ErrorTok">
+  <w:style w:customStyle="1" w:styleId="ErrorTok" w:type="character">
     <w:name w:val="ErrorTok"/>
     <w:basedOn w:val="VerbatimChar"/>
     <w:rPr>
@@ -2705,7 +3384,7 @@
       <w:b/>
     </w:rPr>
   </w:style>
-  <w:style w:type="character" w:customStyle="1" w:styleId="NormalTok">
+  <w:style w:customStyle="1" w:styleId="NormalTok" w:type="character">
     <w:name w:val="NormalTok"/>
     <w:basedOn w:val="VerbatimChar"/>
     <w:rPr/>

--- a/Interview_Prep_Guide_Builder_User_Guide.docx
+++ b/Interview_Prep_Guide_Builder_User_Guide.docx
@@ -22,7 +22,7 @@
         <w:t xml:space="preserve">MARKETING AND CONSULTING</w:t>
       </w:r>
     </w:p>
-    <w:bookmarkStart w:id="37" w:name="interview-prep-guide-builder"/>
+    <w:bookmarkStart w:id="38" w:name="interview-prep-guide-builder"/>
     <w:p>
       <w:pPr>
         <w:pStyle w:val="Heading1"/>
@@ -95,7 +95,7 @@
         <w:t xml:space="preserve"> </w:t>
       </w:r>
       <w:r>
-        <w:t xml:space="preserve">section added to all three modes October 13, 2026)</w:t>
+        <w:t xml:space="preserve">section, its optional extras (where you’re from, education, what to remember), and the CliftonStrengths documentation added October 13, 2026)</w:t>
       </w:r>
     </w:p>
     <w:p>
@@ -223,7 +223,25 @@
         <w:pStyle w:val="FirstParagraph"/>
       </w:pPr>
       <w:r>
-        <w:t xml:space="preserve">Not sure what to target yet? Career Path Discovery Prompt Builder is the step before all of this. Once you know your direction: the Target Company Prompt Builder researches and ranks companies. The Job Posting Finder checks who’s actively hiring. Resume &amp; Cover Letter Tailoring fits your documents to a specific posting. Outreach Message Builder drafts your outreach. This tool picks up once you’ve actually landed an interview — the stage none of the others cover. Afterward, the specific things you actually discuss become the Context Notes for a genuinely grounded thank-you message back in the Outreach Message Builder.</w:t>
+        <w:t xml:space="preserve">Not sure what to target yet? Career Path Discovery Prompt Builder is the step before all of this. Once you know your direction: the Target Company Prompt Builder researches and ranks companies. The Job Posting Finder checks who’s actively hiring. Resume &amp; Cover Letter Tailoring fits your documents to a specific posting. Outreach Message Builder drafts your outreach. This tool picks up once you’ve actually landed an interview — the stage none of the others cover. Afterward, the specific things you actually discuss become the Context Notes for a genuinely grounded thank-you message back in the Outreach Message Builder. And Part 3 of your</w:t>
+      </w:r>
+      <w:r>
+        <w:t xml:space="preserve"> </w:t>
+      </w:r>
+      <w:r>
+        <w:t xml:space="preserve">“</w:t>
+      </w:r>
+      <w:r>
+        <w:t xml:space="preserve">Tell Me About Yourself</w:t>
+      </w:r>
+      <w:r>
+        <w:t xml:space="preserve">”</w:t>
+      </w:r>
+      <w:r>
+        <w:t xml:space="preserve"> </w:t>
+      </w:r>
+      <w:r>
+        <w:t xml:space="preserve">answer (Section 4) doubles as a short pitch you can reuse in the LinkedIn Profile Builder and the Outreach Message Builder.</w:t>
       </w:r>
     </w:p>
     <w:bookmarkEnd w:id="22"/>
@@ -332,7 +350,7 @@
       </w:r>
     </w:p>
     <w:bookmarkEnd w:id="23"/>
-    <w:bookmarkStart w:id="24" w:name="shared-fields-all-modes"/>
+    <w:bookmarkStart w:id="25" w:name="shared-fields-all-modes"/>
     <w:p>
       <w:pPr>
         <w:pStyle w:val="Heading2"/>
@@ -520,6 +538,114 @@
               <w:jc w:val="left"/>
             </w:pPr>
             <w:r>
+              <w:t xml:space="preserve">Why you’re not currently working / leaving your current role (optional)</w:t>
+            </w:r>
+          </w:p>
+        </w:tc>
+        <w:tc>
+          <w:tcPr/>
+          <w:p>
+            <w:pPr>
+              <w:pStyle w:val="Compact"/>
+              <w:jc w:val="left"/>
+            </w:pPr>
+            <w:r>
+              <w:t xml:space="preserve">Your own real reason, in your own words. It comes up in every kind of interview, so it’s used in all three modes. Left blank, the guide gives you general guidance on structuring this kind of answer instead of inventing a reason for you.</w:t>
+            </w:r>
+          </w:p>
+        </w:tc>
+      </w:tr>
+      <w:tr>
+        <w:tc>
+          <w:tcPr/>
+          <w:p>
+            <w:pPr>
+              <w:pStyle w:val="Compact"/>
+              <w:jc w:val="left"/>
+            </w:pPr>
+            <w:r>
+              <w:t xml:space="preserve">“</w:t>
+            </w:r>
+            <w:r>
+              <w:t xml:space="preserve">Tell Me About Yourself</w:t>
+            </w:r>
+            <w:r>
+              <w:t xml:space="preserve">”</w:t>
+            </w:r>
+            <w:r>
+              <w:t xml:space="preserve"> </w:t>
+            </w:r>
+            <w:r>
+              <w:t xml:space="preserve">extras (optional): Where you’re from, Education, The 2-3 things you most want them to remember</w:t>
+            </w:r>
+          </w:p>
+        </w:tc>
+        <w:tc>
+          <w:tcPr/>
+          <w:p>
+            <w:pPr>
+              <w:pStyle w:val="Compact"/>
+              <w:jc w:val="left"/>
+            </w:pPr>
+            <w:r>
+              <w:t xml:space="preserve">Fills in what resumes usually leave out. Where you’re from and Education round out Part 1 of the answer. No need for years, since the answer leaves dates out on purpose. The 2-3 things you most want them to remember steer Part 3, the longest part. Skip any of these and the guide works from your resume alone. See Section 4.</w:t>
+            </w:r>
+          </w:p>
+        </w:tc>
+      </w:tr>
+      <w:tr>
+        <w:tc>
+          <w:tcPr/>
+          <w:p>
+            <w:pPr>
+              <w:pStyle w:val="Compact"/>
+              <w:jc w:val="left"/>
+            </w:pPr>
+            <w:r>
+              <w:t xml:space="preserve">CliftonStrengths (optional)</w:t>
+            </w:r>
+          </w:p>
+        </w:tc>
+        <w:tc>
+          <w:tcPr/>
+          <w:p>
+            <w:pPr>
+              <w:pStyle w:val="Compact"/>
+              <w:jc w:val="left"/>
+            </w:pPr>
+            <w:r>
+              <w:t xml:space="preserve">If you’ve taken Gallup’s CliftonStrengths assessment, check as many of your themes as you want considered (not just your top 5). Optionally add your ranked order or a line from your report, or tick the box to say you’ll attach the report itself. See</w:t>
+            </w:r>
+            <w:r>
+              <w:t xml:space="preserve"> </w:t>
+            </w:r>
+            <w:r>
+              <w:t xml:space="preserve">“</w:t>
+            </w:r>
+            <w:r>
+              <w:t xml:space="preserve">CliftonStrengths Talking Points</w:t>
+            </w:r>
+            <w:r>
+              <w:t xml:space="preserve">”</w:t>
+            </w:r>
+            <w:r>
+              <w:t xml:space="preserve"> </w:t>
+            </w:r>
+            <w:r>
+              <w:t xml:space="preserve">below.</w:t>
+            </w:r>
+          </w:p>
+        </w:tc>
+      </w:tr>
+      <w:tr>
+        <w:tc>
+          <w:tcPr/>
+          <w:p>
+            <w:pPr>
+              <w:pStyle w:val="Compact"/>
+              <w:jc w:val="left"/>
+            </w:pPr>
+            <w:r>
               <w:t xml:space="preserve">STAR Stories — up to 3 (optional, Hiring Manager and General/Other modes only)</w:t>
             </w:r>
           </w:p>
@@ -538,8 +664,94 @@
         </w:tc>
       </w:tr>
     </w:tbl>
+    <w:bookmarkStart w:id="24" w:name="X69db4d0380d5e455bb6ef1d154db5757e0c689a"/>
+    <w:p>
+      <w:pPr>
+        <w:pStyle w:val="Heading3"/>
+      </w:pPr>
+      <w:r>
+        <w:t xml:space="preserve">CliftonStrengths Talking Points (when you fill that field in)</w:t>
+      </w:r>
+    </w:p>
+    <w:p>
+      <w:pPr>
+        <w:pStyle w:val="FirstParagraph"/>
+      </w:pPr>
+      <w:r>
+        <w:t xml:space="preserve">The guide doesn’t simply take your highest-ranked themes. It checks every theme you listed against two tests: does your resume (or one of your STAR Stories) actually show it, and does this role’s job description actually call for it? Every theme that passes both is used, however many that is, and it’s ordered by fit with the role rather than by rank. For each one you get its</w:t>
+      </w:r>
+      <w:r>
+        <w:t xml:space="preserve"> </w:t>
+      </w:r>
+      <w:r>
+        <w:rPr>
+          <w:iCs/>
+          <w:i/>
+        </w:rPr>
+        <w:t xml:space="preserve">balcony</w:t>
+      </w:r>
+      <w:r>
+        <w:t xml:space="preserve"> </w:t>
+      </w:r>
+      <w:r>
+        <w:t xml:space="preserve">(the strength at its best, tied to real evidence), its</w:t>
+      </w:r>
+      <w:r>
+        <w:t xml:space="preserve"> </w:t>
+      </w:r>
+      <w:r>
+        <w:rPr>
+          <w:iCs/>
+          <w:i/>
+        </w:rPr>
+        <w:t xml:space="preserve">basement</w:t>
+      </w:r>
+      <w:r>
+        <w:t xml:space="preserve"> </w:t>
+      </w:r>
+      <w:r>
+        <w:t xml:space="preserve">(how it can be overused or misread, and how you keep it in check), and which likely questions it answers best. The themes it left out are listed with a one-line reason, so nothing disappears silently. You also get ready answers for</w:t>
+      </w:r>
+      <w:r>
+        <w:t xml:space="preserve"> </w:t>
+      </w:r>
+      <w:r>
+        <w:t xml:space="preserve">“</w:t>
+      </w:r>
+      <w:r>
+        <w:t xml:space="preserve">What’s your greatest strength?</w:t>
+      </w:r>
+      <w:r>
+        <w:t xml:space="preserve">”</w:t>
+      </w:r>
+      <w:r>
+        <w:t xml:space="preserve"> </w:t>
+      </w:r>
+      <w:r>
+        <w:t xml:space="preserve">and</w:t>
+      </w:r>
+      <w:r>
+        <w:t xml:space="preserve"> </w:t>
+      </w:r>
+      <w:r>
+        <w:t xml:space="preserve">“</w:t>
+      </w:r>
+      <w:r>
+        <w:t xml:space="preserve">What’s a weakness?</w:t>
+      </w:r>
+      <w:r>
+        <w:t xml:space="preserve">”</w:t>
+      </w:r>
+      <w:r>
+        <w:t xml:space="preserve"> </w:t>
+      </w:r>
+      <w:r>
+        <w:t xml:space="preserve">Spoken lines describe the behavior in plain language, since most interviewers won’t know the theme names. In Hiring Manager and General/Other modes the strongest-fit themes and the riskiest basement also feed the Candidate SWOT. Recruiter Screen mode keeps the section short.</w:t>
+      </w:r>
+    </w:p>
     <w:bookmarkEnd w:id="24"/>
-    <w:bookmarkStart w:id="25" w:name="X29d7c2a05607d319150292a2c40cc76c1c1b5bd"/>
+    <w:bookmarkEnd w:id="25"/>
+    <w:bookmarkStart w:id="26" w:name="X29d7c2a05607d319150292a2c40cc76c1c1b5bd"/>
     <w:p>
       <w:pPr>
         <w:pStyle w:val="Heading2"/>
@@ -589,7 +801,7 @@
         <w:t xml:space="preserve"> </w:t>
       </w:r>
       <w:r>
-        <w:t xml:space="preserve">so every guide, in all three modes, now leads with a short, focused answer to it, placed right after the Quick Reference. It walks the interviewer through your resume in 30-45 seconds (roughly 75-110 words), leaning into how your background lines up with this specific job description. It’s built in three timed parts:</w:t>
+        <w:t xml:space="preserve">so every guide, in all three modes, leads with a short, focused answer to it, placed right after the Quick Reference. It walks the interviewer through your resume in 30-45 seconds (roughly 75-110 words), leaning into how your background lines up with this specific job description. It’s built in three timed parts:</w:t>
       </w:r>
     </w:p>
     <w:tbl>
@@ -678,7 +890,7 @@
               <w:jc w:val="left"/>
             </w:pPr>
             <w:r>
-              <w:t xml:space="preserve">Where you’re from, your education, and your early-career foundation.</w:t>
+              <w:t xml:space="preserve">Where you’re from, your education, and your early-career foundation. No dates.</w:t>
             </w:r>
           </w:p>
         </w:tc>
@@ -754,7 +966,7 @@
               <w:jc w:val="left"/>
             </w:pPr>
             <w:r>
-              <w:t xml:space="preserve">The 2-3 key things from your resume that most directly match the job description, and how you’d apply them in this role.</w:t>
+              <w:t xml:space="preserve">The 2-3 key things from your resume that most directly match the job description, and how you’d apply them in this role. It ends on one short hook sentence that ties your background to something specific about this role or company, so it invites the next question.</w:t>
             </w:r>
           </w:p>
         </w:tc>
@@ -765,7 +977,158 @@
         <w:pStyle w:val="BodyText"/>
       </w:pPr>
       <w:r>
-        <w:t xml:space="preserve">You also get the three parts combined as one continuous answer with a word count and speaking time, plus a short delivery note: stay under 45 seconds, don’t walk through every job in order, and stop after Part 3 so the interviewer can steer the next question. The combined answer is also repeated at the top of the Quick Reference.</w:t>
+        <w:t xml:space="preserve">Along with the three parts, you get:</w:t>
+      </w:r>
+    </w:p>
+    <w:p>
+      <w:pPr>
+        <w:numPr>
+          <w:ilvl w:val="0"/>
+          <w:numId w:val="1002"/>
+        </w:numPr>
+        <w:pStyle w:val="Compact"/>
+      </w:pPr>
+      <w:r>
+        <w:rPr>
+          <w:bCs/>
+          <w:b/>
+        </w:rPr>
+        <w:t xml:space="preserve">The full answer</w:t>
+      </w:r>
+      <w:r>
+        <w:t xml:space="preserve">: the three parts as one continuous answer, with a word count and speaking time. It’s also repeated at the top of the Quick Reference.</w:t>
+      </w:r>
+    </w:p>
+    <w:p>
+      <w:pPr>
+        <w:numPr>
+          <w:ilvl w:val="0"/>
+          <w:numId w:val="1002"/>
+        </w:numPr>
+        <w:pStyle w:val="Compact"/>
+      </w:pPr>
+      <w:r>
+        <w:rPr>
+          <w:bCs/>
+          <w:b/>
+        </w:rPr>
+        <w:t xml:space="preserve">A 20-second version</w:t>
+      </w:r>
+      <w:r>
+        <w:t xml:space="preserve">: Parts 2 and 3 only, about 50 words. Use it in a panel where several people ask the same question in turn, or for a quick networking conversation.</w:t>
+      </w:r>
+    </w:p>
+    <w:p>
+      <w:pPr>
+        <w:numPr>
+          <w:ilvl w:val="0"/>
+          <w:numId w:val="1002"/>
+        </w:numPr>
+        <w:pStyle w:val="Compact"/>
+      </w:pPr>
+      <w:r>
+        <w:rPr>
+          <w:bCs/>
+          <w:b/>
+        </w:rPr>
+        <w:t xml:space="preserve">The likely next question</w:t>
+      </w:r>
+      <w:r>
+        <w:t xml:space="preserve"> </w:t>
+      </w:r>
+      <w:r>
+        <w:t xml:space="preserve">(if you gave a reason for leaving): the interviewer’s next question is almost always</w:t>
+      </w:r>
+      <w:r>
+        <w:t xml:space="preserve"> </w:t>
+      </w:r>
+      <w:r>
+        <w:t xml:space="preserve">“</w:t>
+      </w:r>
+      <w:r>
+        <w:t xml:space="preserve">So what happened there?</w:t>
+      </w:r>
+      <w:r>
+        <w:t xml:space="preserve">”</w:t>
+      </w:r>
+      <w:r>
+        <w:t xml:space="preserve"> </w:t>
+      </w:r>
+      <w:r>
+        <w:t xml:space="preserve">Part 2 never mentions the layoff or departure; instead the guide points you straight to your gap statement and pivot, so you’re ready for it.</w:t>
+      </w:r>
+    </w:p>
+    <w:p>
+      <w:pPr>
+        <w:numPr>
+          <w:ilvl w:val="0"/>
+          <w:numId w:val="1002"/>
+        </w:numPr>
+        <w:pStyle w:val="Compact"/>
+      </w:pPr>
+      <w:r>
+        <w:rPr>
+          <w:bCs/>
+          <w:b/>
+        </w:rPr>
+        <w:t xml:space="preserve">A delivery note</w:t>
+      </w:r>
+      <w:r>
+        <w:t xml:space="preserve">: stay under 45 seconds, don’t walk through every job in order, and stop after the hook so the interviewer can steer the next question.</w:t>
+      </w:r>
+    </w:p>
+    <w:p>
+      <w:pPr>
+        <w:pStyle w:val="FirstParagraph"/>
+      </w:pPr>
+      <w:r>
+        <w:rPr>
+          <w:bCs/>
+          <w:b/>
+        </w:rPr>
+        <w:t xml:space="preserve">How the optional fields are used.</w:t>
+      </w:r>
+      <w:r>
+        <w:t xml:space="preserve"> </w:t>
+      </w:r>
+      <w:r>
+        <w:t xml:space="preserve">All three</w:t>
+      </w:r>
+      <w:r>
+        <w:t xml:space="preserve"> </w:t>
+      </w:r>
+      <w:r>
+        <w:t xml:space="preserve">“</w:t>
+      </w:r>
+      <w:r>
+        <w:t xml:space="preserve">Tell Me About Yourself</w:t>
+      </w:r>
+      <w:r>
+        <w:t xml:space="preserve">”</w:t>
+      </w:r>
+      <w:r>
+        <w:t xml:space="preserve"> </w:t>
+      </w:r>
+      <w:r>
+        <w:t xml:space="preserve">extras are optional, and most people will skip at least one. When a field is blank, the guide uses whatever your resume shows. If your resume doesn’t show it either, the detail is left out, not invented, and not left as a blank to fill in. Part 1 then opens with your career foundation instead, and a one-line note tells you which optional field would round it out. If you fill in</w:t>
+      </w:r>
+      <w:r>
+        <w:t xml:space="preserve"> </w:t>
+      </w:r>
+      <w:r>
+        <w:t xml:space="preserve">“</w:t>
+      </w:r>
+      <w:r>
+        <w:t xml:space="preserve">the 2-3 things you most want them to remember,</w:t>
+      </w:r>
+      <w:r>
+        <w:t xml:space="preserve">”</w:t>
+      </w:r>
+      <w:r>
+        <w:t xml:space="preserve"> </w:t>
+      </w:r>
+      <w:r>
+        <w:t xml:space="preserve">Part 3 is built around them, but only where your resume backs them up. Anything it can’t support is left out and flagged in a note rather than stretched. When your resume says little about your most recent job, Part 2 stays short rather than being padded with unrelated facts, and a note suggests the kind of concrete detail you could add yourself.</w:t>
       </w:r>
     </w:p>
     <w:p>
@@ -773,11 +1136,65 @@
         <w:pStyle w:val="BodyText"/>
       </w:pPr>
       <w:r>
-        <w:t xml:space="preserve">The answer is built only from facts in your resume (and your own STAR Stories, if you wrote them). Resumes usually don’t say where you’re from, and sometimes leave out education, so anything Part 1 needs that isn’t there comes back as a [bracketed placeholder], like [hometown] or [degree, school], for you to fill in. It’s never invented. The emphasis shifts slightly by mode: crisp and qualifications-focused for a recruiter screen, pointed at the strengths you want probed for a hiring manager, and kept consistent across interviewers for panels and multi-round processes.</w:t>
-      </w:r>
-    </w:p>
-    <w:bookmarkEnd w:id="25"/>
-    <w:bookmarkStart w:id="28" w:name="recruiter-screen-mode"/>
+        <w:rPr>
+          <w:bCs/>
+          <w:b/>
+        </w:rPr>
+        <w:t xml:space="preserve">Why no dates in Part 1.</w:t>
+      </w:r>
+      <w:r>
+        <w:t xml:space="preserve"> </w:t>
+      </w:r>
+      <w:r>
+        <w:t xml:space="preserve">For a long career, graduation years or</w:t>
+      </w:r>
+      <w:r>
+        <w:t xml:space="preserve"> </w:t>
+      </w:r>
+      <w:r>
+        <w:t xml:space="preserve">“</w:t>
+      </w:r>
+      <w:r>
+        <w:t xml:space="preserve">since 1998</w:t>
+      </w:r>
+      <w:r>
+        <w:t xml:space="preserve">”</w:t>
+      </w:r>
+      <w:r>
+        <w:t xml:space="preserve"> </w:t>
+      </w:r>
+      <w:r>
+        <w:t xml:space="preserve">can quietly invite assumptions about age. Part 1 describes the field or kind of work you came up through, not the timeline.</w:t>
+      </w:r>
+    </w:p>
+    <w:p>
+      <w:pPr>
+        <w:pStyle w:val="BodyText"/>
+      </w:pPr>
+      <w:r>
+        <w:t xml:space="preserve">The emphasis shifts slightly by mode: crisp and qualifications-focused for a recruiter screen, pointed at the strengths you want probed for a hiring manager, and kept consistent across interviewers for panels and multi-round processes.</w:t>
+      </w:r>
+    </w:p>
+    <w:p>
+      <w:pPr>
+        <w:pStyle w:val="BodyText"/>
+      </w:pPr>
+      <w:r>
+        <w:rPr>
+          <w:bCs/>
+          <w:b/>
+        </w:rPr>
+        <w:t xml:space="preserve">Reuse it elsewhere.</w:t>
+      </w:r>
+      <w:r>
+        <w:t xml:space="preserve"> </w:t>
+      </w:r>
+      <w:r>
+        <w:t xml:space="preserve">Part 3 is your pitch for this kind of role in about 40 words. It works well as a starting point for the About section in the LinkedIn Profile Builder and for the opening line of a message in the Outreach Message Builder, so you describe yourself the same way everywhere.</w:t>
+      </w:r>
+    </w:p>
+    <w:bookmarkEnd w:id="26"/>
+    <w:bookmarkStart w:id="29" w:name="recruiter-screen-mode"/>
     <w:p>
       <w:pPr>
         <w:pStyle w:val="Heading2"/>
@@ -786,7 +1203,7 @@
         <w:t xml:space="preserve">5. Recruiter Screen Mode</w:t>
       </w:r>
     </w:p>
-    <w:bookmarkStart w:id="26" w:name="extra-fields"/>
+    <w:bookmarkStart w:id="27" w:name="extra-fields"/>
     <w:p>
       <w:pPr>
         <w:pStyle w:val="Heading3"/>
@@ -799,7 +1216,7 @@
       <w:pPr>
         <w:numPr>
           <w:ilvl w:val="0"/>
-          <w:numId w:val="1002"/>
+          <w:numId w:val="1003"/>
         </w:numPr>
         <w:pStyle w:val="Compact"/>
       </w:pPr>
@@ -821,29 +1238,7 @@
       <w:pPr>
         <w:numPr>
           <w:ilvl w:val="0"/>
-          <w:numId w:val="1002"/>
-        </w:numPr>
-        <w:pStyle w:val="Compact"/>
-      </w:pPr>
-      <w:r>
-        <w:rPr>
-          <w:bCs/>
-          <w:b/>
-        </w:rPr>
-        <w:t xml:space="preserve">Why you’re not currently working / leaving your current role</w:t>
-      </w:r>
-      <w:r>
-        <w:t xml:space="preserve"> </w:t>
-      </w:r>
-      <w:r>
-        <w:t xml:space="preserve">(optional) — your own real reason, in your own words. Left blank, the guide gives you general guidance on structuring this kind of answer instead of inventing a reason for you.</w:t>
-      </w:r>
-    </w:p>
-    <w:p>
-      <w:pPr>
-        <w:numPr>
-          <w:ilvl w:val="0"/>
-          <w:numId w:val="1002"/>
+          <w:numId w:val="1003"/>
         </w:numPr>
         <w:pStyle w:val="Compact"/>
       </w:pPr>
@@ -861,8 +1256,8 @@
         <w:t xml:space="preserve">(optional) — the guide researches real market data either way; this just gets checked against it rather than replacing it.</w:t>
       </w:r>
     </w:p>
-    <w:bookmarkEnd w:id="26"/>
-    <w:bookmarkStart w:id="27" w:name="what-the-guide-builds"/>
+    <w:bookmarkEnd w:id="27"/>
+    <w:bookmarkStart w:id="28" w:name="what-the-guide-builds"/>
     <w:p>
       <w:pPr>
         <w:pStyle w:val="Heading3"/>
@@ -875,7 +1270,7 @@
       <w:pPr>
         <w:numPr>
           <w:ilvl w:val="0"/>
-          <w:numId w:val="1003"/>
+          <w:numId w:val="1004"/>
         </w:numPr>
         <w:pStyle w:val="Compact"/>
       </w:pPr>
@@ -918,14 +1313,14 @@
         <w:t xml:space="preserve"> </w:t>
       </w:r>
       <w:r>
-        <w:t xml:space="preserve">— see the box below; same structure in every mode.</w:t>
-      </w:r>
-    </w:p>
-    <w:p>
-      <w:pPr>
-        <w:numPr>
-          <w:ilvl w:val="0"/>
-          <w:numId w:val="1003"/>
+        <w:t xml:space="preserve">— the three-part answer described in Section 4.</w:t>
+      </w:r>
+    </w:p>
+    <w:p>
+      <w:pPr>
+        <w:numPr>
+          <w:ilvl w:val="0"/>
+          <w:numId w:val="1004"/>
         </w:numPr>
         <w:pStyle w:val="Compact"/>
       </w:pPr>
@@ -947,7 +1342,7 @@
       <w:pPr>
         <w:numPr>
           <w:ilvl w:val="0"/>
-          <w:numId w:val="1003"/>
+          <w:numId w:val="1004"/>
         </w:numPr>
         <w:pStyle w:val="Compact"/>
       </w:pPr>
@@ -962,14 +1357,29 @@
         <w:t xml:space="preserve"> </w:t>
       </w:r>
       <w:r>
-        <w:t xml:space="preserve">— if you gave a real reason, drafted as a brief, honest, forward-looking 2-3 sentences with no badmouthing a previous employer. If you didn’t, general guidance on structure only — the guide never invents a reason on your behalf.</w:t>
-      </w:r>
-    </w:p>
-    <w:p>
-      <w:pPr>
-        <w:numPr>
-          <w:ilvl w:val="0"/>
-          <w:numId w:val="1003"/>
+        <w:t xml:space="preserve">— if you gave a real reason: 3 one-sentence gap statements (the fact and its business cause, then stop — no defensive</w:t>
+      </w:r>
+      <w:r>
+        <w:t xml:space="preserve"> </w:t>
+      </w:r>
+      <w:r>
+        <w:t xml:space="preserve">“</w:t>
+      </w:r>
+      <w:r>
+        <w:t xml:space="preserve">it wasn’t performance-related</w:t>
+      </w:r>
+      <w:r>
+        <w:t xml:space="preserve">”</w:t>
+      </w:r>
+      <w:r>
+        <w:t xml:space="preserve">), 3 one-sentence pivots to this role, one combined answer under 10 seconds, 4-5 likely follow-up questions with one-sentence replies (with [bracketed placeholders] for facts only you know, like dates or a reference’s name), and a short delivery note. If you didn’t give a reason, general guidance on structure only — the guide never invents a reason on your behalf.</w:t>
+      </w:r>
+    </w:p>
+    <w:p>
+      <w:pPr>
+        <w:numPr>
+          <w:ilvl w:val="0"/>
+          <w:numId w:val="1004"/>
         </w:numPr>
         <w:pStyle w:val="Compact"/>
       </w:pPr>
@@ -984,14 +1394,36 @@
         <w:t xml:space="preserve"> </w:t>
       </w:r>
       <w:r>
-        <w:t xml:space="preserve">— if you named specific worries, a short, honest, spoken-ready way to address each one if it comes up: 2-3 sentences per concern, framed as neutral or as a genuine advantage wherever your actual background supports that — never spin, never a fabricated accomplishment used to explain a concern away. If you left the field blank, general guidance on reframing common concerns (industry breadth, short tenures, a pivot, overqualification) instead.</w:t>
-      </w:r>
-    </w:p>
-    <w:p>
-      <w:pPr>
-        <w:numPr>
-          <w:ilvl w:val="0"/>
-          <w:numId w:val="1003"/>
+        <w:t xml:space="preserve">— if you named specific worries, a short, honest, spoken-ready way to address each one: 1 sentence per concern where that’s enough (2 at most), with 2 variants to choose from, framed as neutral or as a genuine advantage wherever your actual background supports that — never spin, never a fabricated accomplishment used to explain a concern away. If you left the field blank, general guidance on reframing common concerns (industry breadth, short tenures, a pivot, overqualification) instead.</w:t>
+      </w:r>
+    </w:p>
+    <w:p>
+      <w:pPr>
+        <w:numPr>
+          <w:ilvl w:val="0"/>
+          <w:numId w:val="1004"/>
+        </w:numPr>
+        <w:pStyle w:val="Compact"/>
+      </w:pPr>
+      <w:r>
+        <w:rPr>
+          <w:bCs/>
+          <w:b/>
+        </w:rPr>
+        <w:t xml:space="preserve">CliftonStrengths Talking Points</w:t>
+      </w:r>
+      <w:r>
+        <w:t xml:space="preserve"> </w:t>
+      </w:r>
+      <w:r>
+        <w:t xml:space="preserve">(only if you filled in that field) — the short version of the section described in Section 3.</w:t>
+      </w:r>
+    </w:p>
+    <w:p>
+      <w:pPr>
+        <w:numPr>
+          <w:ilvl w:val="0"/>
+          <w:numId w:val="1004"/>
         </w:numPr>
         <w:pStyle w:val="Compact"/>
       </w:pPr>
@@ -1013,7 +1445,7 @@
       <w:pPr>
         <w:numPr>
           <w:ilvl w:val="0"/>
-          <w:numId w:val="1003"/>
+          <w:numId w:val="1004"/>
         </w:numPr>
         <w:pStyle w:val="Compact"/>
       </w:pPr>
@@ -1035,7 +1467,7 @@
       <w:pPr>
         <w:numPr>
           <w:ilvl w:val="0"/>
-          <w:numId w:val="1003"/>
+          <w:numId w:val="1004"/>
         </w:numPr>
         <w:pStyle w:val="Compact"/>
       </w:pPr>
@@ -1057,7 +1489,7 @@
       <w:pPr>
         <w:numPr>
           <w:ilvl w:val="0"/>
-          <w:numId w:val="1003"/>
+          <w:numId w:val="1004"/>
         </w:numPr>
         <w:pStyle w:val="Compact"/>
       </w:pPr>
@@ -1075,9 +1507,9 @@
         <w:t xml:space="preserve">— process/timeline, the top priority for this hire in the first 90 days, comp band confirmation. Deliberately skips deep team/strategy questions, which belong in a later round.</w:t>
       </w:r>
     </w:p>
-    <w:bookmarkEnd w:id="27"/>
     <w:bookmarkEnd w:id="28"/>
-    <w:bookmarkStart w:id="31" w:name="hiring-manager-interview-mode"/>
+    <w:bookmarkEnd w:id="29"/>
+    <w:bookmarkStart w:id="32" w:name="hiring-manager-interview-mode"/>
     <w:p>
       <w:pPr>
         <w:pStyle w:val="Heading2"/>
@@ -1086,7 +1518,7 @@
         <w:t xml:space="preserve">6. Hiring Manager Interview Mode</w:t>
       </w:r>
     </w:p>
-    <w:bookmarkStart w:id="29" w:name="extra-fields-1"/>
+    <w:bookmarkStart w:id="30" w:name="extra-fields-1"/>
     <w:p>
       <w:pPr>
         <w:pStyle w:val="Heading3"/>
@@ -1099,7 +1531,7 @@
       <w:pPr>
         <w:numPr>
           <w:ilvl w:val="0"/>
-          <w:numId w:val="1004"/>
+          <w:numId w:val="1005"/>
         </w:numPr>
         <w:pStyle w:val="Compact"/>
       </w:pPr>
@@ -1121,7 +1553,7 @@
       <w:pPr>
         <w:numPr>
           <w:ilvl w:val="0"/>
-          <w:numId w:val="1004"/>
+          <w:numId w:val="1005"/>
         </w:numPr>
         <w:pStyle w:val="Compact"/>
       </w:pPr>
@@ -1143,7 +1575,7 @@
       <w:pPr>
         <w:numPr>
           <w:ilvl w:val="0"/>
-          <w:numId w:val="1004"/>
+          <w:numId w:val="1005"/>
         </w:numPr>
         <w:pStyle w:val="Compact"/>
       </w:pPr>
@@ -1161,8 +1593,8 @@
         <w:t xml:space="preserve">(optional) — bulk-paste Name and Role pairs (one per line, e.g. from a calendar invite), or add manually. Each gets a role category (Recruiter/HR, Hiring Manager, Peer/team member, Skip-level/executive, Cross-functional partner) that shapes what angle the interviewer-research section takes.</w:t>
       </w:r>
     </w:p>
-    <w:bookmarkEnd w:id="29"/>
-    <w:bookmarkStart w:id="30" w:name="what-the-guide-builds-1"/>
+    <w:bookmarkEnd w:id="30"/>
+    <w:bookmarkStart w:id="31" w:name="what-the-guide-builds-1"/>
     <w:p>
       <w:pPr>
         <w:pStyle w:val="Heading3"/>
@@ -1175,7 +1607,7 @@
       <w:pPr>
         <w:numPr>
           <w:ilvl w:val="0"/>
-          <w:numId w:val="1005"/>
+          <w:numId w:val="1006"/>
         </w:numPr>
         <w:pStyle w:val="Compact"/>
       </w:pPr>
@@ -1225,7 +1657,7 @@
       <w:pPr>
         <w:numPr>
           <w:ilvl w:val="0"/>
-          <w:numId w:val="1005"/>
+          <w:numId w:val="1006"/>
         </w:numPr>
         <w:pStyle w:val="Compact"/>
       </w:pPr>
@@ -1247,7 +1679,7 @@
       <w:pPr>
         <w:numPr>
           <w:ilvl w:val="0"/>
-          <w:numId w:val="1005"/>
+          <w:numId w:val="1006"/>
         </w:numPr>
         <w:pStyle w:val="Compact"/>
       </w:pPr>
@@ -1269,7 +1701,29 @@
       <w:pPr>
         <w:numPr>
           <w:ilvl w:val="0"/>
-          <w:numId w:val="1005"/>
+          <w:numId w:val="1006"/>
+        </w:numPr>
+        <w:pStyle w:val="Compact"/>
+      </w:pPr>
+      <w:r>
+        <w:rPr>
+          <w:bCs/>
+          <w:b/>
+        </w:rPr>
+        <w:t xml:space="preserve">The Gap/Leaving Answer</w:t>
+      </w:r>
+      <w:r>
+        <w:t xml:space="preserve"> </w:t>
+      </w:r>
+      <w:r>
+        <w:t xml:space="preserve">— same shape as in Recruiter Screen mode, with 6-8 follow-up questions instead of 4-5, since hiring managers tend to probe a bit deeper.</w:t>
+      </w:r>
+    </w:p>
+    <w:p>
+      <w:pPr>
+        <w:numPr>
+          <w:ilvl w:val="0"/>
+          <w:numId w:val="1006"/>
         </w:numPr>
         <w:pStyle w:val="Compact"/>
       </w:pPr>
@@ -1284,14 +1738,14 @@
         <w:t xml:space="preserve"> </w:t>
       </w:r>
       <w:r>
-        <w:t xml:space="preserve">— if you named specific worries, a short, honest, spoken-ready way to address each one if it comes up: 2-3 sentences per concern, framed as neutral or as a genuine advantage wherever your actual background supports that — never spin, never a fabricated accomplishment used to explain a concern away. If you left the field blank, general guidance on reframing common concerns (industry breadth, short tenures, a pivot, overqualification) instead.</w:t>
-      </w:r>
-    </w:p>
-    <w:p>
-      <w:pPr>
-        <w:numPr>
-          <w:ilvl w:val="0"/>
-          <w:numId w:val="1005"/>
+        <w:t xml:space="preserve">— same as in Recruiter Screen mode: 1 sentence per concern where that’s enough, 2 variants each, grounded in something real from your resume.</w:t>
+      </w:r>
+    </w:p>
+    <w:p>
+      <w:pPr>
+        <w:numPr>
+          <w:ilvl w:val="0"/>
+          <w:numId w:val="1006"/>
         </w:numPr>
         <w:pStyle w:val="Compact"/>
       </w:pPr>
@@ -1313,7 +1767,29 @@
       <w:pPr>
         <w:numPr>
           <w:ilvl w:val="0"/>
-          <w:numId w:val="1005"/>
+          <w:numId w:val="1006"/>
+        </w:numPr>
+        <w:pStyle w:val="Compact"/>
+      </w:pPr>
+      <w:r>
+        <w:rPr>
+          <w:bCs/>
+          <w:b/>
+        </w:rPr>
+        <w:t xml:space="preserve">CliftonStrengths Talking Points</w:t>
+      </w:r>
+      <w:r>
+        <w:t xml:space="preserve"> </w:t>
+      </w:r>
+      <w:r>
+        <w:t xml:space="preserve">(only if you filled in that field) — the full version described in Section 3, ending with which themes fit this role best and which basement is the biggest risk.</w:t>
+      </w:r>
+    </w:p>
+    <w:p>
+      <w:pPr>
+        <w:numPr>
+          <w:ilvl w:val="0"/>
+          <w:numId w:val="1006"/>
         </w:numPr>
         <w:pStyle w:val="Compact"/>
       </w:pPr>
@@ -1328,14 +1804,14 @@
         <w:t xml:space="preserve"> </w:t>
       </w:r>
       <w:r>
-        <w:t xml:space="preserve">— a Strengths/Weaknesses/Opportunities/Threats breakdown of your candidacy for this specific role, grounded in the Company &amp; Role Snapshot, the Resume-to-JD Gap Map, and the Interviewer Research above (not a generic SWOT template). Strengths and Weaknesses draw directly from the gap map; Opportunities and Threats draw from the actual company situation and role/interviewer context. Directly under the Weaknesses list, the guide gives 1-2 short talking points for how to address each weakness if it comes up — same guardrail as Objection Reframing: grounded in something real from your resume, never a fabricated accomplishment used to explain a gap away.</w:t>
-      </w:r>
-    </w:p>
-    <w:p>
-      <w:pPr>
-        <w:numPr>
-          <w:ilvl w:val="0"/>
-          <w:numId w:val="1005"/>
+        <w:t xml:space="preserve">— a Strengths/Weaknesses/Opportunities/Threats breakdown of your candidacy for this specific role, grounded in the Company &amp; Role Snapshot, the Resume-to-JD Gap Map, the Interviewer Research, and (if you filled it in) the CliftonStrengths section above — not a generic SWOT template. Strengths and Weaknesses draw directly from the gap map; Opportunities and Threats draw from the actual company situation and role/interviewer context. Directly under the Weaknesses list, the guide gives 1-2 short talking points for how to address each weakness if it comes up — same guardrail as Objection Reframing: grounded in something real from your resume, never a fabricated accomplishment used to explain a gap away.</w:t>
+      </w:r>
+    </w:p>
+    <w:p>
+      <w:pPr>
+        <w:numPr>
+          <w:ilvl w:val="0"/>
+          <w:numId w:val="1006"/>
         </w:numPr>
         <w:pStyle w:val="Compact"/>
       </w:pPr>
@@ -1357,7 +1833,7 @@
       <w:pPr>
         <w:numPr>
           <w:ilvl w:val="0"/>
-          <w:numId w:val="1005"/>
+          <w:numId w:val="1006"/>
         </w:numPr>
         <w:pStyle w:val="Compact"/>
       </w:pPr>
@@ -1379,7 +1855,7 @@
       <w:pPr>
         <w:numPr>
           <w:ilvl w:val="0"/>
-          <w:numId w:val="1005"/>
+          <w:numId w:val="1006"/>
         </w:numPr>
         <w:pStyle w:val="Compact"/>
       </w:pPr>
@@ -1401,7 +1877,7 @@
       <w:pPr>
         <w:numPr>
           <w:ilvl w:val="0"/>
-          <w:numId w:val="1005"/>
+          <w:numId w:val="1006"/>
         </w:numPr>
         <w:pStyle w:val="Compact"/>
       </w:pPr>
@@ -1423,7 +1899,7 @@
       <w:pPr>
         <w:numPr>
           <w:ilvl w:val="0"/>
-          <w:numId w:val="1005"/>
+          <w:numId w:val="1006"/>
         </w:numPr>
         <w:pStyle w:val="Compact"/>
       </w:pPr>
@@ -1445,7 +1921,7 @@
       <w:pPr>
         <w:numPr>
           <w:ilvl w:val="0"/>
-          <w:numId w:val="1005"/>
+          <w:numId w:val="1006"/>
         </w:numPr>
         <w:pStyle w:val="Compact"/>
       </w:pPr>
@@ -1463,9 +1939,9 @@
         <w:t xml:space="preserve">— video-call-appropriate: notes visible off-camera but out of the way, your own questions written down, the platform link confirmed ahead of time.</w:t>
       </w:r>
     </w:p>
-    <w:bookmarkEnd w:id="30"/>
     <w:bookmarkEnd w:id="31"/>
-    <w:bookmarkStart w:id="32" w:name="general-other-mode"/>
+    <w:bookmarkEnd w:id="32"/>
+    <w:bookmarkStart w:id="33" w:name="general-other-mode"/>
     <w:p>
       <w:pPr>
         <w:pStyle w:val="Heading2"/>
@@ -1486,7 +1962,7 @@
       <w:pPr>
         <w:numPr>
           <w:ilvl w:val="0"/>
-          <w:numId w:val="1006"/>
+          <w:numId w:val="1007"/>
         </w:numPr>
         <w:pStyle w:val="Compact"/>
       </w:pPr>
@@ -1508,7 +1984,7 @@
       <w:pPr>
         <w:numPr>
           <w:ilvl w:val="0"/>
-          <w:numId w:val="1006"/>
+          <w:numId w:val="1007"/>
         </w:numPr>
         <w:pStyle w:val="Compact"/>
       </w:pPr>
@@ -1549,11 +2025,11 @@
         <w:t xml:space="preserve"> </w:t>
       </w:r>
       <w:r>
-        <w:t xml:space="preserve">(30-45 Second Answer, see Section 4), Company &amp; Role Snapshot, Resume-to-JD Gap Map, Objection Reframing (grounded in your named worries, or general guidance if you left that field blank), Interviewer Research (or a plain statement that it’s skipped if no names given), a Candidate SWOT Analysis with weakness-mitigation talking points (same shape and guardrails as in Hiring Manager mode, see Section 6), Likely Questions across the same four categories, Story Scaffolding via STAR (using your own STAR Stories from Section 3 as written if you filled them in, otherwise pointing you to resume bullets as always), Questions to Ask Them, and a Logistics Checklist.</w:t>
-      </w:r>
-    </w:p>
-    <w:bookmarkEnd w:id="32"/>
-    <w:bookmarkStart w:id="33" w:name="the-non-negotiable-guardrails"/>
+        <w:t xml:space="preserve">(30-45 Second Answer, see Section 4), Company &amp; Role Snapshot, Resume-to-JD Gap Map, the Gap/Leaving Answer (6-8 follow-ups, worded consistently so it holds up when several panelists ask), Objection Reframing (grounded in your named worries, or general guidance if you left that field blank), Interviewer Research (or a plain statement that it’s skipped if no names given), CliftonStrengths Talking Points (only if you filled in that field), a Candidate SWOT Analysis with weakness-mitigation talking points (same shape and guardrails as in Hiring Manager mode, see Section 6), Likely Questions across the same four categories, Story Scaffolding via STAR (using your own STAR Stories from Section 3 as written if you filled them in, otherwise pointing you to resume bullets as always), Questions to Ask Them, and a Logistics Checklist.</w:t>
+      </w:r>
+    </w:p>
+    <w:bookmarkEnd w:id="33"/>
+    <w:bookmarkStart w:id="34" w:name="the-non-negotiable-guardrails"/>
     <w:p>
       <w:pPr>
         <w:pStyle w:val="Heading2"/>
@@ -1585,14 +2061,14 @@
         <w:t xml:space="preserve"> </w:t>
       </w:r>
       <w:r>
-        <w:t xml:space="preserve">rule, which applies in all three modes:</w:t>
-      </w:r>
-    </w:p>
-    <w:p>
-      <w:pPr>
-        <w:numPr>
-          <w:ilvl w:val="0"/>
-          <w:numId w:val="1007"/>
+        <w:t xml:space="preserve">and CliftonStrengths rules, which apply in all three modes:</w:t>
+      </w:r>
+    </w:p>
+    <w:p>
+      <w:pPr>
+        <w:numPr>
+          <w:ilvl w:val="0"/>
+          <w:numId w:val="1008"/>
         </w:numPr>
         <w:pStyle w:val="Compact"/>
       </w:pPr>
@@ -1614,7 +2090,7 @@
       <w:pPr>
         <w:numPr>
           <w:ilvl w:val="0"/>
-          <w:numId w:val="1007"/>
+          <w:numId w:val="1008"/>
         </w:numPr>
         <w:pStyle w:val="Compact"/>
       </w:pPr>
@@ -1657,14 +2133,36 @@
         <w:t xml:space="preserve"> </w:t>
       </w:r>
       <w:r>
-        <w:t xml:space="preserve">The 30-45 second answer uses only what’s in your resume (or your own STAR Stories). A fact it needs that isn’t there, like your hometown or school, comes back as a [bracketed placeholder] for you to fill in, never an invented detail.</w:t>
-      </w:r>
-    </w:p>
-    <w:p>
-      <w:pPr>
-        <w:numPr>
-          <w:ilvl w:val="0"/>
-          <w:numId w:val="1007"/>
+        <w:t xml:space="preserve">The 30-45 second answer uses only what you’ve given the tool: your resume, your own STAR Stories, and the optional extras. A detail none of those supply, like your hometown or school, is left out rather than invented, and Part 1 never includes dates.</w:t>
+      </w:r>
+    </w:p>
+    <w:p>
+      <w:pPr>
+        <w:numPr>
+          <w:ilvl w:val="0"/>
+          <w:numId w:val="1008"/>
+        </w:numPr>
+        <w:pStyle w:val="Compact"/>
+      </w:pPr>
+      <w:r>
+        <w:rPr>
+          <w:bCs/>
+          <w:b/>
+        </w:rPr>
+        <w:t xml:space="preserve">CliftonStrengths stay tied to evidence.</w:t>
+      </w:r>
+      <w:r>
+        <w:t xml:space="preserve"> </w:t>
+      </w:r>
+      <w:r>
+        <w:t xml:space="preserve">Themes are treated as how you describe your working style, not as proof of accomplishments. Every talking point is tied to real evidence in your resume or STAR Stories, and the guide never attributes a theme you didn’t list.</w:t>
+      </w:r>
+    </w:p>
+    <w:p>
+      <w:pPr>
+        <w:numPr>
+          <w:ilvl w:val="0"/>
+          <w:numId w:val="1008"/>
         </w:numPr>
         <w:pStyle w:val="Compact"/>
       </w:pPr>
@@ -1686,7 +2184,7 @@
       <w:pPr>
         <w:numPr>
           <w:ilvl w:val="0"/>
-          <w:numId w:val="1007"/>
+          <w:numId w:val="1008"/>
         </w:numPr>
         <w:pStyle w:val="Compact"/>
       </w:pPr>
@@ -1704,8 +2202,8 @@
         <w:t xml:space="preserve">A real weakness in the Candidate SWOT Analysis is never softened into a non-weakness, and its mitigation talking point is never a fabricated accomplishment used to explain the gap away — same standard as Objection Reframing. The SWOT is only built in Hiring Manager and General/Other modes, since Recruiter Screen mode stays deliberately brief and checklist-oriented.</w:t>
       </w:r>
     </w:p>
-    <w:bookmarkEnd w:id="33"/>
-    <w:bookmarkStart w:id="34" w:name="output"/>
+    <w:bookmarkEnd w:id="34"/>
+    <w:bookmarkStart w:id="35" w:name="output"/>
     <w:p>
       <w:pPr>
         <w:pStyle w:val="Heading2"/>
@@ -1772,8 +2270,8 @@
         <w:t xml:space="preserve">setting (Settings → Capabilities) to be on; without it, Claude will fall back to a chat response.</w:t>
       </w:r>
     </w:p>
-    <w:bookmarkEnd w:id="34"/>
-    <w:bookmarkStart w:id="35" w:name="typical-workflow-start-to-finish"/>
+    <w:bookmarkEnd w:id="35"/>
+    <w:bookmarkStart w:id="36" w:name="typical-workflow-start-to-finish"/>
     <w:p>
       <w:pPr>
         <w:pStyle w:val="Heading2"/>
@@ -1786,7 +2284,7 @@
       <w:pPr>
         <w:numPr>
           <w:ilvl w:val="0"/>
-          <w:numId w:val="1008"/>
+          <w:numId w:val="1009"/>
         </w:numPr>
         <w:pStyle w:val="Compact"/>
       </w:pPr>
@@ -1798,7 +2296,7 @@
       <w:pPr>
         <w:numPr>
           <w:ilvl w:val="0"/>
-          <w:numId w:val="1008"/>
+          <w:numId w:val="1009"/>
         </w:numPr>
         <w:pStyle w:val="Compact"/>
       </w:pPr>
@@ -1810,19 +2308,34 @@
       <w:pPr>
         <w:numPr>
           <w:ilvl w:val="0"/>
-          <w:numId w:val="1008"/>
-        </w:numPr>
-        <w:pStyle w:val="Compact"/>
-      </w:pPr>
-      <w:r>
-        <w:t xml:space="preserve">Fill in whatever’s specific to your mode.</w:t>
-      </w:r>
-    </w:p>
-    <w:p>
-      <w:pPr>
-        <w:numPr>
-          <w:ilvl w:val="0"/>
-          <w:numId w:val="1008"/>
+          <w:numId w:val="1009"/>
+        </w:numPr>
+        <w:pStyle w:val="Compact"/>
+      </w:pPr>
+      <w:r>
+        <w:t xml:space="preserve">Fill in whatever’s specific to your mode, plus any optional fields that apply to you (</w:t>
+      </w:r>
+      <w:r>
+        <w:t xml:space="preserve">“</w:t>
+      </w:r>
+      <w:r>
+        <w:t xml:space="preserve">Tell Me About Yourself</w:t>
+      </w:r>
+      <w:r>
+        <w:t xml:space="preserve">”</w:t>
+      </w:r>
+      <w:r>
+        <w:t xml:space="preserve"> </w:t>
+      </w:r>
+      <w:r>
+        <w:t xml:space="preserve">extras, CliftonStrengths, STAR Stories).</w:t>
+      </w:r>
+    </w:p>
+    <w:p>
+      <w:pPr>
+        <w:numPr>
+          <w:ilvl w:val="0"/>
+          <w:numId w:val="1009"/>
         </w:numPr>
         <w:pStyle w:val="Compact"/>
       </w:pPr>
@@ -1834,12 +2347,12 @@
       <w:pPr>
         <w:numPr>
           <w:ilvl w:val="0"/>
-          <w:numId w:val="1008"/>
-        </w:numPr>
-        <w:pStyle w:val="Compact"/>
-      </w:pPr>
-      <w:r>
-        <w:t xml:space="preserve">Review the guide — pay particular attention to anything flagged as needing your own input (a gap reason you didn’t supply, an interviewer with no research found, a [bracketed placeholder] in your</w:t>
+          <w:numId w:val="1009"/>
+        </w:numPr>
+        <w:pStyle w:val="Compact"/>
+      </w:pPr>
+      <w:r>
+        <w:t xml:space="preserve">Review the guide — pay particular attention to anything flagged as needing your own input (a gap reason you didn’t supply, an interviewer with no research found, a note under your</w:t>
       </w:r>
       <w:r>
         <w:t xml:space="preserve"> </w:t>
@@ -1857,14 +2370,44 @@
         <w:t xml:space="preserve"> </w:t>
       </w:r>
       <w:r>
-        <w:t xml:space="preserve">answer). Then say that answer out loud with a timer: it should land between 30 and 45 seconds.</w:t>
-      </w:r>
-    </w:p>
-    <w:p>
-      <w:pPr>
-        <w:numPr>
-          <w:ilvl w:val="0"/>
-          <w:numId w:val="1008"/>
+        <w:t xml:space="preserve">answer about a detail you could add). Then say that answer out loud with a timer: it should land between 30 and 45 seconds.</w:t>
+      </w:r>
+    </w:p>
+    <w:p>
+      <w:pPr>
+        <w:numPr>
+          <w:ilvl w:val="0"/>
+          <w:numId w:val="1009"/>
+        </w:numPr>
+        <w:pStyle w:val="Compact"/>
+      </w:pPr>
+      <w:r>
+        <w:t xml:space="preserve">Reuse Part 3 of your</w:t>
+      </w:r>
+      <w:r>
+        <w:t xml:space="preserve"> </w:t>
+      </w:r>
+      <w:r>
+        <w:t xml:space="preserve">“</w:t>
+      </w:r>
+      <w:r>
+        <w:t xml:space="preserve">Tell Me About Yourself</w:t>
+      </w:r>
+      <w:r>
+        <w:t xml:space="preserve">”</w:t>
+      </w:r>
+      <w:r>
+        <w:t xml:space="preserve"> </w:t>
+      </w:r>
+      <w:r>
+        <w:t xml:space="preserve">answer as a starting point for your LinkedIn About section or your outreach openers, if it isn’t already there.</w:t>
+      </w:r>
+    </w:p>
+    <w:p>
+      <w:pPr>
+        <w:numPr>
+          <w:ilvl w:val="0"/>
+          <w:numId w:val="1009"/>
         </w:numPr>
         <w:pStyle w:val="Compact"/>
       </w:pPr>
@@ -1872,8 +2415,8 @@
         <w:t xml:space="preserve">After the interview, carry the specific things you actually discussed into the Outreach Message Builder’s Context Notes for a genuinely grounded thank-you message.</w:t>
       </w:r>
     </w:p>
-    <w:bookmarkEnd w:id="35"/>
-    <w:bookmarkStart w:id="36" w:name="quick-troubleshooting"/>
+    <w:bookmarkEnd w:id="36"/>
+    <w:bookmarkStart w:id="37" w:name="quick-troubleshooting"/>
     <w:p>
       <w:pPr>
         <w:pStyle w:val="Heading2"/>
@@ -2113,19 +2656,19 @@
               <w:jc w:val="left"/>
             </w:pPr>
             <w:r>
-              <w:t xml:space="preserve">My STAR Stories fields aren’t showing</w:t>
-            </w:r>
-          </w:p>
-        </w:tc>
-        <w:tc>
-          <w:tcPr/>
-          <w:p>
-            <w:pPr>
-              <w:pStyle w:val="Compact"/>
-              <w:jc w:val="left"/>
-            </w:pPr>
-            <w:r>
-              <w:t xml:space="preserve">Expected in Recruiter Screen mode — that mode doesn’t use behavioral/STAR-style questions, so the field is hidden there. Switch to Hiring Manager or General/Other mode to see it.</w:t>
+              <w:t xml:space="preserve">My #1 CliftonStrengths theme wasn’t used</w:t>
+            </w:r>
+          </w:p>
+        </w:tc>
+        <w:tc>
+          <w:tcPr/>
+          <w:p>
+            <w:pPr>
+              <w:pStyle w:val="Compact"/>
+              <w:jc w:val="left"/>
+            </w:pPr>
+            <w:r>
+              <w:t xml:space="preserve">By design: themes are picked by evidence in your resume and fit with this role, not by rank. The guide lists every theme it left out with a reason.</w:t>
             </w:r>
           </w:p>
         </w:tc>
@@ -2139,19 +2682,19 @@
               <w:jc w:val="left"/>
             </w:pPr>
             <w:r>
-              <w:t xml:space="preserve">The story section still points me to a resume bullet instead of using my story</w:t>
-            </w:r>
-          </w:p>
-        </w:tc>
-        <w:tc>
-          <w:tcPr/>
-          <w:p>
-            <w:pPr>
-              <w:pStyle w:val="Compact"/>
-              <w:jc w:val="left"/>
-            </w:pPr>
-            <w:r>
-              <w:t xml:space="preserve">Check that you actually filled in at least one field (Situation, Task, Action, or Result) for that story — a fully blank story block is treated the same as not providing one.</w:t>
+              <w:t xml:space="preserve">My STAR Stories fields aren’t showing</w:t>
+            </w:r>
+          </w:p>
+        </w:tc>
+        <w:tc>
+          <w:tcPr/>
+          <w:p>
+            <w:pPr>
+              <w:pStyle w:val="Compact"/>
+              <w:jc w:val="left"/>
+            </w:pPr>
+            <w:r>
+              <w:t xml:space="preserve">Expected in Recruiter Screen mode — that mode doesn’t use behavioral/STAR-style questions, so the field is hidden there. Switch to Hiring Manager or General/Other mode to see it.</w:t>
             </w:r>
           </w:p>
         </w:tc>
@@ -2165,37 +2708,19 @@
               <w:jc w:val="left"/>
             </w:pPr>
             <w:r>
-              <w:t xml:space="preserve">My</w:t>
-            </w:r>
-            <w:r>
-              <w:t xml:space="preserve"> </w:t>
-            </w:r>
-            <w:r>
-              <w:t xml:space="preserve">“</w:t>
-            </w:r>
-            <w:r>
-              <w:t xml:space="preserve">Tell Me About Yourself</w:t>
-            </w:r>
-            <w:r>
-              <w:t xml:space="preserve">”</w:t>
-            </w:r>
-            <w:r>
-              <w:t xml:space="preserve"> </w:t>
-            </w:r>
-            <w:r>
-              <w:t xml:space="preserve">answer has [hometown] or [degree, school] placeholders</w:t>
-            </w:r>
-          </w:p>
-        </w:tc>
-        <w:tc>
-          <w:tcPr/>
-          <w:p>
-            <w:pPr>
-              <w:pStyle w:val="Compact"/>
-              <w:jc w:val="left"/>
-            </w:pPr>
-            <w:r>
-              <w:t xml:space="preserve">Expected when your resume doesn’t include those facts. Fill them in yourself, or add them to the resume text before generating the prompt.</w:t>
+              <w:t xml:space="preserve">The story section still points me to a resume bullet instead of using my story</w:t>
+            </w:r>
+          </w:p>
+        </w:tc>
+        <w:tc>
+          <w:tcPr/>
+          <w:p>
+            <w:pPr>
+              <w:pStyle w:val="Compact"/>
+              <w:jc w:val="left"/>
+            </w:pPr>
+            <w:r>
+              <w:t xml:space="preserve">Check that you actually filled in at least one field (Situation, Task, Action, or Result) for that story — a fully blank story block is treated the same as not providing one.</w:t>
             </w:r>
           </w:p>
         </w:tc>
@@ -2227,19 +2752,19 @@
               <w:t xml:space="preserve"> </w:t>
             </w:r>
             <w:r>
-              <w:t xml:space="preserve">answer runs longer than 45 seconds</w:t>
-            </w:r>
-          </w:p>
-        </w:tc>
-        <w:tc>
-          <w:tcPr/>
-          <w:p>
-            <w:pPr>
-              <w:pStyle w:val="Compact"/>
-              <w:jc w:val="left"/>
-            </w:pPr>
-            <w:r>
-              <w:t xml:space="preserve">Trim Parts 1 and 2 first. Part 3 (how your background fits this job) is the part worth the extra seconds.</w:t>
+              <w:t xml:space="preserve">answer doesn’t mention where I’m from or my school</w:t>
+            </w:r>
+          </w:p>
+        </w:tc>
+        <w:tc>
+          <w:tcPr/>
+          <w:p>
+            <w:pPr>
+              <w:pStyle w:val="Compact"/>
+              <w:jc w:val="left"/>
+            </w:pPr>
+            <w:r>
+              <w:t xml:space="preserve">Expected when neither the optional fields nor your resume include them; the guide leaves them out rather than inventing them. Fill in the optional Where you’re from and Education fields and regenerate.</w:t>
             </w:r>
           </w:p>
         </w:tc>
@@ -2253,6 +2778,138 @@
               <w:jc w:val="left"/>
             </w:pPr>
             <w:r>
+              <w:t xml:space="preserve">Part 3 of my</w:t>
+            </w:r>
+            <w:r>
+              <w:t xml:space="preserve"> </w:t>
+            </w:r>
+            <w:r>
+              <w:t xml:space="preserve">“</w:t>
+            </w:r>
+            <w:r>
+              <w:t xml:space="preserve">Tell Me About Yourself</w:t>
+            </w:r>
+            <w:r>
+              <w:t xml:space="preserve">”</w:t>
+            </w:r>
+            <w:r>
+              <w:t xml:space="preserve"> </w:t>
+            </w:r>
+            <w:r>
+              <w:t xml:space="preserve">isn’t what I’d lead with</w:t>
+            </w:r>
+          </w:p>
+        </w:tc>
+        <w:tc>
+          <w:tcPr/>
+          <w:p>
+            <w:pPr>
+              <w:pStyle w:val="Compact"/>
+              <w:jc w:val="left"/>
+            </w:pPr>
+            <w:r>
+              <w:t xml:space="preserve">Fill in the optional</w:t>
+            </w:r>
+            <w:r>
+              <w:t xml:space="preserve"> </w:t>
+            </w:r>
+            <w:r>
+              <w:t xml:space="preserve">“</w:t>
+            </w:r>
+            <w:r>
+              <w:t xml:space="preserve">2-3 things you most want them to remember</w:t>
+            </w:r>
+            <w:r>
+              <w:t xml:space="preserve">”</w:t>
+            </w:r>
+            <w:r>
+              <w:t xml:space="preserve"> </w:t>
+            </w:r>
+            <w:r>
+              <w:t xml:space="preserve">field. Left blank, the guide picks the strengths that best match the job description.</w:t>
+            </w:r>
+          </w:p>
+        </w:tc>
+      </w:tr>
+      <w:tr>
+        <w:tc>
+          <w:tcPr/>
+          <w:p>
+            <w:pPr>
+              <w:pStyle w:val="Compact"/>
+              <w:jc w:val="left"/>
+            </w:pPr>
+            <w:r>
+              <w:t xml:space="preserve">Part 3 left out one of the things I asked it to emphasize</w:t>
+            </w:r>
+          </w:p>
+        </w:tc>
+        <w:tc>
+          <w:tcPr/>
+          <w:p>
+            <w:pPr>
+              <w:pStyle w:val="Compact"/>
+              <w:jc w:val="left"/>
+            </w:pPr>
+            <w:r>
+              <w:t xml:space="preserve">Your resume doesn’t back that item up yet. Add the supporting evidence to your resume text, or a STAR Story, and regenerate.</w:t>
+            </w:r>
+          </w:p>
+        </w:tc>
+      </w:tr>
+      <w:tr>
+        <w:tc>
+          <w:tcPr/>
+          <w:p>
+            <w:pPr>
+              <w:pStyle w:val="Compact"/>
+              <w:jc w:val="left"/>
+            </w:pPr>
+            <w:r>
+              <w:t xml:space="preserve">My</w:t>
+            </w:r>
+            <w:r>
+              <w:t xml:space="preserve"> </w:t>
+            </w:r>
+            <w:r>
+              <w:t xml:space="preserve">“</w:t>
+            </w:r>
+            <w:r>
+              <w:t xml:space="preserve">Tell Me About Yourself</w:t>
+            </w:r>
+            <w:r>
+              <w:t xml:space="preserve">”</w:t>
+            </w:r>
+            <w:r>
+              <w:t xml:space="preserve"> </w:t>
+            </w:r>
+            <w:r>
+              <w:t xml:space="preserve">answer runs longer than 45 seconds</w:t>
+            </w:r>
+          </w:p>
+        </w:tc>
+        <w:tc>
+          <w:tcPr/>
+          <w:p>
+            <w:pPr>
+              <w:pStyle w:val="Compact"/>
+              <w:jc w:val="left"/>
+            </w:pPr>
+            <w:r>
+              <w:t xml:space="preserve">Trim Parts 1 and 2 first. Part 3 (how your background fits this job) is the part worth the extra seconds.</w:t>
+            </w:r>
+          </w:p>
+        </w:tc>
+      </w:tr>
+      <w:tr>
+        <w:tc>
+          <w:tcPr/>
+          <w:p>
+            <w:pPr>
+              <w:pStyle w:val="Compact"/>
+              <w:jc w:val="left"/>
+            </w:pPr>
+            <w:r>
               <w:t xml:space="preserve">In ChatGPT, it asks clarifying questions instead of running the task</w:t>
             </w:r>
           </w:p>
@@ -2289,8 +2946,8 @@
         </w:tc>
       </w:tr>
     </w:tbl>
-    <w:bookmarkEnd w:id="36"/>
     <w:bookmarkEnd w:id="37"/>
+    <w:bookmarkEnd w:id="38"/>
     <w:sectPr/>
   </w:body>
 </w:document>
@@ -2568,6 +3225,9 @@
     <w:abstractNumId w:val="991"/>
   </w:num>
   <w:num w:numId="1003">
+    <w:abstractNumId w:val="991"/>
+  </w:num>
+  <w:num w:numId="1004">
     <w:abstractNumId w:val="99411"/>
     <w:lvlOverride w:ilvl="0">
       <w:startOverride w:val="1"/>
@@ -2597,10 +3257,10 @@
       <w:startOverride w:val="1"/>
     </w:lvlOverride>
   </w:num>
-  <w:num w:numId="1004">
+  <w:num w:numId="1005">
     <w:abstractNumId w:val="991"/>
   </w:num>
-  <w:num w:numId="1005">
+  <w:num w:numId="1006">
     <w:abstractNumId w:val="99411"/>
     <w:lvlOverride w:ilvl="0">
       <w:startOverride w:val="1"/>
@@ -2630,13 +3290,13 @@
       <w:startOverride w:val="1"/>
     </w:lvlOverride>
   </w:num>
-  <w:num w:numId="1006">
-    <w:abstractNumId w:val="991"/>
-  </w:num>
   <w:num w:numId="1007">
     <w:abstractNumId w:val="991"/>
   </w:num>
   <w:num w:numId="1008">
+    <w:abstractNumId w:val="991"/>
+  </w:num>
+  <w:num w:numId="1009">
     <w:abstractNumId w:val="99411"/>
     <w:lvlOverride w:ilvl="0">
       <w:startOverride w:val="1"/>

--- a/Interview_Prep_Guide_Builder_User_Guide.docx
+++ b/Interview_Prep_Guide_Builder_User_Guide.docx
@@ -71,31 +71,7 @@
         <w:pStyle w:val="BodyText"/>
       </w:pPr>
       <w:r>
-        <w:t xml:space="preserve">Created By: Tom Jackson</w:t>
-      </w:r>
-      <w:r>
-        <w:t xml:space="preserve"> </w:t>
-      </w:r>
-      <w:r>
-        <w:t xml:space="preserve">August 12, 2026 (Objection Reframing section and the worry-areas field updated August 17, 2026; Candidate SWOT Analysis and the optional STAR Stories field added September 1, 2026; 30-45 second</w:t>
-      </w:r>
-      <w:r>
-        <w:t xml:space="preserve"> </w:t>
-      </w:r>
-      <w:r>
-        <w:t xml:space="preserve">“</w:t>
-      </w:r>
-      <w:r>
-        <w:t xml:space="preserve">Tell Me About Yourself</w:t>
-      </w:r>
-      <w:r>
-        <w:t xml:space="preserve">”</w:t>
-      </w:r>
-      <w:r>
-        <w:t xml:space="preserve"> </w:t>
-      </w:r>
-      <w:r>
-        <w:t xml:space="preserve">section, its optional extras (where you’re from, education, what to remember), and the CliftonStrengths documentation added October 13, 2026)</w:t>
+        <w:t xml:space="preserve">Created By: Tom Jackson August 12, 2026 (Objection Reframing section and the worry-areas field updated August 17, 2026; Candidate SWOT Analysis and the optional STAR Stories field added September 1, 2026; 30-45 second “Tell Me About Yourself” section, its optional extras (where you’re from, education, what to remember), and the CliftonStrengths documentation added October 13, 2026; “Tell Me About Yourself” output streamlined to the full answer and 20-second version October 15, 2026)</w:t>
       </w:r>
     </w:p>
     <w:p>
@@ -223,25 +199,7 @@
         <w:pStyle w:val="FirstParagraph"/>
       </w:pPr>
       <w:r>
-        <w:t xml:space="preserve">Not sure what to target yet? Career Path Discovery Prompt Builder is the step before all of this. Once you know your direction: the Target Company Prompt Builder researches and ranks companies. The Job Posting Finder checks who’s actively hiring. Resume &amp; Cover Letter Tailoring fits your documents to a specific posting. Outreach Message Builder drafts your outreach. This tool picks up once you’ve actually landed an interview — the stage none of the others cover. Afterward, the specific things you actually discuss become the Context Notes for a genuinely grounded thank-you message back in the Outreach Message Builder. And Part 3 of your</w:t>
-      </w:r>
-      <w:r>
-        <w:t xml:space="preserve"> </w:t>
-      </w:r>
-      <w:r>
-        <w:t xml:space="preserve">“</w:t>
-      </w:r>
-      <w:r>
-        <w:t xml:space="preserve">Tell Me About Yourself</w:t>
-      </w:r>
-      <w:r>
-        <w:t xml:space="preserve">”</w:t>
-      </w:r>
-      <w:r>
-        <w:t xml:space="preserve"> </w:t>
-      </w:r>
-      <w:r>
-        <w:t xml:space="preserve">answer (Section 4) doubles as a short pitch you can reuse in the LinkedIn Profile Builder and the Outreach Message Builder.</w:t>
+        <w:t xml:space="preserve">Not sure what to target yet? Career Path Discovery Prompt Builder is the step before all of this. Once you know your direction: the Target Company Prompt Builder researches and ranks companies. The Job Posting Finder checks who’s actively hiring. Resume &amp; Cover Letter Tailoring fits your documents to a specific posting. Outreach Message Builder drafts your outreach. This tool picks up once you’ve actually landed an interview — the stage none of the others cover. Afterward, the specific things you actually discuss become the Context Notes for a genuinely grounded thank-you message back in the Outreach Message Builder. And the closing “what you’d bring” lines of your “Tell Me About Yourself” answer (Section 4) double as a short pitch you can reuse in the LinkedIn Profile Builder and the Outreach Message Builder.</w:t>
       </w:r>
     </w:p>
     <w:bookmarkEnd w:id="22"/>
@@ -259,10 +217,7 @@
         <w:pStyle w:val="FirstParagraph"/>
       </w:pPr>
       <w:r>
-        <w:t xml:space="preserve">At the top of the page:</w:t>
-      </w:r>
-      <w:r>
-        <w:t xml:space="preserve"> </w:t>
+        <w:t xml:space="preserve">At the top of the page: </w:t>
       </w:r>
       <w:r>
         <w:rPr>
@@ -291,10 +246,7 @@
         <w:t xml:space="preserve">Recruiter Screen</w:t>
       </w:r>
       <w:r>
-        <w:t xml:space="preserve"> </w:t>
-      </w:r>
-      <w:r>
-        <w:t xml:space="preserve">asks whether you clear the basic qualifications bar and can speak to logistics — brief, checklist-oriented.</w:t>
+        <w:t xml:space="preserve"> asks whether you clear the basic qualifications bar and can speak to logistics — brief, checklist-oriented.</w:t>
       </w:r>
     </w:p>
     <w:p>
@@ -313,10 +265,7 @@
         <w:t xml:space="preserve">Hiring Manager Interview</w:t>
       </w:r>
       <w:r>
-        <w:t xml:space="preserve"> </w:t>
-      </w:r>
-      <w:r>
-        <w:t xml:space="preserve">asks whether you’re the right fit for the actual role and team — deeper, story-driven, and here specifically built around a real, time-boxed video call.</w:t>
+        <w:t xml:space="preserve"> asks whether you’re the right fit for the actual role and team — deeper, story-driven, and here specifically built around a real, time-boxed video call.</w:t>
       </w:r>
     </w:p>
     <w:p>
@@ -335,10 +284,7 @@
         <w:t xml:space="preserve">General / Other</w:t>
       </w:r>
       <w:r>
-        <w:t xml:space="preserve"> </w:t>
-      </w:r>
-      <w:r>
-        <w:t xml:space="preserve">is the fuller original structure, for anything that doesn’t fit the first two — technical rounds, panels, final rounds.</w:t>
+        <w:t xml:space="preserve"> is the fuller original structure, for anything that doesn’t fit the first two — technical rounds, panels, final rounds.</w:t>
       </w:r>
     </w:p>
     <w:p>
@@ -564,19 +510,7 @@
               <w:jc w:val="left"/>
             </w:pPr>
             <w:r>
-              <w:t xml:space="preserve">“</w:t>
-            </w:r>
-            <w:r>
-              <w:t xml:space="preserve">Tell Me About Yourself</w:t>
-            </w:r>
-            <w:r>
-              <w:t xml:space="preserve">”</w:t>
-            </w:r>
-            <w:r>
-              <w:t xml:space="preserve"> </w:t>
-            </w:r>
-            <w:r>
-              <w:t xml:space="preserve">extras (optional): Where you’re from, Education, The 2-3 things you most want them to remember</w:t>
+              <w:t xml:space="preserve">“Tell Me About Yourself” extras (optional): Where you’re from, Education, The 2-3 things you most want them to remember</w:t>
             </w:r>
           </w:p>
         </w:tc>
@@ -614,25 +548,7 @@
               <w:jc w:val="left"/>
             </w:pPr>
             <w:r>
-              <w:t xml:space="preserve">If you’ve taken Gallup’s CliftonStrengths assessment, check as many of your themes as you want considered (not just your top 5). Optionally add your ranked order or a line from your report, or tick the box to say you’ll attach the report itself. See</w:t>
-            </w:r>
-            <w:r>
-              <w:t xml:space="preserve"> </w:t>
-            </w:r>
-            <w:r>
-              <w:t xml:space="preserve">“</w:t>
-            </w:r>
-            <w:r>
-              <w:t xml:space="preserve">CliftonStrengths Talking Points</w:t>
-            </w:r>
-            <w:r>
-              <w:t xml:space="preserve">”</w:t>
-            </w:r>
-            <w:r>
-              <w:t xml:space="preserve"> </w:t>
-            </w:r>
-            <w:r>
-              <w:t xml:space="preserve">below.</w:t>
+              <w:t xml:space="preserve">If you’ve taken Gallup’s CliftonStrengths assessment, check as many of your themes as you want considered (not just your top 5). Optionally add your ranked order or a line from your report, or tick the box to say you’ll attach the report itself. See “CliftonStrengths Talking Points” below.</w:t>
             </w:r>
           </w:p>
         </w:tc>
@@ -678,10 +594,7 @@
         <w:pStyle w:val="FirstParagraph"/>
       </w:pPr>
       <w:r>
-        <w:t xml:space="preserve">The guide doesn’t simply take your highest-ranked themes. It checks every theme you listed against two tests: does your resume (or one of your STAR Stories) actually show it, and does this role’s job description actually call for it? Every theme that passes both is used, however many that is, and it’s ordered by fit with the role rather than by rank. For each one you get its</w:t>
-      </w:r>
-      <w:r>
-        <w:t xml:space="preserve"> </w:t>
+        <w:t xml:space="preserve">The guide doesn’t simply take your highest-ranked themes. It checks every theme you listed against two tests: does your resume (or one of your STAR Stories) actually show it, and does this role’s job description actually call for it? Every theme that passes both is used, however many that is, and it’s ordered by fit with the role rather than by rank. For each one you get its </w:t>
       </w:r>
       <w:r>
         <w:rPr>
@@ -691,13 +604,7 @@
         <w:t xml:space="preserve">balcony</w:t>
       </w:r>
       <w:r>
-        <w:t xml:space="preserve"> </w:t>
-      </w:r>
-      <w:r>
-        <w:t xml:space="preserve">(the strength at its best, tied to real evidence), its</w:t>
-      </w:r>
-      <w:r>
-        <w:t xml:space="preserve"> </w:t>
+        <w:t xml:space="preserve"> (the strength at its best, tied to real evidence), its </w:t>
       </w:r>
       <w:r>
         <w:rPr>
@@ -707,46 +614,7 @@
         <w:t xml:space="preserve">basement</w:t>
       </w:r>
       <w:r>
-        <w:t xml:space="preserve"> </w:t>
-      </w:r>
-      <w:r>
-        <w:t xml:space="preserve">(how it can be overused or misread, and how you keep it in check), and which likely questions it answers best. The themes it left out are listed with a one-line reason, so nothing disappears silently. You also get ready answers for</w:t>
-      </w:r>
-      <w:r>
-        <w:t xml:space="preserve"> </w:t>
-      </w:r>
-      <w:r>
-        <w:t xml:space="preserve">“</w:t>
-      </w:r>
-      <w:r>
-        <w:t xml:space="preserve">What’s your greatest strength?</w:t>
-      </w:r>
-      <w:r>
-        <w:t xml:space="preserve">”</w:t>
-      </w:r>
-      <w:r>
-        <w:t xml:space="preserve"> </w:t>
-      </w:r>
-      <w:r>
-        <w:t xml:space="preserve">and</w:t>
-      </w:r>
-      <w:r>
-        <w:t xml:space="preserve"> </w:t>
-      </w:r>
-      <w:r>
-        <w:t xml:space="preserve">“</w:t>
-      </w:r>
-      <w:r>
-        <w:t xml:space="preserve">What’s a weakness?</w:t>
-      </w:r>
-      <w:r>
-        <w:t xml:space="preserve">”</w:t>
-      </w:r>
-      <w:r>
-        <w:t xml:space="preserve"> </w:t>
-      </w:r>
-      <w:r>
-        <w:t xml:space="preserve">Spoken lines describe the behavior in plain language, since most interviewers won’t know the theme names. In Hiring Manager and General/Other modes the strongest-fit themes and the riskiest basement also feed the Candidate SWOT. Recruiter Screen mode keeps the section short.</w:t>
+        <w:t xml:space="preserve"> (how it can be overused or misread, and how you keep it in check), and which likely questions it answers best. The themes it left out are listed with a one-line reason, so nothing disappears silently. You also get ready answers for “What’s your greatest strength?” and “What’s a weakness?” Spoken lines describe the behavior in plain language, since most interviewers won’t know the theme names. In Hiring Manager and General/Other modes the strongest-fit themes and the riskiest basement also feed the Candidate SWOT. Recruiter Screen mode keeps the section short.</w:t>
       </w:r>
     </w:p>
     <w:bookmarkEnd w:id="24"/>
@@ -757,25 +625,7 @@
         <w:pStyle w:val="Heading2"/>
       </w:pPr>
       <w:r>
-        <w:t xml:space="preserve">4.</w:t>
-      </w:r>
-      <w:r>
-        <w:t xml:space="preserve"> </w:t>
-      </w:r>
-      <w:r>
-        <w:t xml:space="preserve">“</w:t>
-      </w:r>
-      <w:r>
-        <w:t xml:space="preserve">Tell Me About Yourself</w:t>
-      </w:r>
-      <w:r>
-        <w:t xml:space="preserve">”</w:t>
-      </w:r>
-      <w:r>
-        <w:t xml:space="preserve"> </w:t>
-      </w:r>
-      <w:r>
-        <w:t xml:space="preserve">— Section 1 in Every Mode</w:t>
+        <w:t xml:space="preserve">4. “Tell Me About Yourself” — Section 1 in Every Mode</w:t>
       </w:r>
     </w:p>
     <w:p>
@@ -783,25 +633,7 @@
         <w:pStyle w:val="FirstParagraph"/>
       </w:pPr>
       <w:r>
-        <w:t xml:space="preserve">Nearly every interview opens with</w:t>
-      </w:r>
-      <w:r>
-        <w:t xml:space="preserve"> </w:t>
-      </w:r>
-      <w:r>
-        <w:t xml:space="preserve">“</w:t>
-      </w:r>
-      <w:r>
-        <w:t xml:space="preserve">Tell me about yourself,</w:t>
-      </w:r>
-      <w:r>
-        <w:t xml:space="preserve">”</w:t>
-      </w:r>
-      <w:r>
-        <w:t xml:space="preserve"> </w:t>
-      </w:r>
-      <w:r>
-        <w:t xml:space="preserve">so every guide, in all three modes, leads with a short, focused answer to it, placed right after the Quick Reference. It walks the interviewer through your resume in 30-45 seconds (roughly 75-110 words), leaning into how your background lines up with this specific job description. It’s built in three timed parts:</w:t>
+        <w:t xml:space="preserve">Nearly every interview opens with “Tell me about yourself,” so every guide, in all three modes, leads with a short, focused answer to it, placed right after the Quick Reference. It walks the interviewer through your resume in 30-45 seconds (roughly 75-110 words), leaning into how your background lines up with this specific job description. It’s built from three timed parts. The guide names them in a one-line “How it’s built” note and then shows you the finished answer, not a separate block for each part:</w:t>
       </w:r>
     </w:p>
     <w:tbl>
@@ -977,7 +809,7 @@
         <w:pStyle w:val="BodyText"/>
       </w:pPr>
       <w:r>
-        <w:t xml:space="preserve">Along with the three parts, you get:</w:t>
+        <w:t xml:space="preserve">In the guide, you get:</w:t>
       </w:r>
     </w:p>
     <w:p>
@@ -993,6 +825,25 @@
           <w:bCs/>
           <w:b/>
         </w:rPr>
+        <w:t xml:space="preserve">Why it matters and how it’s built</w:t>
+      </w:r>
+      <w:r>
+        <w:t xml:space="preserve">: a short intro and a one-line outline of the three parts and their timing, so you can see the shape of the answer.</w:t>
+      </w:r>
+    </w:p>
+    <w:p>
+      <w:pPr>
+        <w:numPr>
+          <w:ilvl w:val="0"/>
+          <w:numId w:val="1002"/>
+        </w:numPr>
+        <w:pStyle w:val="Compact"/>
+      </w:pPr>
+      <w:r>
+        <w:rPr>
+          <w:bCs/>
+          <w:b/>
+        </w:rPr>
         <w:t xml:space="preserve">The full answer</w:t>
       </w:r>
       <w:r>
@@ -1015,7 +866,7 @@
         <w:t xml:space="preserve">A 20-second version</w:t>
       </w:r>
       <w:r>
-        <w:t xml:space="preserve">: Parts 2 and 3 only, about 50 words. Use it in a panel where several people ask the same question in turn, or for a quick networking conversation.</w:t>
+        <w:t xml:space="preserve">: just your most recent role and what you’d bring, about 50 words. Use it in a panel where several people ask the same question in turn, or for a quick networking conversation.</w:t>
       </w:r>
     </w:p>
     <w:p>
@@ -1034,28 +885,7 @@
         <w:t xml:space="preserve">The likely next question</w:t>
       </w:r>
       <w:r>
-        <w:t xml:space="preserve"> </w:t>
-      </w:r>
-      <w:r>
-        <w:t xml:space="preserve">(if you gave a reason for leaving): the interviewer’s next question is almost always</w:t>
-      </w:r>
-      <w:r>
-        <w:t xml:space="preserve"> </w:t>
-      </w:r>
-      <w:r>
-        <w:t xml:space="preserve">“</w:t>
-      </w:r>
-      <w:r>
-        <w:t xml:space="preserve">So what happened there?</w:t>
-      </w:r>
-      <w:r>
-        <w:t xml:space="preserve">”</w:t>
-      </w:r>
-      <w:r>
-        <w:t xml:space="preserve"> </w:t>
-      </w:r>
-      <w:r>
-        <w:t xml:space="preserve">Part 2 never mentions the layoff or departure; instead the guide points you straight to your gap statement and pivot, so you’re ready for it.</w:t>
+        <w:t xml:space="preserve"> (if you gave a reason for leaving): the interviewer’s next question is almost always “So what happened there?” The answer never mentions the layoff or departure; instead the guide points you straight to your gap statement and pivot, so you’re ready for it.</w:t>
       </w:r>
     </w:p>
     <w:p>
@@ -1089,46 +919,7 @@
         <w:t xml:space="preserve">How the optional fields are used.</w:t>
       </w:r>
       <w:r>
-        <w:t xml:space="preserve"> </w:t>
-      </w:r>
-      <w:r>
-        <w:t xml:space="preserve">All three</w:t>
-      </w:r>
-      <w:r>
-        <w:t xml:space="preserve"> </w:t>
-      </w:r>
-      <w:r>
-        <w:t xml:space="preserve">“</w:t>
-      </w:r>
-      <w:r>
-        <w:t xml:space="preserve">Tell Me About Yourself</w:t>
-      </w:r>
-      <w:r>
-        <w:t xml:space="preserve">”</w:t>
-      </w:r>
-      <w:r>
-        <w:t xml:space="preserve"> </w:t>
-      </w:r>
-      <w:r>
-        <w:t xml:space="preserve">extras are optional, and most people will skip at least one. When a field is blank, the guide uses whatever your resume shows. If your resume doesn’t show it either, the detail is left out, not invented, and not left as a blank to fill in. Part 1 then opens with your career foundation instead, and a one-line note tells you which optional field would round it out. If you fill in</w:t>
-      </w:r>
-      <w:r>
-        <w:t xml:space="preserve"> </w:t>
-      </w:r>
-      <w:r>
-        <w:t xml:space="preserve">“</w:t>
-      </w:r>
-      <w:r>
-        <w:t xml:space="preserve">the 2-3 things you most want them to remember,</w:t>
-      </w:r>
-      <w:r>
-        <w:t xml:space="preserve">”</w:t>
-      </w:r>
-      <w:r>
-        <w:t xml:space="preserve"> </w:t>
-      </w:r>
-      <w:r>
-        <w:t xml:space="preserve">Part 3 is built around them, but only where your resume backs them up. Anything it can’t support is left out and flagged in a note rather than stretched. When your resume says little about your most recent job, Part 2 stays short rather than being padded with unrelated facts, and a note suggests the kind of concrete detail you could add yourself.</w:t>
+        <w:t xml:space="preserve"> All three “Tell Me About Yourself” extras are optional, and most people will skip at least one. When a field is blank, the guide uses whatever your resume shows. If your resume doesn’t show it either, the detail is left out, not invented, and not left as a blank to fill in. Part 1 then opens with your career foundation instead, and a one-line note tells you which optional field would round it out. If you fill in “the 2-3 things you most want them to remember,” Part 3 is built around them, but only where your resume backs them up. Anything it can’t support is left out and flagged in a note rather than stretched. When your resume says little about your most recent job, Part 2 stays short rather than being padded with unrelated facts, and a note suggests the kind of concrete detail you could add yourself.</w:t>
       </w:r>
     </w:p>
     <w:p>
@@ -1143,28 +934,7 @@
         <w:t xml:space="preserve">Why no dates in Part 1.</w:t>
       </w:r>
       <w:r>
-        <w:t xml:space="preserve"> </w:t>
-      </w:r>
-      <w:r>
-        <w:t xml:space="preserve">For a long career, graduation years or</w:t>
-      </w:r>
-      <w:r>
-        <w:t xml:space="preserve"> </w:t>
-      </w:r>
-      <w:r>
-        <w:t xml:space="preserve">“</w:t>
-      </w:r>
-      <w:r>
-        <w:t xml:space="preserve">since 1998</w:t>
-      </w:r>
-      <w:r>
-        <w:t xml:space="preserve">”</w:t>
-      </w:r>
-      <w:r>
-        <w:t xml:space="preserve"> </w:t>
-      </w:r>
-      <w:r>
-        <w:t xml:space="preserve">can quietly invite assumptions about age. Part 1 describes the field or kind of work you came up through, not the timeline.</w:t>
+        <w:t xml:space="preserve"> For a long career, graduation years or “since 1998” can quietly invite assumptions about age. Part 1 describes the field or kind of work you came up through, not the timeline.</w:t>
       </w:r>
     </w:p>
     <w:p>
@@ -1187,10 +957,7 @@
         <w:t xml:space="preserve">Reuse it elsewhere.</w:t>
       </w:r>
       <w:r>
-        <w:t xml:space="preserve"> </w:t>
-      </w:r>
-      <w:r>
-        <w:t xml:space="preserve">Part 3 is your pitch for this kind of role in about 40 words. It works well as a starting point for the About section in the LinkedIn Profile Builder and for the opening line of a message in the Outreach Message Builder, so you describe yourself the same way everywhere.</w:t>
+        <w:t xml:space="preserve"> The closing “what you’d bring” lines of the full answer are your pitch for this kind of role in about 40 words. It works well as a starting point for the About section in the LinkedIn Profile Builder and for the opening line of a message in the Outreach Message Builder, so you describe yourself the same way everywhere.</w:t>
       </w:r>
     </w:p>
     <w:bookmarkEnd w:id="26"/>
@@ -1228,10 +995,7 @@
         <w:t xml:space="preserve">Location</w:t>
       </w:r>
       <w:r>
-        <w:t xml:space="preserve"> </w:t>
-      </w:r>
-      <w:r>
-        <w:t xml:space="preserve">— compensation varies heavily by location, so this grounds the salary research described below.</w:t>
+        <w:t xml:space="preserve"> — compensation varies heavily by location, so this grounds the salary research described below.</w:t>
       </w:r>
     </w:p>
     <w:p>
@@ -1250,10 +1014,7 @@
         <w:t xml:space="preserve">Your target salary range, if you have one</w:t>
       </w:r>
       <w:r>
-        <w:t xml:space="preserve"> </w:t>
-      </w:r>
-      <w:r>
-        <w:t xml:space="preserve">(optional) — the guide researches real market data either way; this just gets checked against it rather than replacing it.</w:t>
+        <w:t xml:space="preserve"> (optional) — the guide researches real market data either way; this just gets checked against it rather than replacing it.</w:t>
       </w:r>
     </w:p>
     <w:bookmarkEnd w:id="27"/>
@@ -1279,41 +1040,10 @@
           <w:bCs/>
           <w:b/>
         </w:rPr>
-        <w:t xml:space="preserve">“</w:t>
-      </w:r>
-      <w:r>
-        <w:rPr>
-          <w:bCs/>
-          <w:b/>
-        </w:rPr>
-        <w:t xml:space="preserve">Tell Me About Yourself</w:t>
-      </w:r>
-      <w:r>
-        <w:rPr>
-          <w:bCs/>
-          <w:b/>
-        </w:rPr>
-        <w:t xml:space="preserve">”</w:t>
-      </w:r>
-      <w:r>
-        <w:rPr>
-          <w:bCs/>
-          <w:b/>
-        </w:rPr>
-        <w:t xml:space="preserve"> </w:t>
-      </w:r>
-      <w:r>
-        <w:rPr>
-          <w:bCs/>
-          <w:b/>
-        </w:rPr>
-        <w:t xml:space="preserve">(30-45 Second Answer)</w:t>
-      </w:r>
-      <w:r>
-        <w:t xml:space="preserve"> </w:t>
-      </w:r>
-      <w:r>
-        <w:t xml:space="preserve">— the three-part answer described in Section 4.</w:t>
+        <w:t xml:space="preserve">“Tell Me About Yourself” (30-45 Second Answer)</w:t>
+      </w:r>
+      <w:r>
+        <w:t xml:space="preserve"> — the three-part answer described in Section 4.</w:t>
       </w:r>
     </w:p>
     <w:p>
@@ -1332,10 +1062,7 @@
         <w:t xml:space="preserve">Qualifications T-Chart</w:t>
       </w:r>
       <w:r>
-        <w:t xml:space="preserve"> </w:t>
-      </w:r>
-      <w:r>
-        <w:t xml:space="preserve">— a two-column table, JD requirement on the left, your matching resume evidence on the right, one row per major requirement. Meant to be genuinely scannable in the 30 seconds before the call.</w:t>
+        <w:t xml:space="preserve"> — a two-column table, JD requirement on the left, your matching resume evidence on the right, one row per major requirement. Meant to be genuinely scannable in the 30 seconds before the call.</w:t>
       </w:r>
     </w:p>
     <w:p>
@@ -1354,25 +1081,7 @@
         <w:t xml:space="preserve">The Gap/Leaving Answer</w:t>
       </w:r>
       <w:r>
-        <w:t xml:space="preserve"> </w:t>
-      </w:r>
-      <w:r>
-        <w:t xml:space="preserve">— if you gave a real reason: 3 one-sentence gap statements (the fact and its business cause, then stop — no defensive</w:t>
-      </w:r>
-      <w:r>
-        <w:t xml:space="preserve"> </w:t>
-      </w:r>
-      <w:r>
-        <w:t xml:space="preserve">“</w:t>
-      </w:r>
-      <w:r>
-        <w:t xml:space="preserve">it wasn’t performance-related</w:t>
-      </w:r>
-      <w:r>
-        <w:t xml:space="preserve">”</w:t>
-      </w:r>
-      <w:r>
-        <w:t xml:space="preserve">), 3 one-sentence pivots to this role, one combined answer under 10 seconds, 4-5 likely follow-up questions with one-sentence replies (with [bracketed placeholders] for facts only you know, like dates or a reference’s name), and a short delivery note. If you didn’t give a reason, general guidance on structure only — the guide never invents a reason on your behalf.</w:t>
+        <w:t xml:space="preserve"> — if you gave a real reason: 3 one-sentence gap statements (the fact and its business cause, then stop — no defensive “it wasn’t performance-related”), 3 one-sentence pivots to this role, one combined answer under 10 seconds, 4-5 likely follow-up questions with one-sentence replies (with [bracketed placeholders] for facts only you know, like dates or a reference’s name), and a short delivery note. If you didn’t give a reason, general guidance on structure only — the guide never invents a reason on your behalf.</w:t>
       </w:r>
     </w:p>
     <w:p>
@@ -1391,10 +1100,7 @@
         <w:t xml:space="preserve">Objection Reframing</w:t>
       </w:r>
       <w:r>
-        <w:t xml:space="preserve"> </w:t>
-      </w:r>
-      <w:r>
-        <w:t xml:space="preserve">— if you named specific worries, a short, honest, spoken-ready way to address each one: 1 sentence per concern where that’s enough (2 at most), with 2 variants to choose from, framed as neutral or as a genuine advantage wherever your actual background supports that — never spin, never a fabricated accomplishment used to explain a concern away. If you left the field blank, general guidance on reframing common concerns (industry breadth, short tenures, a pivot, overqualification) instead.</w:t>
+        <w:t xml:space="preserve"> — if you named specific worries, a short, honest, spoken-ready way to address each one: 1 sentence per concern where that’s enough (2 at most), with 2 variants to choose from, framed as neutral or as a genuine advantage wherever your actual background supports that — never spin, never a fabricated accomplishment used to explain a concern away. If you left the field blank, general guidance on reframing common concerns (industry breadth, short tenures, a pivot, overqualification) instead.</w:t>
       </w:r>
     </w:p>
     <w:p>
@@ -1413,10 +1119,7 @@
         <w:t xml:space="preserve">CliftonStrengths Talking Points</w:t>
       </w:r>
       <w:r>
-        <w:t xml:space="preserve"> </w:t>
-      </w:r>
-      <w:r>
-        <w:t xml:space="preserve">(only if you filled in that field) — the short version of the section described in Section 3.</w:t>
+        <w:t xml:space="preserve"> (only if you filled in that field) — the short version of the section described in Section 3.</w:t>
       </w:r>
     </w:p>
     <w:p>
@@ -1435,10 +1138,7 @@
         <w:t xml:space="preserve">The Salary Question</w:t>
       </w:r>
       <w:r>
-        <w:t xml:space="preserve"> </w:t>
-      </w:r>
-      <w:r>
-        <w:t xml:space="preserve">— real market compensation data researched and sourced (levels.fyi, Glassdoor, Payscale, BLS data, comparable disclosed postings), never a guessed number. If you gave your own target, it’s checked against the research and flagged if notably out of step, not just validated. The delivery is coached as a stated range with flexibility — explicitly framed as not a negotiation yet.</w:t>
+        <w:t xml:space="preserve"> — real market compensation data researched and sourced (levels.fyi, Glassdoor, Payscale, BLS data, comparable disclosed postings), never a guessed number. If you gave your own target, it’s checked against the research and flagged if notably out of step, not just validated. The delivery is coached as a stated range with flexibility — explicitly framed as not a negotiation yet.</w:t>
       </w:r>
     </w:p>
     <w:p>
@@ -1457,10 +1157,7 @@
         <w:t xml:space="preserve">Standard Logistics Questions to Expect</w:t>
       </w:r>
       <w:r>
-        <w:t xml:space="preserve"> </w:t>
-      </w:r>
-      <w:r>
-        <w:t xml:space="preserve">— notice period, work authorization, remote/travel flexibility, other interviews in process. The guide prompts you to supply your own actual answers here rather than inventing personal facts.</w:t>
+        <w:t xml:space="preserve"> — notice period, work authorization, remote/travel flexibility, other interviews in process. The guide prompts you to supply your own actual answers here rather than inventing personal facts.</w:t>
       </w:r>
     </w:p>
     <w:p>
@@ -1479,10 +1176,7 @@
         <w:t xml:space="preserve">Keep It Tight</w:t>
       </w:r>
       <w:r>
-        <w:t xml:space="preserve"> </w:t>
-      </w:r>
-      <w:r>
-        <w:t xml:space="preserve">— a coaching note that recruiter screens reward concise answers over deep technical detail.</w:t>
+        <w:t xml:space="preserve"> — a coaching note that recruiter screens reward concise answers over deep technical detail.</w:t>
       </w:r>
     </w:p>
     <w:p>
@@ -1501,10 +1195,7 @@
         <w:t xml:space="preserve">Questions to Ask the Recruiter</w:t>
       </w:r>
       <w:r>
-        <w:t xml:space="preserve"> </w:t>
-      </w:r>
-      <w:r>
-        <w:t xml:space="preserve">— process/timeline, the top priority for this hire in the first 90 days, comp band confirmation. Deliberately skips deep team/strategy questions, which belong in a later round.</w:t>
+        <w:t xml:space="preserve"> — process/timeline, the top priority for this hire in the first 90 days, comp band confirmation. Deliberately skips deep team/strategy questions, which belong in a later round.</w:t>
       </w:r>
     </w:p>
     <w:bookmarkEnd w:id="28"/>
@@ -1543,10 +1234,7 @@
         <w:t xml:space="preserve">Call length (minutes)</w:t>
       </w:r>
       <w:r>
-        <w:t xml:space="preserve"> </w:t>
-      </w:r>
-      <w:r>
-        <w:t xml:space="preserve">— defaults to 60, edit to match your actual call.</w:t>
+        <w:t xml:space="preserve"> — defaults to 60, edit to match your actual call.</w:t>
       </w:r>
     </w:p>
     <w:p>
@@ -1565,10 +1253,7 @@
         <w:t xml:space="preserve">Platform</w:t>
       </w:r>
       <w:r>
-        <w:t xml:space="preserve"> </w:t>
-      </w:r>
-      <w:r>
-        <w:t xml:space="preserve">— Microsoft Teams, Zoom, Google Meet, Phone, or Other. Feeds directly into the logistics checklist.</w:t>
+        <w:t xml:space="preserve"> — Microsoft Teams, Zoom, Google Meet, Phone, or Other. Feeds directly into the logistics checklist.</w:t>
       </w:r>
     </w:p>
     <w:p>
@@ -1587,10 +1272,7 @@
         <w:t xml:space="preserve">Interviewers</w:t>
       </w:r>
       <w:r>
-        <w:t xml:space="preserve"> </w:t>
-      </w:r>
-      <w:r>
-        <w:t xml:space="preserve">(optional) — bulk-paste Name and Role pairs (one per line, e.g. from a calendar invite), or add manually. Each gets a role category (Recruiter/HR, Hiring Manager, Peer/team member, Skip-level/executive, Cross-functional partner) that shapes what angle the interviewer-research section takes.</w:t>
+        <w:t xml:space="preserve"> (optional) — bulk-paste Name and Role pairs (one per line, e.g. from a calendar invite), or add manually. Each gets a role category (Recruiter/HR, Hiring Manager, Peer/team member, Skip-level/executive, Cross-functional partner) that shapes what angle the interviewer-research section takes.</w:t>
       </w:r>
     </w:p>
     <w:bookmarkEnd w:id="30"/>
@@ -1616,41 +1298,10 @@
           <w:bCs/>
           <w:b/>
         </w:rPr>
-        <w:t xml:space="preserve">“</w:t>
-      </w:r>
-      <w:r>
-        <w:rPr>
-          <w:bCs/>
-          <w:b/>
-        </w:rPr>
-        <w:t xml:space="preserve">Tell Me About Yourself</w:t>
-      </w:r>
-      <w:r>
-        <w:rPr>
-          <w:bCs/>
-          <w:b/>
-        </w:rPr>
-        <w:t xml:space="preserve">”</w:t>
-      </w:r>
-      <w:r>
-        <w:rPr>
-          <w:bCs/>
-          <w:b/>
-        </w:rPr>
-        <w:t xml:space="preserve"> </w:t>
-      </w:r>
-      <w:r>
-        <w:rPr>
-          <w:bCs/>
-          <w:b/>
-        </w:rPr>
-        <w:t xml:space="preserve">(30-45 Second Answer)</w:t>
-      </w:r>
-      <w:r>
-        <w:t xml:space="preserve"> </w:t>
-      </w:r>
-      <w:r>
-        <w:t xml:space="preserve">— the three-part answer described in Section 4.</w:t>
+        <w:t xml:space="preserve">“Tell Me About Yourself” (30-45 Second Answer)</w:t>
+      </w:r>
+      <w:r>
+        <w:t xml:space="preserve"> — the three-part answer described in Section 4.</w:t>
       </w:r>
     </w:p>
     <w:p>
@@ -1669,10 +1320,7 @@
         <w:t xml:space="preserve">Company &amp; Role Snapshot</w:t>
       </w:r>
       <w:r>
-        <w:t xml:space="preserve"> </w:t>
-      </w:r>
-      <w:r>
-        <w:t xml:space="preserve">— real, recent research (roughly the last 6 months): what the company does, recent news, funding, leadership changes, and how this role fits into what’s happening there now. If nothing notable turns up, the guide says so rather than padding with generic filler.</w:t>
+        <w:t xml:space="preserve"> — real, recent research (roughly the last 6 months): what the company does, recent news, funding, leadership changes, and how this role fits into what’s happening there now. If nothing notable turns up, the guide says so rather than padding with generic filler.</w:t>
       </w:r>
     </w:p>
     <w:p>
@@ -1691,10 +1339,7 @@
         <w:t xml:space="preserve">Resume-to-JD Gap Map</w:t>
       </w:r>
       <w:r>
-        <w:t xml:space="preserve"> </w:t>
-      </w:r>
-      <w:r>
-        <w:t xml:space="preserve">— where you map cleanly (named specifically as your strongest talking points) and where there’s a real gap, framed constructively as what the interviewer may probe and why — never softened away, never manufactured where it doesn’t exist.</w:t>
+        <w:t xml:space="preserve"> — where you map cleanly (named specifically as your strongest talking points) and where there’s a real gap, framed constructively as what the interviewer may probe and why — never softened away, never manufactured where it doesn’t exist.</w:t>
       </w:r>
     </w:p>
     <w:p>
@@ -1713,10 +1358,7 @@
         <w:t xml:space="preserve">The Gap/Leaving Answer</w:t>
       </w:r>
       <w:r>
-        <w:t xml:space="preserve"> </w:t>
-      </w:r>
-      <w:r>
-        <w:t xml:space="preserve">— same shape as in Recruiter Screen mode, with 6-8 follow-up questions instead of 4-5, since hiring managers tend to probe a bit deeper.</w:t>
+        <w:t xml:space="preserve"> — same shape as in Recruiter Screen mode, with 6-8 follow-up questions instead of 4-5, since hiring managers tend to probe a bit deeper.</w:t>
       </w:r>
     </w:p>
     <w:p>
@@ -1735,10 +1377,7 @@
         <w:t xml:space="preserve">Objection Reframing</w:t>
       </w:r>
       <w:r>
-        <w:t xml:space="preserve"> </w:t>
-      </w:r>
-      <w:r>
-        <w:t xml:space="preserve">— same as in Recruiter Screen mode: 1 sentence per concern where that’s enough, 2 variants each, grounded in something real from your resume.</w:t>
+        <w:t xml:space="preserve"> — same as in Recruiter Screen mode: 1 sentence per concern where that’s enough, 2 variants each, grounded in something real from your resume.</w:t>
       </w:r>
     </w:p>
     <w:p>
@@ -1757,10 +1396,7 @@
         <w:t xml:space="preserve">Interviewer Research</w:t>
       </w:r>
       <w:r>
-        <w:t xml:space="preserve"> </w:t>
-      </w:r>
-      <w:r>
-        <w:t xml:space="preserve">— for each named interviewer, real search for their public professional background. If little or nothing turns up for someone, the guide says so plainly rather than inventing a personality or interests to seem more personalized, and falls back to role-based prep instead.</w:t>
+        <w:t xml:space="preserve"> — for each named interviewer, real search for their public professional background. If little or nothing turns up for someone, the guide says so plainly rather than inventing a personality or interests to seem more personalized, and falls back to role-based prep instead.</w:t>
       </w:r>
     </w:p>
     <w:p>
@@ -1779,10 +1415,7 @@
         <w:t xml:space="preserve">CliftonStrengths Talking Points</w:t>
       </w:r>
       <w:r>
-        <w:t xml:space="preserve"> </w:t>
-      </w:r>
-      <w:r>
-        <w:t xml:space="preserve">(only if you filled in that field) — the full version described in Section 3, ending with which themes fit this role best and which basement is the biggest risk.</w:t>
+        <w:t xml:space="preserve"> (only if you filled in that field) — the full version described in Section 3, ending with which themes fit this role best and which basement is the biggest risk.</w:t>
       </w:r>
     </w:p>
     <w:p>
@@ -1801,10 +1434,7 @@
         <w:t xml:space="preserve">Candidate SWOT Analysis</w:t>
       </w:r>
       <w:r>
-        <w:t xml:space="preserve"> </w:t>
-      </w:r>
-      <w:r>
-        <w:t xml:space="preserve">— a Strengths/Weaknesses/Opportunities/Threats breakdown of your candidacy for this specific role, grounded in the Company &amp; Role Snapshot, the Resume-to-JD Gap Map, the Interviewer Research, and (if you filled it in) the CliftonStrengths section above — not a generic SWOT template. Strengths and Weaknesses draw directly from the gap map; Opportunities and Threats draw from the actual company situation and role/interviewer context. Directly under the Weaknesses list, the guide gives 1-2 short talking points for how to address each weakness if it comes up — same guardrail as Objection Reframing: grounded in something real from your resume, never a fabricated accomplishment used to explain a gap away.</w:t>
+        <w:t xml:space="preserve"> — a Strengths/Weaknesses/Opportunities/Threats breakdown of your candidacy for this specific role, grounded in the Company &amp; Role Snapshot, the Resume-to-JD Gap Map, the Interviewer Research, and (if you filled it in) the CliftonStrengths section above — not a generic SWOT template. Strengths and Weaknesses draw directly from the gap map; Opportunities and Threats draw from the actual company situation and role/interviewer context. Directly under the Weaknesses list, the guide gives 1-2 short talking points for how to address each weakness if it comes up — same guardrail as Objection Reframing: grounded in something real from your resume, never a fabricated accomplishment used to explain a gap away.</w:t>
       </w:r>
     </w:p>
     <w:p>
@@ -1823,10 +1453,7 @@
         <w:t xml:space="preserve">Video Call Logistics Checklist</w:t>
       </w:r>
       <w:r>
-        <w:t xml:space="preserve"> </w:t>
-      </w:r>
-      <w:r>
-        <w:t xml:space="preserve">— tied to your actual platform: test audio/video ahead of time, check lighting and background, close notifications, have a backup dial-in if one exists, look at the camera not the screen.</w:t>
+        <w:t xml:space="preserve"> — tied to your actual platform: test audio/video ahead of time, check lighting and background, close notifications, have a backup dial-in if one exists, look at the camera not the screen.</w:t>
       </w:r>
     </w:p>
     <w:p>
@@ -1845,10 +1472,7 @@
         <w:t xml:space="preserve">Time-Boxing</w:t>
       </w:r>
       <w:r>
-        <w:t xml:space="preserve"> </w:t>
-      </w:r>
-      <w:r>
-        <w:t xml:space="preserve">— a realistic cadence scaled to your actual call length, plus a coaching note to keep individual answers to 90 seconds-2 minutes unless explicitly asked to go deeper, since one long answer can eat a meaningful chunk of a short call.</w:t>
+        <w:t xml:space="preserve"> — a realistic cadence scaled to your actual call length, plus a coaching note to keep individual answers to 90 seconds-2 minutes unless explicitly asked to go deeper, since one long answer can eat a meaningful chunk of a short call.</w:t>
       </w:r>
     </w:p>
     <w:p>
@@ -1867,10 +1491,7 @@
         <w:t xml:space="preserve">Your Top 3-4 Stories</w:t>
       </w:r>
       <w:r>
-        <w:t xml:space="preserve"> </w:t>
-      </w:r>
-      <w:r>
-        <w:t xml:space="preserve">— not an exhaustive list. If you wrote your own STAR Stories in the field described in Section 3, the guide uses those exactly as written (tightened for spoken delivery if needed) rather than pointing you to a resume bullet, and fills in any remaining slot up to 3-4 by pointing you to the strongest resume experiences the same way it always has. If you left the STAR Stories field blank, same rule as always: the guide points you to the story, it never writes the story or invents outcomes on your behalf.</w:t>
+        <w:t xml:space="preserve"> — not an exhaustive list. If you wrote your own STAR Stories in the field described in Section 3, the guide uses those exactly as written (tightened for spoken delivery if needed) rather than pointing you to a resume bullet, and fills in any remaining slot up to 3-4 by pointing you to the strongest resume experiences the same way it always has. If you left the STAR Stories field blank, same rule as always: the guide points you to the story, it never writes the story or invents outcomes on your behalf.</w:t>
       </w:r>
     </w:p>
     <w:p>
@@ -1889,10 +1510,7 @@
         <w:t xml:space="preserve">Likely Questions</w:t>
       </w:r>
       <w:r>
-        <w:t xml:space="preserve"> </w:t>
-      </w:r>
-      <w:r>
-        <w:t xml:space="preserve">— behavioral, role/technical, culture/values, and gap-probe, sized realistically for the time you actually have rather than an exhaustive list you won’t get through.</w:t>
+        <w:t xml:space="preserve"> — behavioral, role/technical, culture/values, and gap-probe, sized realistically for the time you actually have rather than an exhaustive list you won’t get through.</w:t>
       </w:r>
     </w:p>
     <w:p>
@@ -1911,10 +1529,7 @@
         <w:t xml:space="preserve">Questions to Ask the Hiring Manager</w:t>
       </w:r>
       <w:r>
-        <w:t xml:space="preserve"> </w:t>
-      </w:r>
-      <w:r>
-        <w:t xml:space="preserve">— team structure and day-to-day, how success is measured in the first 90 days, current priorities, management style. Tailored using the interviewer research where applicable.</w:t>
+        <w:t xml:space="preserve"> — team structure and day-to-day, how success is measured in the first 90 days, current priorities, management style. Tailored using the interviewer research where applicable.</w:t>
       </w:r>
     </w:p>
     <w:p>
@@ -1933,10 +1548,7 @@
         <w:t xml:space="preserve">Logistics Checklist</w:t>
       </w:r>
       <w:r>
-        <w:t xml:space="preserve"> </w:t>
-      </w:r>
-      <w:r>
-        <w:t xml:space="preserve">— video-call-appropriate: notes visible off-camera but out of the way, your own questions written down, the platform link confirmed ahead of time.</w:t>
+        <w:t xml:space="preserve"> — video-call-appropriate: notes visible off-camera but out of the way, your own questions written down, the platform link confirmed ahead of time.</w:t>
       </w:r>
     </w:p>
     <w:bookmarkEnd w:id="31"/>
@@ -1974,10 +1586,7 @@
         <w:t xml:space="preserve">Interview stage</w:t>
       </w:r>
       <w:r>
-        <w:t xml:space="preserve"> </w:t>
-      </w:r>
-      <w:r>
-        <w:t xml:space="preserve">— Technical/skills round, Panel, Onsite/final round, or Not sure.</w:t>
+        <w:t xml:space="preserve"> — Technical/skills round, Panel, Onsite/final round, or Not sure.</w:t>
       </w:r>
     </w:p>
     <w:p>
@@ -1996,10 +1605,7 @@
         <w:t xml:space="preserve">Interviewers</w:t>
       </w:r>
       <w:r>
-        <w:t xml:space="preserve"> </w:t>
-      </w:r>
-      <w:r>
-        <w:t xml:space="preserve">(optional) — same bulk-paste/manual mechanism as Hiring Manager mode, but tracked as its own separate list.</w:t>
+        <w:t xml:space="preserve"> (optional) — same bulk-paste/manual mechanism as Hiring Manager mode, but tracked as its own separate list.</w:t>
       </w:r>
     </w:p>
     <w:p>
@@ -2007,25 +1613,7 @@
         <w:pStyle w:val="FirstParagraph"/>
       </w:pPr>
       <w:r>
-        <w:t xml:space="preserve">Builds:</w:t>
-      </w:r>
-      <w:r>
-        <w:t xml:space="preserve"> </w:t>
-      </w:r>
-      <w:r>
-        <w:t xml:space="preserve">“</w:t>
-      </w:r>
-      <w:r>
-        <w:t xml:space="preserve">Tell Me About Yourself</w:t>
-      </w:r>
-      <w:r>
-        <w:t xml:space="preserve">”</w:t>
-      </w:r>
-      <w:r>
-        <w:t xml:space="preserve"> </w:t>
-      </w:r>
-      <w:r>
-        <w:t xml:space="preserve">(30-45 Second Answer, see Section 4), Company &amp; Role Snapshot, Resume-to-JD Gap Map, the Gap/Leaving Answer (6-8 follow-ups, worded consistently so it holds up when several panelists ask), Objection Reframing (grounded in your named worries, or general guidance if you left that field blank), Interviewer Research (or a plain statement that it’s skipped if no names given), CliftonStrengths Talking Points (only if you filled in that field), a Candidate SWOT Analysis with weakness-mitigation talking points (same shape and guardrails as in Hiring Manager mode, see Section 6), Likely Questions across the same four categories, Story Scaffolding via STAR (using your own STAR Stories from Section 3 as written if you filled them in, otherwise pointing you to resume bullets as always), Questions to Ask Them, and a Logistics Checklist.</w:t>
+        <w:t xml:space="preserve">Builds: “Tell Me About Yourself” (30-45 Second Answer, see Section 4), Company &amp; Role Snapshot, Resume-to-JD Gap Map, the Gap/Leaving Answer (6-8 follow-ups, worded consistently so it holds up when several panelists ask), Objection Reframing (grounded in your named worries, or general guidance if you left that field blank), Interviewer Research (or a plain statement that it’s skipped if no names given), CliftonStrengths Talking Points (only if you filled in that field), a Candidate SWOT Analysis with weakness-mitigation talking points (same shape and guardrails as in Hiring Manager mode, see Section 6), Likely Questions across the same four categories, Story Scaffolding via STAR (using your own STAR Stories from Section 3 as written if you filled them in, otherwise pointing you to resume bullets as always), Questions to Ask Them, and a Logistics Checklist.</w:t>
       </w:r>
     </w:p>
     <w:bookmarkEnd w:id="33"/>
@@ -2043,25 +1631,7 @@
         <w:pStyle w:val="FirstParagraph"/>
       </w:pPr>
       <w:r>
-        <w:t xml:space="preserve">These apply in Hiring Manager and General/Other modes (Recruiter Screen mode has its own parallel guardrails, in Section 5), except the</w:t>
-      </w:r>
-      <w:r>
-        <w:t xml:space="preserve"> </w:t>
-      </w:r>
-      <w:r>
-        <w:t xml:space="preserve">“</w:t>
-      </w:r>
-      <w:r>
-        <w:t xml:space="preserve">Tell Me About Yourself</w:t>
-      </w:r>
-      <w:r>
-        <w:t xml:space="preserve">”</w:t>
-      </w:r>
-      <w:r>
-        <w:t xml:space="preserve"> </w:t>
-      </w:r>
-      <w:r>
-        <w:t xml:space="preserve">and CliftonStrengths rules, which apply in all three modes:</w:t>
+        <w:t xml:space="preserve">These apply in Hiring Manager and General/Other modes (Recruiter Screen mode has its own parallel guardrails, in Section 5), except the “Tell Me About Yourself” and CliftonStrengths rules, which apply in all three modes:</w:t>
       </w:r>
     </w:p>
     <w:p>
@@ -2080,10 +1650,7 @@
         <w:t xml:space="preserve">Never a fabricated story.</w:t>
       </w:r>
       <w:r>
-        <w:t xml:space="preserve"> </w:t>
-      </w:r>
-      <w:r>
-        <w:t xml:space="preserve">If you filled in the STAR Stories field, the guide uses those stories exactly as written and never adds, embellishes, or invents detail beyond what you gave it. Where a slot is unfilled, the guide points you to the specific resume bullet that’s your strongest match and prompts STAR structure — it never writes the actual story, invents what happened, or fabricates outcomes or metrics. Claude doesn’t know what actually happened in your work beyond what your resume states (or what you wrote yourself in a STAR Story), and inventing specifics risks putting words in your mouth you’d have to walk back live.</w:t>
+        <w:t xml:space="preserve"> If you filled in the STAR Stories field, the guide uses those stories exactly as written and never adds, embellishes, or invents detail beyond what you gave it. Where a slot is unfilled, the guide points you to the specific resume bullet that’s your strongest match and prompts STAR structure — it never writes the actual story, invents what happened, or fabricates outcomes or metrics. Claude doesn’t know what actually happened in your work beyond what your resume states (or what you wrote yourself in a STAR Story), and inventing specifics risks putting words in your mouth you’d have to walk back live.</w:t>
       </w:r>
     </w:p>
     <w:p>
@@ -2099,41 +1666,10 @@
           <w:bCs/>
           <w:b/>
         </w:rPr>
-        <w:t xml:space="preserve">“</w:t>
-      </w:r>
-      <w:r>
-        <w:rPr>
-          <w:bCs/>
-          <w:b/>
-        </w:rPr>
-        <w:t xml:space="preserve">Tell Me About Yourself</w:t>
-      </w:r>
-      <w:r>
-        <w:rPr>
-          <w:bCs/>
-          <w:b/>
-        </w:rPr>
-        <w:t xml:space="preserve">”</w:t>
-      </w:r>
-      <w:r>
-        <w:rPr>
-          <w:bCs/>
-          <w:b/>
-        </w:rPr>
-        <w:t xml:space="preserve"> </w:t>
-      </w:r>
-      <w:r>
-        <w:rPr>
-          <w:bCs/>
-          <w:b/>
-        </w:rPr>
-        <w:t xml:space="preserve">stays factual.</w:t>
-      </w:r>
-      <w:r>
-        <w:t xml:space="preserve"> </w:t>
-      </w:r>
-      <w:r>
-        <w:t xml:space="preserve">The 30-45 second answer uses only what you’ve given the tool: your resume, your own STAR Stories, and the optional extras. A detail none of those supply, like your hometown or school, is left out rather than invented, and Part 1 never includes dates.</w:t>
+        <w:t xml:space="preserve">“Tell Me About Yourself” stays factual.</w:t>
+      </w:r>
+      <w:r>
+        <w:t xml:space="preserve"> The 30-45 second answer uses only what you’ve given the tool: your resume, your own STAR Stories, and the optional extras. A detail none of those supply, like your hometown or school, is left out rather than invented, and Part 1 never includes dates.</w:t>
       </w:r>
     </w:p>
     <w:p>
@@ -2152,10 +1688,7 @@
         <w:t xml:space="preserve">CliftonStrengths stay tied to evidence.</w:t>
       </w:r>
       <w:r>
-        <w:t xml:space="preserve"> </w:t>
-      </w:r>
-      <w:r>
-        <w:t xml:space="preserve">Themes are treated as how you describe your working style, not as proof of accomplishments. Every talking point is tied to real evidence in your resume or STAR Stories, and the guide never attributes a theme you didn’t list.</w:t>
+        <w:t xml:space="preserve"> Themes are treated as how you describe your working style, not as proof of accomplishments. Every talking point is tied to real evidence in your resume or STAR Stories, and the guide never attributes a theme you didn’t list.</w:t>
       </w:r>
     </w:p>
     <w:p>
@@ -2174,10 +1707,7 @@
         <w:t xml:space="preserve">Interviewer research stays evidence-based.</w:t>
       </w:r>
       <w:r>
-        <w:t xml:space="preserve"> </w:t>
-      </w:r>
-      <w:r>
-        <w:t xml:space="preserve">A thin or empty search result for a named person is a valid, expected outcome — the guide reports it as such rather than filling the gap with a plausible-sounding personality profile.</w:t>
+        <w:t xml:space="preserve"> A thin or empty search result for a named person is a valid, expected outcome — the guide reports it as such rather than filling the gap with a plausible-sounding personality profile.</w:t>
       </w:r>
     </w:p>
     <w:p>
@@ -2196,10 +1726,7 @@
         <w:t xml:space="preserve">SWOT weaknesses stay honest.</w:t>
       </w:r>
       <w:r>
-        <w:t xml:space="preserve"> </w:t>
-      </w:r>
-      <w:r>
-        <w:t xml:space="preserve">A real weakness in the Candidate SWOT Analysis is never softened into a non-weakness, and its mitigation talking point is never a fabricated accomplishment used to explain the gap away — same standard as Objection Reframing. The SWOT is only built in Hiring Manager and General/Other modes, since Recruiter Screen mode stays deliberately brief and checklist-oriented.</w:t>
+        <w:t xml:space="preserve"> A real weakness in the Candidate SWOT Analysis is never softened into a non-weakness, and its mitigation talking point is never a fabricated accomplishment used to explain the gap away — same standard as Objection Reframing. The SWOT is only built in Hiring Manager and General/Other modes, since Recruiter Screen mode stays deliberately brief and checklist-oriented.</w:t>
       </w:r>
     </w:p>
     <w:bookmarkEnd w:id="34"/>
@@ -2217,10 +1744,7 @@
         <w:pStyle w:val="FirstParagraph"/>
       </w:pPr>
       <w:r>
-        <w:t xml:space="preserve">Every guide always comes back as a</w:t>
-      </w:r>
-      <w:r>
-        <w:t xml:space="preserve"> </w:t>
+        <w:t xml:space="preserve">Every guide always comes back as a </w:t>
       </w:r>
       <w:r>
         <w:rPr>
@@ -2230,31 +1754,7 @@
         <w:t xml:space="preserve">downloadable Word document (.docx)</w:t>
       </w:r>
       <w:r>
-        <w:t xml:space="preserve"> </w:t>
-      </w:r>
-      <w:r>
-        <w:t xml:space="preserve">— there’s no chat-table option anymore. It’s a reference guide you’ll want on hand right before walking in, with a one-page Quick Reference summary at the very top (opening with your 30-45 second</w:t>
-      </w:r>
-      <w:r>
-        <w:t xml:space="preserve"> </w:t>
-      </w:r>
-      <w:r>
-        <w:t xml:space="preserve">“</w:t>
-      </w:r>
-      <w:r>
-        <w:t xml:space="preserve">Tell Me About Yourself</w:t>
-      </w:r>
-      <w:r>
-        <w:t xml:space="preserve">”</w:t>
-      </w:r>
-      <w:r>
-        <w:t xml:space="preserve"> </w:t>
-      </w:r>
-      <w:r>
-        <w:t xml:space="preserve">answer) and full detail below it. This requires the</w:t>
-      </w:r>
-      <w:r>
-        <w:t xml:space="preserve"> </w:t>
+        <w:t xml:space="preserve"> — there’s no chat-table option anymore. It’s a reference guide you’ll want on hand right before walking in, with a one-page Quick Reference summary at the very top (opening with your 30-45 second “Tell Me About Yourself” answer) and full detail below it. This requires the </w:t>
       </w:r>
       <w:r>
         <w:rPr>
@@ -2264,10 +1764,7 @@
         <w:t xml:space="preserve">Code execution and file creation</w:t>
       </w:r>
       <w:r>
-        <w:t xml:space="preserve"> </w:t>
-      </w:r>
-      <w:r>
-        <w:t xml:space="preserve">setting (Settings → Capabilities) to be on; without it, Claude will fall back to a chat response.</w:t>
+        <w:t xml:space="preserve"> setting (Settings → Capabilities) to be on; without it, Claude will fall back to a chat response.</w:t>
       </w:r>
     </w:p>
     <w:bookmarkEnd w:id="35"/>
@@ -2313,22 +1810,7 @@
         <w:pStyle w:val="Compact"/>
       </w:pPr>
       <w:r>
-        <w:t xml:space="preserve">Fill in whatever’s specific to your mode, plus any optional fields that apply to you (</w:t>
-      </w:r>
-      <w:r>
-        <w:t xml:space="preserve">“</w:t>
-      </w:r>
-      <w:r>
-        <w:t xml:space="preserve">Tell Me About Yourself</w:t>
-      </w:r>
-      <w:r>
-        <w:t xml:space="preserve">”</w:t>
-      </w:r>
-      <w:r>
-        <w:t xml:space="preserve"> </w:t>
-      </w:r>
-      <w:r>
-        <w:t xml:space="preserve">extras, CliftonStrengths, STAR Stories).</w:t>
+        <w:t xml:space="preserve">Fill in whatever’s specific to your mode, plus any optional fields that apply to you (“Tell Me About Yourself” extras, CliftonStrengths, STAR Stories).</w:t>
       </w:r>
     </w:p>
     <w:p>
@@ -2352,25 +1834,7 @@
         <w:pStyle w:val="Compact"/>
       </w:pPr>
       <w:r>
-        <w:t xml:space="preserve">Review the guide — pay particular attention to anything flagged as needing your own input (a gap reason you didn’t supply, an interviewer with no research found, a note under your</w:t>
-      </w:r>
-      <w:r>
-        <w:t xml:space="preserve"> </w:t>
-      </w:r>
-      <w:r>
-        <w:t xml:space="preserve">“</w:t>
-      </w:r>
-      <w:r>
-        <w:t xml:space="preserve">Tell Me About Yourself</w:t>
-      </w:r>
-      <w:r>
-        <w:t xml:space="preserve">”</w:t>
-      </w:r>
-      <w:r>
-        <w:t xml:space="preserve"> </w:t>
-      </w:r>
-      <w:r>
-        <w:t xml:space="preserve">answer about a detail you could add). Then say that answer out loud with a timer: it should land between 30 and 45 seconds.</w:t>
+        <w:t xml:space="preserve">Review the guide — pay particular attention to anything flagged as needing your own input (a gap reason you didn’t supply, an interviewer with no research found, a note under your “Tell Me About Yourself” answer about a detail you could add). Then say that answer out loud with a timer: it should land between 30 and 45 seconds.</w:t>
       </w:r>
     </w:p>
     <w:p>
@@ -2382,25 +1846,7 @@
         <w:pStyle w:val="Compact"/>
       </w:pPr>
       <w:r>
-        <w:t xml:space="preserve">Reuse Part 3 of your</w:t>
-      </w:r>
-      <w:r>
-        <w:t xml:space="preserve"> </w:t>
-      </w:r>
-      <w:r>
-        <w:t xml:space="preserve">“</w:t>
-      </w:r>
-      <w:r>
-        <w:t xml:space="preserve">Tell Me About Yourself</w:t>
-      </w:r>
-      <w:r>
-        <w:t xml:space="preserve">”</w:t>
-      </w:r>
-      <w:r>
-        <w:t xml:space="preserve"> </w:t>
-      </w:r>
-      <w:r>
-        <w:t xml:space="preserve">answer as a starting point for your LinkedIn About section or your outreach openers, if it isn’t already there.</w:t>
+        <w:t xml:space="preserve">Reuse the closing “what you’d bring” lines of your “Tell Me About Yourself” answer as a starting point for your LinkedIn About section or your outreach openers, if it isn’t already there.</w:t>
       </w:r>
     </w:p>
     <w:p>
@@ -2734,25 +2180,7 @@
               <w:jc w:val="left"/>
             </w:pPr>
             <w:r>
-              <w:t xml:space="preserve">My</w:t>
-            </w:r>
-            <w:r>
-              <w:t xml:space="preserve"> </w:t>
-            </w:r>
-            <w:r>
-              <w:t xml:space="preserve">“</w:t>
-            </w:r>
-            <w:r>
-              <w:t xml:space="preserve">Tell Me About Yourself</w:t>
-            </w:r>
-            <w:r>
-              <w:t xml:space="preserve">”</w:t>
-            </w:r>
-            <w:r>
-              <w:t xml:space="preserve"> </w:t>
-            </w:r>
-            <w:r>
-              <w:t xml:space="preserve">answer doesn’t mention where I’m from or my school</w:t>
+              <w:t xml:space="preserve">My “Tell Me About Yourself” answer doesn’t mention where I’m from or my school</w:t>
             </w:r>
           </w:p>
         </w:tc>
@@ -2778,55 +2206,19 @@
               <w:jc w:val="left"/>
             </w:pPr>
             <w:r>
-              <w:t xml:space="preserve">Part 3 of my</w:t>
-            </w:r>
-            <w:r>
-              <w:t xml:space="preserve"> </w:t>
-            </w:r>
-            <w:r>
-              <w:t xml:space="preserve">“</w:t>
-            </w:r>
-            <w:r>
-              <w:t xml:space="preserve">Tell Me About Yourself</w:t>
-            </w:r>
-            <w:r>
-              <w:t xml:space="preserve">”</w:t>
-            </w:r>
-            <w:r>
-              <w:t xml:space="preserve"> </w:t>
-            </w:r>
-            <w:r>
-              <w:t xml:space="preserve">isn’t what I’d lead with</w:t>
-            </w:r>
-          </w:p>
-        </w:tc>
-        <w:tc>
-          <w:tcPr/>
-          <w:p>
-            <w:pPr>
-              <w:pStyle w:val="Compact"/>
-              <w:jc w:val="left"/>
-            </w:pPr>
-            <w:r>
-              <w:t xml:space="preserve">Fill in the optional</w:t>
-            </w:r>
-            <w:r>
-              <w:t xml:space="preserve"> </w:t>
-            </w:r>
-            <w:r>
-              <w:t xml:space="preserve">“</w:t>
-            </w:r>
-            <w:r>
-              <w:t xml:space="preserve">2-3 things you most want them to remember</w:t>
-            </w:r>
-            <w:r>
-              <w:t xml:space="preserve">”</w:t>
-            </w:r>
-            <w:r>
-              <w:t xml:space="preserve"> </w:t>
-            </w:r>
-            <w:r>
-              <w:t xml:space="preserve">field. Left blank, the guide picks the strengths that best match the job description.</w:t>
+              <w:t xml:space="preserve">The “what I’d bring” part of my “Tell Me About Yourself” isn’t what I’d lead with</w:t>
+            </w:r>
+          </w:p>
+        </w:tc>
+        <w:tc>
+          <w:tcPr/>
+          <w:p>
+            <w:pPr>
+              <w:pStyle w:val="Compact"/>
+              <w:jc w:val="left"/>
+            </w:pPr>
+            <w:r>
+              <w:t xml:space="preserve">Fill in the optional “2-3 things you most want them to remember” field. Left blank, the guide picks the strengths that best match the job description.</w:t>
             </w:r>
           </w:p>
         </w:tc>
@@ -2840,7 +2232,7 @@
               <w:jc w:val="left"/>
             </w:pPr>
             <w:r>
-              <w:t xml:space="preserve">Part 3 left out one of the things I asked it to emphasize</w:t>
+              <w:t xml:space="preserve">My answer left out one of the things I asked it to emphasize</w:t>
             </w:r>
           </w:p>
         </w:tc>
@@ -2866,37 +2258,19 @@
               <w:jc w:val="left"/>
             </w:pPr>
             <w:r>
-              <w:t xml:space="preserve">My</w:t>
-            </w:r>
-            <w:r>
-              <w:t xml:space="preserve"> </w:t>
-            </w:r>
-            <w:r>
-              <w:t xml:space="preserve">“</w:t>
-            </w:r>
-            <w:r>
-              <w:t xml:space="preserve">Tell Me About Yourself</w:t>
-            </w:r>
-            <w:r>
-              <w:t xml:space="preserve">”</w:t>
-            </w:r>
-            <w:r>
-              <w:t xml:space="preserve"> </w:t>
-            </w:r>
-            <w:r>
-              <w:t xml:space="preserve">answer runs longer than 45 seconds</w:t>
-            </w:r>
-          </w:p>
-        </w:tc>
-        <w:tc>
-          <w:tcPr/>
-          <w:p>
-            <w:pPr>
-              <w:pStyle w:val="Compact"/>
-              <w:jc w:val="left"/>
-            </w:pPr>
-            <w:r>
-              <w:t xml:space="preserve">Trim Parts 1 and 2 first. Part 3 (how your background fits this job) is the part worth the extra seconds.</w:t>
+              <w:t xml:space="preserve">I don’t see Part 1, Part 2, and Part 3 broken out in my guide</w:t>
+            </w:r>
+          </w:p>
+        </w:tc>
+        <w:tc>
+          <w:tcPr/>
+          <w:p>
+            <w:pPr>
+              <w:pStyle w:val="Compact"/>
+              <w:jc w:val="left"/>
+            </w:pPr>
+            <w:r>
+              <w:t xml:space="preserve">By design: the guide shows the one-line “How it’s built” outline, then only the full answer and the 20-second version, so you rehearse the answer as one piece.</w:t>
             </w:r>
           </w:p>
         </w:tc>
@@ -2910,6 +2284,32 @@
               <w:jc w:val="left"/>
             </w:pPr>
             <w:r>
+              <w:t xml:space="preserve">My “Tell Me About Yourself” answer runs longer than 45 seconds</w:t>
+            </w:r>
+          </w:p>
+        </w:tc>
+        <w:tc>
+          <w:tcPr/>
+          <w:p>
+            <w:pPr>
+              <w:pStyle w:val="Compact"/>
+              <w:jc w:val="left"/>
+            </w:pPr>
+            <w:r>
+              <w:t xml:space="preserve">Trim the early-years and most-recent-role lines first. The closing “what you’d bring” lines (how your background fits this job) are worth the extra seconds.</w:t>
+            </w:r>
+          </w:p>
+        </w:tc>
+      </w:tr>
+      <w:tr>
+        <w:tc>
+          <w:tcPr/>
+          <w:p>
+            <w:pPr>
+              <w:pStyle w:val="Compact"/>
+              <w:jc w:val="left"/>
+            </w:pPr>
+            <w:r>
               <w:t xml:space="preserve">In ChatGPT, it asks clarifying questions instead of running the task</w:t>
             </w:r>
           </w:p>
@@ -2922,25 +2322,7 @@
               <w:jc w:val="left"/>
             </w:pPr>
             <w:r>
-              <w:t xml:space="preserve">The prompt opens with an explicit</w:t>
-            </w:r>
-            <w:r>
-              <w:t xml:space="preserve"> </w:t>
-            </w:r>
-            <w:r>
-              <w:t xml:space="preserve">“</w:t>
-            </w:r>
-            <w:r>
-              <w:t xml:space="preserve">execute this directly</w:t>
-            </w:r>
-            <w:r>
-              <w:t xml:space="preserve">”</w:t>
-            </w:r>
-            <w:r>
-              <w:t xml:space="preserve"> </w:t>
-            </w:r>
-            <w:r>
-              <w:t xml:space="preserve">instruction — restate it more bluntly as a follow-up if needed.</w:t>
+              <w:t xml:space="preserve">The prompt opens with an explicit “execute this directly” instruction — restate it more bluntly as a follow-up if needed.</w:t>
             </w:r>
           </w:p>
         </w:tc>
